--- a/Bitacoras/GestorUrbano_Bitacora_v38_0.docx
+++ b/Bitacoras/GestorUrbano_Bitacora_v38_0.docx
@@ -1927,6 +1927,72 @@
           </w:p>
         </w:tc>
       </w:tr>
+      <w:tr>
+        <w:tc>
+          <w:tcPr>
+            <w:tcW w:type="dxa" w:w="4320"/>
+          </w:tcPr>
+          <w:p>
+            <w:r>
+              <w:t>`c6e6f29`</w:t>
+            </w:r>
+          </w:p>
+        </w:tc>
+        <w:tc>
+          <w:tcPr>
+            <w:tcW w:type="dxa" w:w="4320"/>
+          </w:tcPr>
+          <w:p>
+            <w:r>
+              <w:t>docs: bitácora v38.0 (.md + .docx)</w:t>
+            </w:r>
+          </w:p>
+        </w:tc>
+      </w:tr>
+      <w:tr>
+        <w:tc>
+          <w:tcPr>
+            <w:tcW w:type="dxa" w:w="4320"/>
+          </w:tcPr>
+          <w:p>
+            <w:r>
+              <w:t>`ad7427c`</w:t>
+            </w:r>
+          </w:p>
+        </w:tc>
+        <w:tc>
+          <w:tcPr>
+            <w:tcW w:type="dxa" w:w="4320"/>
+          </w:tcPr>
+          <w:p>
+            <w:r>
+              <w:t>feat index: transiciones suaves de tema + animación de logo al cargar menú</w:t>
+            </w:r>
+          </w:p>
+        </w:tc>
+      </w:tr>
+      <w:tr>
+        <w:tc>
+          <w:tcPr>
+            <w:tcW w:type="dxa" w:w="4320"/>
+          </w:tcPr>
+          <w:p>
+            <w:r>
+              <w:t>`efb22b4`</w:t>
+            </w:r>
+          </w:p>
+        </w:tc>
+        <w:tc>
+          <w:tcPr>
+            <w:tcW w:type="dxa" w:w="4320"/>
+          </w:tcPr>
+          <w:p>
+            <w:r>
+              <w:t>fix index: splash adapta colores al tema oscuro guardado en localStorage</w:t>
+            </w:r>
+          </w:p>
+        </w:tc>
+      </w:tr>
     </w:tbl>
     <w:p>
       <w:r/>
@@ -1937,7 +2003,7 @@
         <w:t>Total:</w:t>
       </w:r>
       <w:r>
-        <w:t xml:space="preserve"> 5 commits · sesión 12 ago 2026</w:t>
+        <w:t xml:space="preserve"> 8 commits · sesión 12 ago 2026</w:t>
       </w:r>
     </w:p>
     <w:p>
@@ -1953,7 +2019,225 @@
         <w:rPr>
           <w:color w:val="2E4D6B"/>
         </w:rPr>
-        <w:t>10. Parámetros de la sesión</w:t>
+        <w:t>10. Animaciones y transiciones — index.html (Bloque C)</w:t>
+      </w:r>
+    </w:p>
+    <w:p>
+      <w:pPr>
+        <w:pStyle w:val="Heading3"/>
+      </w:pPr>
+      <w:r>
+        <w:t>10.1 Contexto</w:t>
+      </w:r>
+    </w:p>
+    <w:p>
+      <w:r>
+        <w:t>Al final de la sesión Fernando solicitó tres mejoras visuales al menú principal (`index.html`):</w:t>
+      </w:r>
+    </w:p>
+    <w:p>
+      <w:r>
+        <w:t>1. Transición suave al cambiar entre modo oscuro y modo claro.</w:t>
+      </w:r>
+    </w:p>
+    <w:p>
+      <w:r>
+        <w:t>2. Que el splash (intro) respete el tema guardado (no mostrarse blanco si el usuario tiene modo oscuro).</w:t>
+      </w:r>
+    </w:p>
+    <w:p>
+      <w:r>
+        <w:t>3. Que el logo "TrazaUrbana" en el header aparezca con animación de entrada cada vez que el usuario llega al menú (desde un módulo o carga directa).</w:t>
+      </w:r>
+    </w:p>
+    <w:p>
+      <w:pPr>
+        <w:pStyle w:val="Heading3"/>
+      </w:pPr>
+      <w:r>
+        <w:t>10.2 Transición dark↔light</w:t>
+      </w:r>
+    </w:p>
+    <w:p>
+      <w:r>
+        <w:t>Se agregaron reglas CSS de `transition` a los elementos que cambian al alternar tema:</w:t>
+      </w:r>
+    </w:p>
+    <w:p>
+      <w:pPr>
+        <w:ind w:left="576"/>
+      </w:pPr>
+      <w:r>
+        <w:rPr>
+          <w:rFonts w:ascii="Courier New" w:hAnsi="Courier New"/>
+          <w:sz w:val="18"/>
+        </w:rPr>
+        <w:t>body { transition: background-color .4s ease, color .3s ease }</w:t>
+        <w:br/>
+        <w:t>header { transition: background-color .4s ease, border-color .35s ease }</w:t>
+        <w:br/>
+        <w:t>.mod-card { transition: background-color .4s ease, border-color .25s ease, color .3s ease, transform .15s, box-shadow .2s }</w:t>
+        <w:br/>
+        <w:t>.stat-box { transition: background-color .4s ease, border-color .35s ease }</w:t>
+        <w:br/>
+        <w:t>.hero-eyebrow, .tag, .stack-tag, .hbadge, .mod-card-top, .mod-card-body</w:t>
+        <w:br/>
+        <w:t>footer { transition: background-color .4s ease, border-color .35s ease }</w:t>
+      </w:r>
+    </w:p>
+    <w:p>
+      <w:r>
+        <w:t>El cambio de tema pasa de ser instantáneo a un fade suave de ~0.35–0.4s.</w:t>
+      </w:r>
+    </w:p>
+    <w:p>
+      <w:pPr>
+        <w:pStyle w:val="Heading3"/>
+      </w:pPr>
+      <w:r>
+        <w:t>10.3 Animación del logo en el header</w:t>
+      </w:r>
+    </w:p>
+    <w:p>
+      <w:r>
+        <w:t>El `div` que contiene el isotipo SVG y el wordmark "TrazaUrbana" recibió `id="hdr-brand"` y un CSS de entrada:</w:t>
+      </w:r>
+    </w:p>
+    <w:p>
+      <w:pPr>
+        <w:ind w:left="576"/>
+      </w:pPr>
+      <w:r>
+        <w:rPr>
+          <w:rFonts w:ascii="Courier New" w:hAnsi="Courier New"/>
+          <w:sz w:val="18"/>
+        </w:rPr>
+        <w:t>#hdr-brand { opacity: 0; transform: translateY(-6px) scale(.92);</w:t>
+        <w:br/>
+        <w:t xml:space="preserve">             transition: opacity .5s ease .1s, transform .55s cubic-bezier(.34,1.56,.64,1) .1s }</w:t>
+        <w:br/>
+        <w:t>#hdr-brand.live { opacity: 1; transform: none }</w:t>
+      </w:r>
+    </w:p>
+    <w:p>
+      <w:r>
+        <w:t>El logo empieza invisible. Cuando el splash termina (`dismiss()`), el script activa la clase `.live` con 120ms de delay — el isotipo y wordmark aparecen con un spring suave desde arriba.</w:t>
+      </w:r>
+    </w:p>
+    <w:p>
+      <w:r>
+        <w:t>Adicionalmente, al hacer `dismiss()` el SVG del splash ejecuta una animación de contracción hacia arriba antes del fade-out, dando la ilusión de que el isotipo "vuela" hacia el header:</w:t>
+      </w:r>
+    </w:p>
+    <w:p>
+      <w:pPr>
+        <w:ind w:left="576"/>
+      </w:pPr>
+      <w:r>
+        <w:rPr>
+          <w:rFonts w:ascii="Courier New" w:hAnsi="Courier New"/>
+          <w:sz w:val="18"/>
+        </w:rPr>
+        <w:t>_sv.style.transform = 'translateY(-32px) scale(.28)';</w:t>
+        <w:br/>
+        <w:t>_sv.style.opacity = '.08';</w:t>
+      </w:r>
+    </w:p>
+    <w:p>
+      <w:pPr>
+        <w:pStyle w:val="Heading3"/>
+      </w:pPr>
+      <w:r>
+        <w:t>10.4 Splash adaptado al tema guardado</w:t>
+      </w:r>
+    </w:p>
+    <w:p>
+      <w:r/>
+      <w:r>
+        <w:rPr>
+          <w:b/>
+        </w:rPr>
+        <w:t>Problema:</w:t>
+      </w:r>
+      <w:r>
+        <w:t xml:space="preserve"> `#tu-splash` tenía `background:#F6F3EC` (crema) hardcoded. Al cargar en modo oscuro, el splash aparecía blanco sobre lo que debería ser una interfaz oscura.</w:t>
+      </w:r>
+    </w:p>
+    <w:p>
+      <w:r/>
+      <w:r>
+        <w:rPr>
+          <w:b/>
+        </w:rPr>
+        <w:t>Solución:</w:t>
+      </w:r>
+      <w:r>
+        <w:t xml:space="preserve"> Al inicio del script del splash, se lee `localStorage.getItem('gu_theme')`. Si el valor no es `'light'` (incluye el caso sin valor guardado, ya que el default es oscuro), se aplica:</w:t>
+      </w:r>
+    </w:p>
+    <w:p>
+      <w:pPr>
+        <w:ind w:left="576"/>
+      </w:pPr>
+      <w:r>
+        <w:rPr>
+          <w:rFonts w:ascii="Courier New" w:hAnsi="Courier New"/>
+          <w:sz w:val="18"/>
+        </w:rPr>
+        <w:t>s.classList.add('dk');                                    // background #0B0F1A via CSS</w:t>
+        <w:br/>
+        <w:t>_b1.setAttribute('stroke', '#3D7BFF');                    // SVG caja → azul accent</w:t>
+        <w:br/>
+        <w:t>_l1.setAttribute('stroke', '#3D7BFF');                    // SVG línea diagonal → azul accent</w:t>
+        <w:br/>
+        <w:t>_wt.style.color = '#C4D2E0';                              // "Traza" wordmark → gris claro</w:t>
+        <w:br/>
+        <w:t>_tg.style.color = '#4B5563';                              // tagline → gris tenue</w:t>
+      </w:r>
+    </w:p>
+    <w:p>
+      <w:r>
+        <w:t>El naranja `#D85A30` (cuadro del isotipo, "Urbana", barra de progreso) se mantiene igual en ambos temas.</w:t>
+      </w:r>
+    </w:p>
+    <w:p>
+      <w:r/>
+      <w:r>
+        <w:rPr>
+          <w:b/>
+        </w:rPr>
+        <w:t>Resultado:</w:t>
+      </w:r>
+      <w:r>
+        <w:t xml:space="preserve"> el splash ahora coincide con el tema del usuario desde el primer frame.</w:t>
+      </w:r>
+    </w:p>
+    <w:p>
+      <w:r/>
+      <w:r>
+        <w:rPr>
+          <w:b/>
+        </w:rPr>
+        <w:t>Commits:</w:t>
+      </w:r>
+      <w:r>
+        <w:t xml:space="preserve"> `ad7427c` · `efb22b4`</w:t>
+      </w:r>
+    </w:p>
+    <w:p>
+      <w:r>
+        <w:t>────────────────────────────────────────────────────────────</w:t>
+      </w:r>
+    </w:p>
+    <w:p>
+      <w:pPr>
+        <w:pStyle w:val="Heading2"/>
+      </w:pPr>
+      <w:r>
+        <w:rPr>
+          <w:color w:val="2E4D6B"/>
+        </w:rPr>
+        <w:t>11. Parámetros de la sesión</w:t>
       </w:r>
     </w:p>
     <w:tbl>
@@ -2121,7 +2405,7 @@
           </w:tcPr>
           <w:p>
             <w:r>
-              <w:t>GestorUrbano_M02_4.html · GestorUrbano_M07_1.html</w:t>
+              <w:t>GestorUrbano_M02_4.html · GestorUrbano_M07_1.html · index.html</w:t>
             </w:r>
           </w:p>
         </w:tc>
@@ -2184,7 +2468,7 @@
         <w:rPr>
           <w:color w:val="2E4D6B"/>
         </w:rPr>
-        <w:t>11. Estado de módulos al 12 ago 2026</w:t>
+        <w:t>12. Estado de módulos al 12 ago 2026</w:t>
       </w:r>
     </w:p>
     <w:tbl>
@@ -2573,7 +2857,7 @@
         <w:rPr>
           <w:color w:val="2E4D6B"/>
         </w:rPr>
-        <w:t>12. Pendientes arrastrados</w:t>
+        <w:t>13. Pendientes arrastrados</w:t>
       </w:r>
     </w:p>
     <w:p>

--- a/Bitacoras/GestorUrbano_Bitacora_v38_0.docx
+++ b/Bitacoras/GestorUrbano_Bitacora_v38_0.docx
@@ -7,9 +7,6 @@
         <w:pStyle w:val="Heading1"/>
       </w:pPr>
       <w:r>
-        <w:rPr>
-          <w:color w:val="1A5676"/>
-        </w:rPr>
         <w:t>Bitácora de Desarrollo</w:t>
       </w:r>
     </w:p>
@@ -18,34 +15,37 @@
         <w:pStyle w:val="Heading2"/>
       </w:pPr>
       <w:r>
-        <w:rPr>
-          <w:color w:val="2E4D6B"/>
-        </w:rPr>
         <w:t>Gestor Urbano Jalisco AMG · v38.0</w:t>
       </w:r>
     </w:p>
     <w:p>
+      <w:pPr>
+        <w:spacing w:after="100"/>
+      </w:pPr>
       <w:r>
         <w:t>12 de agosto de 2026</w:t>
       </w:r>
     </w:p>
     <w:p>
-      <w:r>
-        <w:t>────────────────────────────────────────────────────────────</w:t>
-      </w:r>
+      <w:pPr>
+        <w:pBdr>
+          <w:bottom w:val="single" w:sz="4" w:space="1" w:color="BBBBBB"/>
+        </w:pBdr>
+        <w:spacing w:before="0" w:after="160"/>
+      </w:pPr>
     </w:p>
     <w:p>
       <w:pPr>
         <w:pStyle w:val="Heading2"/>
       </w:pPr>
       <w:r>
-        <w:rPr>
-          <w:color w:val="2E4D6B"/>
-        </w:rPr>
         <w:t>1. Resumen de la sesión</w:t>
       </w:r>
     </w:p>
     <w:p>
+      <w:pPr>
+        <w:spacing w:after="100"/>
+      </w:pPr>
       <w:r>
         <w:t xml:space="preserve">Sesión de trabajo del 12 ago 2026 (continuación de sesión anterior que se compactó por contexto). Eje principal: </w:t>
       </w:r>
@@ -60,109 +60,170 @@
       </w:r>
     </w:p>
     <w:p>
+      <w:pPr>
+        <w:spacing w:after="100"/>
+      </w:pPr>
       <w:r>
         <w:t>Trabajo realizado en dos bloques:</w:t>
       </w:r>
     </w:p>
     <w:p>
-      <w:r/>
+      <w:pPr>
+        <w:spacing w:after="100"/>
+      </w:pPr>
       <w:r>
         <w:rPr>
           <w:b/>
         </w:rPr>
         <w:t>Bloque A — sesión anterior (compactada):</w:t>
       </w:r>
-      <w:r/>
     </w:p>
     <w:p>
-      <w:r>
-        <w:t>1. Fix de 3 bugs en la implementación del Art. 29 en M02.</w:t>
+      <w:pPr>
+        <w:pStyle w:val="ListNumber"/>
+      </w:pPr>
+      <w:r>
+        <w:t>Fix de 3 bugs en la implementación del Art. 29 en M02.</w:t>
       </w:r>
     </w:p>
     <w:p>
-      <w:r>
-        <w:t>2. Clarificación normativa de Art. 29 para zonas industriales y lógica zona-vs-giro.</w:t>
+      <w:pPr>
+        <w:pStyle w:val="ListNumber"/>
+      </w:pPr>
+      <w:r>
+        <w:t>Clarificación normativa de Art. 29 para zonas industriales y lógica zona-vs-giro.</w:t>
       </w:r>
     </w:p>
     <w:p>
-      <w:r>
-        <w:t>3. Investigación de equivalente de Art. 29 en Zapopan (resultado: no existe).</w:t>
+      <w:pPr>
+        <w:pStyle w:val="ListNumber"/>
+      </w:pPr>
+      <w:r>
+        <w:t>Investigación de equivalente de Art. 29 en Zapopan (resultado: no existe).</w:t>
       </w:r>
     </w:p>
     <w:p>
-      <w:r>
-        <w:t>4. Confirmación de que SCIAN para TLQ/TLJ/TON ya estaba resuelto.</w:t>
+      <w:pPr>
+        <w:pStyle w:val="ListNumber"/>
+      </w:pPr>
+      <w:r>
+        <w:t>Confirmación de que SCIAN para TLQ/TLJ/TON ya estaba resuelto.</w:t>
       </w:r>
     </w:p>
     <w:p>
-      <w:r>
-        <w:t>5. Agregar Art. 29 al Glosario de M07 con definición completa de las 5 fracciones.</w:t>
+      <w:pPr>
+        <w:pStyle w:val="ListNumber"/>
+      </w:pPr>
+      <w:r>
+        <w:t>Agregar Art. 29 al Glosario de M07 con definición completa de las 5 fracciones.</w:t>
       </w:r>
     </w:p>
     <w:p>
-      <w:r/>
+      <w:pPr>
+        <w:spacing w:after="100"/>
+      </w:pPr>
       <w:r>
         <w:rPr>
           <w:b/>
         </w:rPr>
         <w:t>Bloque B — sesión actual:</w:t>
       </w:r>
-      <w:r/>
     </w:p>
     <w:p>
-      <w:r>
-        <w:t>1. Agregar reglamentos de Zapopan a sección Fuentes de M07.</w:t>
+      <w:pPr>
+        <w:pStyle w:val="ListNumber"/>
+      </w:pPr>
+      <w:r>
+        <w:t>Agregar reglamentos de Zapopan a sección Fuentes de M07.</w:t>
       </w:r>
     </w:p>
     <w:p>
-      <w:r>
-        <w:t>2. Lectura completa del Reglamento de Giros ZPN (44 págs, 2016).</w:t>
+      <w:pPr>
+        <w:pStyle w:val="ListNumber"/>
+      </w:pPr>
+      <w:r>
+        <w:t>Lectura completa del Reglamento de Giros ZPN (44 págs, 2016).</w:t>
       </w:r>
     </w:p>
     <w:p>
-      <w:r>
-        <w:t>3. Implementar distancias mínimas entre giros similares en M02 para Zapopan.</w:t>
+      <w:pPr>
+        <w:pStyle w:val="ListNumber"/>
+      </w:pPr>
+      <w:r>
+        <w:t>Implementar distancias mínimas entre giros similares en M02 para Zapopan.</w:t>
       </w:r>
     </w:p>
     <w:p>
-      <w:r>
-        <w:t>────────────────────────────────────────────────────────────</w:t>
+      <w:pPr>
+        <w:spacing w:after="100"/>
+      </w:pPr>
+      <w:r>
+        <w:rPr>
+          <w:b/>
+        </w:rPr>
+        <w:t>Bloque D — sesión 14 ago 2026:</w:t>
       </w:r>
     </w:p>
     <w:p>
       <w:pPr>
-        <w:pStyle w:val="Heading2"/>
-      </w:pPr>
-      <w:r>
-        <w:rPr>
-          <w:color w:val="2E4D6B"/>
-        </w:rPr>
-        <w:t>2. M02 — Fix bugs Art. 29 (Bloque A)</w:t>
+        <w:pStyle w:val="ListNumber"/>
+      </w:pPr>
+      <w:r>
+        <w:t>M04: banner amber prominente al detectar análisis guardado en localStorage (reemplaza auto-restore).</w:t>
       </w:r>
     </w:p>
     <w:p>
       <w:pPr>
-        <w:pStyle w:val="Heading3"/>
-      </w:pPr>
-      <w:r>
-        <w:t>2.1 Contexto</w:t>
+        <w:pStyle w:val="ListNumber"/>
+      </w:pPr>
+      <w:r>
+        <w:t>M01–M11: renombrar marca "Gestor Urbano" → "TrazaUrbana" en títulos de página, nombres de archivo descargados y cabeceras de documentos impresos (24 reemplazos, todos los módulos).</w:t>
       </w:r>
     </w:p>
     <w:p>
-      <w:r>
-        <w:t>En sesión anterior se implementó el cálculo de superficie máxima por Art. 29 RGIM GDL en el overlay de verificación de giro. Al probar en la app se detectaron 3 bugs.</w:t>
-      </w:r>
+      <w:pPr>
+        <w:pBdr>
+          <w:bottom w:val="single" w:sz="4" w:space="1" w:color="BBBBBB"/>
+        </w:pBdr>
+        <w:spacing w:before="0" w:after="160"/>
+      </w:pPr>
     </w:p>
     <w:p>
       <w:pPr>
-        <w:pStyle w:val="Heading3"/>
-      </w:pPr>
-      <w:r>
-        <w:t>2.2 Bug 1 — CUS field visible en zona CS2</w:t>
+        <w:pStyle w:val="Heading2"/>
+      </w:pPr>
+      <w:r>
+        <w:t>2. M02 — Fix bugs Art. 29 (Bloque A)</w:t>
       </w:r>
     </w:p>
     <w:p>
-      <w:r/>
+      <w:pPr>
+        <w:pStyle w:val="Heading3"/>
+      </w:pPr>
+      <w:r>
+        <w:t>2.1 Contexto</w:t>
+      </w:r>
+    </w:p>
+    <w:p>
+      <w:pPr>
+        <w:spacing w:after="100"/>
+      </w:pPr>
+      <w:r>
+        <w:t>En sesión anterior se implementó el cálculo de superficie máxima por Art. 29 RGIM GDL en el overlay de verificación de giro. Al probar en la app se detectaron 3 bugs.</w:t>
+      </w:r>
+    </w:p>
+    <w:p>
+      <w:pPr>
+        <w:pStyle w:val="Heading3"/>
+      </w:pPr>
+      <w:r>
+        <w:t>2.2 Bug 1 — CUS field visible en zona CS2</w:t>
+      </w:r>
+    </w:p>
+    <w:p>
+      <w:pPr>
+        <w:spacing w:after="100"/>
+      </w:pPr>
       <w:r>
         <w:rPr>
           <w:b/>
@@ -170,11 +231,23 @@
         <w:t>Problema:</w:t>
       </w:r>
       <w:r>
-        <w:t xml:space="preserve"> El campo `CUS de la zona` (necesario solo para CS3, donde el límite es 60% × CUS × lote) aparecía también en zona CS2.</w:t>
+        <w:t xml:space="preserve"> El campo </w:t>
+      </w:r>
+      <w:r>
+        <w:rPr>
+          <w:rFonts w:ascii="Courier New" w:hAnsi="Courier New"/>
+          <w:sz w:val="18"/>
+        </w:rPr>
+        <w:t>CUS de la zona</w:t>
+      </w:r>
+      <w:r>
+        <w:t xml:space="preserve"> (necesario solo para CS3, donde el límite es 60% × CUS × lote) aparecía también en zona CS2.</w:t>
       </w:r>
     </w:p>
     <w:p>
-      <w:r/>
+      <w:pPr>
+        <w:spacing w:after="100"/>
+      </w:pPr>
       <w:r>
         <w:rPr>
           <w:b/>
@@ -182,25 +255,93 @@
         <w:t>Causa raíz:</w:t>
       </w:r>
       <w:r>
-        <w:t xml:space="preserve"> El `div` de la fila CUS no tenía `id` ni `display:none` inicial. La función `getMensajeM2` lo mostraba/ocultaba pero nunca se ocultaba por defecto.</w:t>
+        <w:t xml:space="preserve"> El </w:t>
+      </w:r>
+      <w:r>
+        <w:rPr>
+          <w:rFonts w:ascii="Courier New" w:hAnsi="Courier New"/>
+          <w:sz w:val="18"/>
+        </w:rPr>
+        <w:t>div</w:t>
+      </w:r>
+      <w:r>
+        <w:t xml:space="preserve"> de la fila CUS no tenía </w:t>
+      </w:r>
+      <w:r>
+        <w:rPr>
+          <w:rFonts w:ascii="Courier New" w:hAnsi="Courier New"/>
+          <w:sz w:val="18"/>
+        </w:rPr>
+        <w:t>id</w:t>
+      </w:r>
+      <w:r>
+        <w:t xml:space="preserve"> ni </w:t>
+      </w:r>
+      <w:r>
+        <w:rPr>
+          <w:rFonts w:ascii="Courier New" w:hAnsi="Courier New"/>
+          <w:sz w:val="18"/>
+        </w:rPr>
+        <w:t>display:none</w:t>
+      </w:r>
+      <w:r>
+        <w:t xml:space="preserve"> inicial. La función </w:t>
+      </w:r>
+      <w:r>
+        <w:rPr>
+          <w:rFonts w:ascii="Courier New" w:hAnsi="Courier New"/>
+          <w:sz w:val="18"/>
+        </w:rPr>
+        <w:t>getMensajeM2</w:t>
+      </w:r>
+      <w:r>
+        <w:t xml:space="preserve"> lo mostraba/ocultaba pero nunca se ocultaba por defecto.</w:t>
       </w:r>
     </w:p>
     <w:p>
-      <w:r/>
+      <w:pPr>
+        <w:spacing w:after="100"/>
+      </w:pPr>
       <w:r>
         <w:rPr>
           <w:b/>
         </w:rPr>
         <w:t>Fix:</w:t>
       </w:r>
-      <w:r/>
     </w:p>
     <w:p>
       <w:pPr>
         <w:pStyle w:val="ListBullet"/>
       </w:pPr>
       <w:r>
-        <w:t>`&lt;div id="m02CUSRow" style="display:none;align-items:center;gap:8px"&gt;` — se agregó `id` y `display:none` al div del CUS.</w:t>
+        <w:rPr>
+          <w:rFonts w:ascii="Courier New" w:hAnsi="Courier New"/>
+          <w:sz w:val="18"/>
+        </w:rPr>
+        <w:t>&lt;div id="m02CUSRow" style="display:none;align-items:center;gap:8px"&gt;</w:t>
+      </w:r>
+      <w:r>
+        <w:t xml:space="preserve"> — se agregó </w:t>
+      </w:r>
+      <w:r>
+        <w:rPr>
+          <w:rFonts w:ascii="Courier New" w:hAnsi="Courier New"/>
+          <w:sz w:val="18"/>
+        </w:rPr>
+        <w:t>id</w:t>
+      </w:r>
+      <w:r>
+        <w:t xml:space="preserve"> y </w:t>
+      </w:r>
+      <w:r>
+        <w:rPr>
+          <w:rFonts w:ascii="Courier New" w:hAnsi="Courier New"/>
+          <w:sz w:val="18"/>
+        </w:rPr>
+        <w:t>display:none</w:t>
+      </w:r>
+      <w:r>
+        <w:t xml:space="preserve"> al div del CUS.</w:t>
       </w:r>
     </w:p>
     <w:p>
@@ -208,7 +349,34 @@
         <w:pStyle w:val="ListBullet"/>
       </w:pPr>
       <w:r>
-        <w:t>Dentro de `getMensajeM2`, después de leer `_cus`: `const _cr29 = document.getElementById('m02CUSRow'); if(_cr29) _cr29.style.display = base==='CS3' ? 'flex' : 'none';`</w:t>
+        <w:t xml:space="preserve">Dentro de </w:t>
+      </w:r>
+      <w:r>
+        <w:rPr>
+          <w:rFonts w:ascii="Courier New" w:hAnsi="Courier New"/>
+          <w:sz w:val="18"/>
+        </w:rPr>
+        <w:t>getMensajeM2</w:t>
+      </w:r>
+      <w:r>
+        <w:t xml:space="preserve">, después de leer </w:t>
+      </w:r>
+      <w:r>
+        <w:rPr>
+          <w:rFonts w:ascii="Courier New" w:hAnsi="Courier New"/>
+          <w:sz w:val="18"/>
+        </w:rPr>
+        <w:t>_cus</w:t>
+      </w:r>
+      <w:r>
+        <w:t xml:space="preserve">: </w:t>
+      </w:r>
+      <w:r>
+        <w:rPr>
+          <w:rFonts w:ascii="Courier New" w:hAnsi="Courier New"/>
+          <w:sz w:val="18"/>
+        </w:rPr>
+        <w:t>const _cr29 = document.getElementById('m02CUSRow'); if(_cr29) _cr29.style.display = base==='CS3' ? 'flex' : 'none';</w:t>
       </w:r>
     </w:p>
     <w:p>
@@ -220,7 +388,9 @@
       </w:r>
     </w:p>
     <w:p>
-      <w:r/>
+      <w:pPr>
+        <w:spacing w:after="100"/>
+      </w:pPr>
       <w:r>
         <w:rPr>
           <w:b/>
@@ -232,47 +402,100 @@
       </w:r>
     </w:p>
     <w:p>
-      <w:r/>
+      <w:pPr>
+        <w:spacing w:after="100"/>
+      </w:pPr>
       <w:r>
         <w:rPr>
           <w:b/>
         </w:rPr>
         <w:t>Fix:</w:t>
       </w:r>
-      <w:r/>
     </w:p>
     <w:p>
       <w:pPr>
         <w:pStyle w:val="ListBullet"/>
       </w:pPr>
       <w:r>
-        <w:t>Input lote: agregado `oninput="_recalcM02()"`.</w:t>
-      </w:r>
-    </w:p>
-    <w:p>
-      <w:pPr>
-        <w:pStyle w:val="ListBullet"/>
-      </w:pPr>
-      <w:r>
-        <w:t>Input CUS: agregado `oninput="_recalcM02()"` y `value="2.4"` (default estándar).</w:t>
-      </w:r>
-    </w:p>
-    <w:p>
-      <w:pPr>
-        <w:pStyle w:val="ListBullet"/>
-      </w:pPr>
-      <w:r>
-        <w:t>Nueva función `_recalcM02()` que actualiza visibilidad del CUS row y re-llama `verificarGiro()` si el overlay está abierto.</w:t>
-      </w:r>
-    </w:p>
-    <w:p>
-      <w:pPr>
-        <w:ind w:left="576"/>
-      </w:pPr>
+        <w:t xml:space="preserve">Input lote: agregado </w:t>
+      </w:r>
       <w:r>
         <w:rPr>
           <w:rFonts w:ascii="Courier New" w:hAnsi="Courier New"/>
           <w:sz w:val="18"/>
+        </w:rPr>
+        <w:t>oninput="_recalcM02()"</w:t>
+      </w:r>
+      <w:r>
+        <w:t>.</w:t>
+      </w:r>
+    </w:p>
+    <w:p>
+      <w:pPr>
+        <w:pStyle w:val="ListBullet"/>
+      </w:pPr>
+      <w:r>
+        <w:t xml:space="preserve">Input CUS: agregado </w:t>
+      </w:r>
+      <w:r>
+        <w:rPr>
+          <w:rFonts w:ascii="Courier New" w:hAnsi="Courier New"/>
+          <w:sz w:val="18"/>
+        </w:rPr>
+        <w:t>oninput="_recalcM02()"</w:t>
+      </w:r>
+      <w:r>
+        <w:t xml:space="preserve"> y </w:t>
+      </w:r>
+      <w:r>
+        <w:rPr>
+          <w:rFonts w:ascii="Courier New" w:hAnsi="Courier New"/>
+          <w:sz w:val="18"/>
+        </w:rPr>
+        <w:t>value="2.4"</w:t>
+      </w:r>
+      <w:r>
+        <w:t xml:space="preserve"> (default estándar).</w:t>
+      </w:r>
+    </w:p>
+    <w:p>
+      <w:pPr>
+        <w:pStyle w:val="ListBullet"/>
+      </w:pPr>
+      <w:r>
+        <w:t xml:space="preserve">Nueva función </w:t>
+      </w:r>
+      <w:r>
+        <w:rPr>
+          <w:rFonts w:ascii="Courier New" w:hAnsi="Courier New"/>
+          <w:sz w:val="18"/>
+        </w:rPr>
+        <w:t>_recalcM02()</w:t>
+      </w:r>
+      <w:r>
+        <w:t xml:space="preserve"> que actualiza visibilidad del CUS row y re-llama </w:t>
+      </w:r>
+      <w:r>
+        <w:rPr>
+          <w:rFonts w:ascii="Courier New" w:hAnsi="Courier New"/>
+          <w:sz w:val="18"/>
+        </w:rPr>
+        <w:t>verificarGiro()</w:t>
+      </w:r>
+      <w:r>
+        <w:t xml:space="preserve"> si el overlay está abierto.</w:t>
+      </w:r>
+    </w:p>
+    <w:p>
+      <w:pPr>
+        <w:spacing w:before="60" w:after="120"/>
+        <w:ind w:left="360"/>
+        <w:shd w:val="clear" w:color="auto" w:fill="F4F4F4"/>
+      </w:pPr>
+      <w:r>
+        <w:rPr>
+          <w:rFonts w:ascii="Courier New" w:hAnsi="Courier New"/>
+          <w:sz w:val="16"/>
         </w:rPr>
         <w:t>function _recalcM02(){</w:t>
         <w:br/>
@@ -298,8 +521,41 @@
       </w:r>
     </w:p>
     <w:p>
-      <w:r>
-        <w:t>Resuelto por el mismo fix 2.3: `_recalcM02()` llama `verificarGiro()` que a su vez llama `getMensajeM2`, que re-lee el input CUS en ese momento.</w:t>
+      <w:pPr>
+        <w:spacing w:after="100"/>
+      </w:pPr>
+      <w:r>
+        <w:t xml:space="preserve">Resuelto por el mismo fix 2.3: </w:t>
+      </w:r>
+      <w:r>
+        <w:rPr>
+          <w:rFonts w:ascii="Courier New" w:hAnsi="Courier New"/>
+          <w:sz w:val="18"/>
+        </w:rPr>
+        <w:t>_recalcM02()</w:t>
+      </w:r>
+      <w:r>
+        <w:t xml:space="preserve"> llama </w:t>
+      </w:r>
+      <w:r>
+        <w:rPr>
+          <w:rFonts w:ascii="Courier New" w:hAnsi="Courier New"/>
+          <w:sz w:val="18"/>
+        </w:rPr>
+        <w:t>verificarGiro()</w:t>
+      </w:r>
+      <w:r>
+        <w:t xml:space="preserve"> que a su vez llama </w:t>
+      </w:r>
+      <w:r>
+        <w:rPr>
+          <w:rFonts w:ascii="Courier New" w:hAnsi="Courier New"/>
+          <w:sz w:val="18"/>
+        </w:rPr>
+        <w:t>getMensajeM2</w:t>
+      </w:r>
+      <w:r>
+        <w:t>, que re-lee el input CUS en ese momento.</w:t>
       </w:r>
     </w:p>
     <w:p>
@@ -311,6 +567,9 @@
       </w:r>
     </w:p>
     <w:p>
+      <w:pPr>
+        <w:spacing w:after="100"/>
+      </w:pPr>
       <w:r>
         <w:t>Fernando preguntó por qué no aparecía el CUS al seleccionar un giro CS3 en una zona CS2. Se explicó:</w:t>
       </w:r>
@@ -357,7 +616,9 @@
       </w:r>
     </w:p>
     <w:p>
-      <w:r/>
+      <w:pPr>
+        <w:spacing w:after="100"/>
+      </w:pPr>
       <w:r>
         <w:rPr>
           <w:b/>
@@ -365,11 +626,20 @@
         <w:t>Script usado:</w:t>
       </w:r>
       <w:r>
-        <w:t xml:space="preserve"> `fix_art29_m02.py`</w:t>
+        <w:t xml:space="preserve"> </w:t>
+      </w:r>
+      <w:r>
+        <w:rPr>
+          <w:rFonts w:ascii="Courier New" w:hAnsi="Courier New"/>
+          <w:sz w:val="18"/>
+        </w:rPr>
+        <w:t>fix_art29_m02.py</w:t>
       </w:r>
     </w:p>
     <w:p>
-      <w:r/>
+      <w:pPr>
+        <w:spacing w:after="100"/>
+      </w:pPr>
       <w:r>
         <w:rPr>
           <w:b/>
@@ -377,22 +647,29 @@
         <w:t>Commit:</w:t>
       </w:r>
       <w:r>
-        <w:t xml:space="preserve"> `72a3141`</w:t>
+        <w:t xml:space="preserve"> </w:t>
+      </w:r>
+      <w:r>
+        <w:rPr>
+          <w:rFonts w:ascii="Courier New" w:hAnsi="Courier New"/>
+          <w:sz w:val="18"/>
+        </w:rPr>
+        <w:t>72a3141</w:t>
       </w:r>
     </w:p>
     <w:p>
-      <w:r>
-        <w:t>────────────────────────────────────────────────────────────</w:t>
-      </w:r>
+      <w:pPr>
+        <w:pBdr>
+          <w:bottom w:val="single" w:sz="4" w:space="1" w:color="BBBBBB"/>
+        </w:pBdr>
+        <w:spacing w:before="0" w:after="160"/>
+      </w:pPr>
     </w:p>
     <w:p>
       <w:pPr>
         <w:pStyle w:val="Heading2"/>
       </w:pPr>
       <w:r>
-        <w:rPr>
-          <w:color w:val="2E4D6B"/>
-        </w:rPr>
         <w:t>3. M02 — Clarificación Art. 29 para zonas industriales</w:t>
       </w:r>
     </w:p>
@@ -405,6 +682,9 @@
       </w:r>
     </w:p>
     <w:p>
+      <w:pPr>
+        <w:spacing w:after="100"/>
+      </w:pPr>
       <w:r>
         <w:t>Fernando preguntó si Art. 29 aplica a giros industriales (I1-I5) de la misma forma que a CS.</w:t>
       </w:r>
@@ -472,7 +752,27 @@
         <w:pStyle w:val="ListBullet"/>
       </w:pPr>
       <w:r>
-        <w:t>El código ya maneja esto: `if(famGiro==='I')` retorna el mensaje de Art. 96; si no es industrial ni CS, retorna `null`.</w:t>
+        <w:t xml:space="preserve">El código ya maneja esto: </w:t>
+      </w:r>
+      <w:r>
+        <w:rPr>
+          <w:rFonts w:ascii="Courier New" w:hAnsi="Courier New"/>
+          <w:sz w:val="18"/>
+        </w:rPr>
+        <w:t>if(famGiro==='I')</w:t>
+      </w:r>
+      <w:r>
+        <w:t xml:space="preserve"> retorna el mensaje de Art. 96; si no es industrial ni CS, retorna </w:t>
+      </w:r>
+      <w:r>
+        <w:rPr>
+          <w:rFonts w:ascii="Courier New" w:hAnsi="Courier New"/>
+          <w:sz w:val="18"/>
+        </w:rPr>
+        <w:t>null</w:t>
+      </w:r>
+      <w:r>
+        <w:t>.</w:t>
       </w:r>
     </w:p>
     <w:p>
@@ -484,18 +784,18 @@
       </w:r>
     </w:p>
     <w:p>
-      <w:r>
-        <w:t>────────────────────────────────────────────────────────────</w:t>
-      </w:r>
+      <w:pPr>
+        <w:pBdr>
+          <w:bottom w:val="single" w:sz="4" w:space="1" w:color="BBBBBB"/>
+        </w:pBdr>
+        <w:spacing w:before="0" w:after="160"/>
+      </w:pPr>
     </w:p>
     <w:p>
       <w:pPr>
         <w:pStyle w:val="Heading2"/>
       </w:pPr>
       <w:r>
-        <w:rPr>
-          <w:color w:val="2E4D6B"/>
-        </w:rPr>
         <w:t>4. M07 — Art. 29 agregado al Glosario (Bloque A)</w:t>
       </w:r>
     </w:p>
@@ -508,8 +808,21 @@
       </w:r>
     </w:p>
     <w:p>
-      <w:r>
-        <w:t>Nueva entrada en el array `GLOSARIO` de M07:</w:t>
+      <w:pPr>
+        <w:spacing w:after="100"/>
+      </w:pPr>
+      <w:r>
+        <w:t xml:space="preserve">Nueva entrada en el array </w:t>
+      </w:r>
+      <w:r>
+        <w:rPr>
+          <w:rFonts w:ascii="Courier New" w:hAnsi="Courier New"/>
+          <w:sz w:val="18"/>
+        </w:rPr>
+        <w:t>GLOSARIO</w:t>
+      </w:r>
+      <w:r>
+        <w:t xml:space="preserve"> de M07:</w:t>
       </w:r>
     </w:p>
     <w:p>
@@ -517,7 +830,21 @@
         <w:pStyle w:val="ListBullet"/>
       </w:pPr>
       <w:r>
-        <w:t>`ico:'📐'`, `termino:'Art. 29 RGIM GDL'`</w:t>
+        <w:rPr>
+          <w:rFonts w:ascii="Courier New" w:hAnsi="Courier New"/>
+          <w:sz w:val="18"/>
+        </w:rPr>
+        <w:t>ico:'📐'</w:t>
+      </w:r>
+      <w:r>
+        <w:t xml:space="preserve">, </w:t>
+      </w:r>
+      <w:r>
+        <w:rPr>
+          <w:rFonts w:ascii="Courier New" w:hAnsi="Courier New"/>
+          <w:sz w:val="18"/>
+        </w:rPr>
+        <w:t>termino:'Art. 29 RGIM GDL'</w:t>
       </w:r>
     </w:p>
     <w:p>
@@ -525,7 +852,11 @@
         <w:pStyle w:val="ListBullet"/>
       </w:pPr>
       <w:r>
-        <w:t>`categoria:'zonificacion'`</w:t>
+        <w:rPr>
+          <w:rFonts w:ascii="Courier New" w:hAnsi="Courier New"/>
+          <w:sz w:val="18"/>
+        </w:rPr>
+        <w:t>categoria:'zonificacion'</w:t>
       </w:r>
     </w:p>
     <w:p>
@@ -553,14 +884,15 @@
       </w:r>
     </w:p>
     <w:p>
-      <w:r/>
+      <w:pPr>
+        <w:spacing w:after="100"/>
+      </w:pPr>
       <w:r>
         <w:rPr>
           <w:b/>
         </w:rPr>
         <w:t>Definiciones por fracción:</w:t>
       </w:r>
-      <w:r/>
     </w:p>
     <w:tbl>
       <w:tblPr>
@@ -569,16 +901,19 @@
         <w:tblLook w:firstColumn="1" w:firstRow="1" w:lastColumn="0" w:lastRow="0" w:noHBand="0" w:noVBand="1" w:val="04A0"/>
       </w:tblPr>
       <w:tblGrid>
-        <w:gridCol w:w="2880"/>
-        <w:gridCol w:w="2880"/>
-        <w:gridCol w:w="2880"/>
+        <w:gridCol w:w="3135"/>
+        <w:gridCol w:w="3135"/>
+        <w:gridCol w:w="3135"/>
       </w:tblGrid>
       <w:tr>
         <w:tc>
           <w:tcPr>
-            <w:tcW w:type="dxa" w:w="2880"/>
+            <w:tcW w:type="dxa" w:w="3135"/>
           </w:tcPr>
           <w:p>
+            <w:pPr>
+              <w:spacing w:before="20" w:after="20"/>
+            </w:pPr>
             <w:r>
               <w:rPr>
                 <w:b/>
@@ -589,9 +924,12 @@
         </w:tc>
         <w:tc>
           <w:tcPr>
-            <w:tcW w:type="dxa" w:w="2880"/>
+            <w:tcW w:type="dxa" w:w="3135"/>
           </w:tcPr>
           <w:p>
+            <w:pPr>
+              <w:spacing w:before="20" w:after="20"/>
+            </w:pPr>
             <w:r>
               <w:rPr>
                 <w:b/>
@@ -602,9 +940,12 @@
         </w:tc>
         <w:tc>
           <w:tcPr>
-            <w:tcW w:type="dxa" w:w="2880"/>
+            <w:tcW w:type="dxa" w:w="3135"/>
           </w:tcPr>
           <w:p>
+            <w:pPr>
+              <w:spacing w:before="20" w:after="20"/>
+            </w:pPr>
             <w:r>
               <w:rPr>
                 <w:b/>
@@ -617,9 +958,12 @@
       <w:tr>
         <w:tc>
           <w:tcPr>
-            <w:tcW w:type="dxa" w:w="2880"/>
+            <w:tcW w:type="dxa" w:w="3135"/>
           </w:tcPr>
           <w:p>
+            <w:pPr>
+              <w:spacing w:before="20" w:after="20"/>
+            </w:pPr>
             <w:r>
               <w:t>Frac. I</w:t>
             </w:r>
@@ -627,9 +971,12 @@
         </w:tc>
         <w:tc>
           <w:tcPr>
-            <w:tcW w:type="dxa" w:w="2880"/>
+            <w:tcW w:type="dxa" w:w="3135"/>
           </w:tcPr>
           <w:p>
+            <w:pPr>
+              <w:spacing w:before="20" w:after="20"/>
+            </w:pPr>
             <w:r>
               <w:t>CS1 — Impacto Mínimo</w:t>
             </w:r>
@@ -637,9 +984,12 @@
         </w:tc>
         <w:tc>
           <w:tcPr>
-            <w:tcW w:type="dxa" w:w="2880"/>
+            <w:tcW w:type="dxa" w:w="3135"/>
           </w:tcPr>
           <w:p>
+            <w:pPr>
+              <w:spacing w:before="20" w:after="20"/>
+            </w:pPr>
             <w:r>
               <w:t>75 m² (lote &lt;100), 150 m² (lote 100–250), 200 m² (lote &gt;250)</w:t>
             </w:r>
@@ -649,9 +999,12 @@
       <w:tr>
         <w:tc>
           <w:tcPr>
-            <w:tcW w:type="dxa" w:w="2880"/>
+            <w:tcW w:type="dxa" w:w="3135"/>
           </w:tcPr>
           <w:p>
+            <w:pPr>
+              <w:spacing w:before="20" w:after="20"/>
+            </w:pPr>
             <w:r>
               <w:t>Frac. II</w:t>
             </w:r>
@@ -659,9 +1012,12 @@
         </w:tc>
         <w:tc>
           <w:tcPr>
-            <w:tcW w:type="dxa" w:w="2880"/>
+            <w:tcW w:type="dxa" w:w="3135"/>
           </w:tcPr>
           <w:p>
+            <w:pPr>
+              <w:spacing w:before="20" w:after="20"/>
+            </w:pPr>
             <w:r>
               <w:t>CS2 — Impacto Bajo</w:t>
             </w:r>
@@ -669,9 +1025,12 @@
         </w:tc>
         <w:tc>
           <w:tcPr>
-            <w:tcW w:type="dxa" w:w="2880"/>
+            <w:tcW w:type="dxa" w:w="3135"/>
           </w:tcPr>
           <w:p>
+            <w:pPr>
+              <w:spacing w:before="20" w:after="20"/>
+            </w:pPr>
             <w:r>
               <w:t>Hasta 100% de la superficie del lote</w:t>
             </w:r>
@@ -681,9 +1040,12 @@
       <w:tr>
         <w:tc>
           <w:tcPr>
-            <w:tcW w:type="dxa" w:w="2880"/>
+            <w:tcW w:type="dxa" w:w="3135"/>
           </w:tcPr>
           <w:p>
+            <w:pPr>
+              <w:spacing w:before="20" w:after="20"/>
+            </w:pPr>
             <w:r>
               <w:t>Frac. III</w:t>
             </w:r>
@@ -691,9 +1053,12 @@
         </w:tc>
         <w:tc>
           <w:tcPr>
-            <w:tcW w:type="dxa" w:w="2880"/>
+            <w:tcW w:type="dxa" w:w="3135"/>
           </w:tcPr>
           <w:p>
+            <w:pPr>
+              <w:spacing w:before="20" w:after="20"/>
+            </w:pPr>
             <w:r>
               <w:t>CS3 — Impacto Medio</w:t>
             </w:r>
@@ -701,9 +1066,12 @@
         </w:tc>
         <w:tc>
           <w:tcPr>
-            <w:tcW w:type="dxa" w:w="2880"/>
+            <w:tcW w:type="dxa" w:w="3135"/>
           </w:tcPr>
           <w:p>
+            <w:pPr>
+              <w:spacing w:before="20" w:after="20"/>
+            </w:pPr>
             <w:r>
               <w:t>Hasta 60% del potencial edificable (CUS × lote)</w:t>
             </w:r>
@@ -713,9 +1081,12 @@
       <w:tr>
         <w:tc>
           <w:tcPr>
-            <w:tcW w:type="dxa" w:w="2880"/>
+            <w:tcW w:type="dxa" w:w="3135"/>
           </w:tcPr>
           <w:p>
+            <w:pPr>
+              <w:spacing w:before="20" w:after="20"/>
+            </w:pPr>
             <w:r>
               <w:t>Frac. IV</w:t>
             </w:r>
@@ -723,9 +1094,12 @@
         </w:tc>
         <w:tc>
           <w:tcPr>
-            <w:tcW w:type="dxa" w:w="2880"/>
+            <w:tcW w:type="dxa" w:w="3135"/>
           </w:tcPr>
           <w:p>
+            <w:pPr>
+              <w:spacing w:before="20" w:after="20"/>
+            </w:pPr>
             <w:r>
               <w:t>CS4 — Impacto Alto</w:t>
             </w:r>
@@ -733,9 +1107,12 @@
         </w:tc>
         <w:tc>
           <w:tcPr>
-            <w:tcW w:type="dxa" w:w="2880"/>
+            <w:tcW w:type="dxa" w:w="3135"/>
           </w:tcPr>
           <w:p>
+            <w:pPr>
+              <w:spacing w:before="20" w:after="20"/>
+            </w:pPr>
             <w:r>
               <w:t>Sin límite de Art. 29; solo rige el CUS</w:t>
             </w:r>
@@ -745,9 +1122,12 @@
       <w:tr>
         <w:tc>
           <w:tcPr>
-            <w:tcW w:type="dxa" w:w="2880"/>
+            <w:tcW w:type="dxa" w:w="3135"/>
           </w:tcPr>
           <w:p>
+            <w:pPr>
+              <w:spacing w:before="20" w:after="20"/>
+            </w:pPr>
             <w:r>
               <w:t>Frac. V</w:t>
             </w:r>
@@ -755,9 +1135,12 @@
         </w:tc>
         <w:tc>
           <w:tcPr>
-            <w:tcW w:type="dxa" w:w="2880"/>
+            <w:tcW w:type="dxa" w:w="3135"/>
           </w:tcPr>
           <w:p>
+            <w:pPr>
+              <w:spacing w:before="20" w:after="20"/>
+            </w:pPr>
             <w:r>
               <w:t>CS5 — Impacto Máximo</w:t>
             </w:r>
@@ -765,9 +1148,12 @@
         </w:tc>
         <w:tc>
           <w:tcPr>
-            <w:tcW w:type="dxa" w:w="2880"/>
+            <w:tcW w:type="dxa" w:w="3135"/>
           </w:tcPr>
           <w:p>
+            <w:pPr>
+              <w:spacing w:before="20" w:after="20"/>
+            </w:pPr>
             <w:r>
               <w:t>Sin límite de Art. 29; solo rige el CUS</w:t>
             </w:r>
@@ -775,8 +1161,11 @@
         </w:tc>
       </w:tr>
     </w:tbl>
+    <w:p/>
     <w:p>
-      <w:r/>
+      <w:pPr>
+        <w:spacing w:after="100"/>
+      </w:pPr>
       <w:r>
         <w:rPr>
           <w:b/>
@@ -784,22 +1173,42 @@
         <w:t>Commits:</w:t>
       </w:r>
       <w:r>
-        <w:t xml:space="preserve"> `568c39e` (primera versión) · `eb9d84e` (mejoras CS1/CS4/CS5)</w:t>
+        <w:t xml:space="preserve"> </w:t>
+      </w:r>
+      <w:r>
+        <w:rPr>
+          <w:rFonts w:ascii="Courier New" w:hAnsi="Courier New"/>
+          <w:sz w:val="18"/>
+        </w:rPr>
+        <w:t>568c39e</w:t>
+      </w:r>
+      <w:r>
+        <w:t xml:space="preserve"> (primera versión) · </w:t>
+      </w:r>
+      <w:r>
+        <w:rPr>
+          <w:rFonts w:ascii="Courier New" w:hAnsi="Courier New"/>
+          <w:sz w:val="18"/>
+        </w:rPr>
+        <w:t>eb9d84e</w:t>
+      </w:r>
+      <w:r>
+        <w:t xml:space="preserve"> (mejoras CS1/CS4/CS5)</w:t>
       </w:r>
     </w:p>
     <w:p>
-      <w:r>
-        <w:t>────────────────────────────────────────────────────────────</w:t>
-      </w:r>
+      <w:pPr>
+        <w:pBdr>
+          <w:bottom w:val="single" w:sz="4" w:space="1" w:color="BBBBBB"/>
+        </w:pBdr>
+        <w:spacing w:before="0" w:after="160"/>
+      </w:pPr>
     </w:p>
     <w:p>
       <w:pPr>
         <w:pStyle w:val="Heading2"/>
       </w:pPr>
       <w:r>
-        <w:rPr>
-          <w:color w:val="2E4D6B"/>
-        </w:rPr>
         <w:t>5. Investigación equivalente Art. 29 en Zapopan (Bloque A)</w:t>
       </w:r>
     </w:p>
@@ -812,14 +1221,17 @@
       </w:r>
     </w:p>
     <w:p>
+      <w:pPr>
+        <w:spacing w:after="100"/>
+      </w:pPr>
       <w:r>
         <w:t>Se descargaron y leyeron 3 PDFs:</w:t>
       </w:r>
     </w:p>
     <w:p>
-      <w:r>
-        <w:t xml:space="preserve">1. </w:t>
-      </w:r>
+      <w:pPr>
+        <w:pStyle w:val="ListNumber"/>
+      </w:pPr>
       <w:r>
         <w:rPr>
           <w:b/>
@@ -831,9 +1243,9 @@
       </w:r>
     </w:p>
     <w:p>
-      <w:r>
-        <w:t xml:space="preserve">2. </w:t>
-      </w:r>
+      <w:pPr>
+        <w:pStyle w:val="ListNumber"/>
+      </w:pPr>
       <w:r>
         <w:rPr>
           <w:b/>
@@ -845,9 +1257,9 @@
       </w:r>
     </w:p>
     <w:p>
-      <w:r>
-        <w:t xml:space="preserve">3. </w:t>
-      </w:r>
+      <w:pPr>
+        <w:pStyle w:val="ListNumber"/>
+      </w:pPr>
       <w:r>
         <w:rPr>
           <w:b/>
@@ -867,14 +1279,15 @@
       </w:r>
     </w:p>
     <w:p>
-      <w:r/>
+      <w:pPr>
+        <w:spacing w:after="100"/>
+      </w:pPr>
       <w:r>
         <w:rPr>
           <w:b/>
         </w:rPr>
         <w:t>Zapopan NO tiene equivalente al Art. 29 RGIM GDL.</w:t>
       </w:r>
-      <w:r/>
     </w:p>
     <w:p>
       <w:pPr>
@@ -906,7 +1319,17 @@
         <w:pStyle w:val="ListBullet"/>
       </w:pPr>
       <w:r>
-        <w:t>El código ya es correcto: todas las funciones de Art. 29 tienen guard `if(municipioActual !== 'zapopan')`.</w:t>
+        <w:t xml:space="preserve">El código ya es correcto: todas las funciones de Art. 29 tienen guard </w:t>
+      </w:r>
+      <w:r>
+        <w:rPr>
+          <w:rFonts w:ascii="Courier New" w:hAnsi="Courier New"/>
+          <w:sz w:val="18"/>
+        </w:rPr>
+        <w:t>if(municipioActual !== 'zapopan')</w:t>
+      </w:r>
+      <w:r>
+        <w:t>.</w:t>
       </w:r>
     </w:p>
     <w:p>
@@ -918,6 +1341,9 @@
       </w:r>
     </w:p>
     <w:p>
+      <w:pPr>
+        <w:spacing w:after="100"/>
+      </w:pPr>
       <w:r>
         <w:t>Confirmado que SCIAN para TLQ, TLJ, TON ya estaba resuelto desde sesiones anteriores:</w:t>
       </w:r>
@@ -926,7 +1352,6 @@
       <w:pPr>
         <w:pStyle w:val="ListBullet"/>
       </w:pPr>
-      <w:r/>
       <w:r>
         <w:rPr>
           <w:b/>
@@ -941,7 +1366,6 @@
       <w:pPr>
         <w:pStyle w:val="ListBullet"/>
       </w:pPr>
-      <w:r/>
       <w:r>
         <w:rPr>
           <w:b/>
@@ -957,7 +1381,14 @@
         <w:pStyle w:val="ListBullet"/>
       </w:pPr>
       <w:r>
-        <w:t>Línea 5820 M02: `const base = mun === 'zapopan' ? GU_SCIAN_ZAP : GU_SCIAN_GDL;`</w:t>
+        <w:t xml:space="preserve">Línea 5820 M02: </w:t>
+      </w:r>
+      <w:r>
+        <w:rPr>
+          <w:rFonts w:ascii="Courier New" w:hAnsi="Courier New"/>
+          <w:sz w:val="18"/>
+        </w:rPr>
+        <w:t>const base = mun === 'zapopan' ? GU_SCIAN_ZAP : GU_SCIAN_GDL;</w:t>
       </w:r>
     </w:p>
     <w:p>
@@ -969,18 +1400,18 @@
       </w:r>
     </w:p>
     <w:p>
-      <w:r>
-        <w:t>────────────────────────────────────────────────────────────</w:t>
-      </w:r>
+      <w:pPr>
+        <w:pBdr>
+          <w:bottom w:val="single" w:sz="4" w:space="1" w:color="BBBBBB"/>
+        </w:pBdr>
+        <w:spacing w:before="0" w:after="160"/>
+      </w:pPr>
     </w:p>
     <w:p>
       <w:pPr>
         <w:pStyle w:val="Heading2"/>
       </w:pPr>
       <w:r>
-        <w:rPr>
-          <w:color w:val="2E4D6B"/>
-        </w:rPr>
         <w:t>6. M07 — Fuentes: reglamentos ZPN + URL Estatal Zonificación (Bloque B)</w:t>
       </w:r>
     </w:p>
@@ -993,6 +1424,9 @@
       </w:r>
     </w:p>
     <w:p>
+      <w:pPr>
+        <w:spacing w:after="100"/>
+      </w:pPr>
       <w:r>
         <w:t>Se agregaron 2 nuevas entradas al grupo "📜 Reglamentos y Leyes":</w:t>
       </w:r>
@@ -1004,16 +1438,19 @@
         <w:tblLook w:firstColumn="1" w:firstRow="1" w:lastColumn="0" w:lastRow="0" w:noHBand="0" w:noVBand="1" w:val="04A0"/>
       </w:tblPr>
       <w:tblGrid>
-        <w:gridCol w:w="2880"/>
-        <w:gridCol w:w="2880"/>
-        <w:gridCol w:w="2880"/>
+        <w:gridCol w:w="3135"/>
+        <w:gridCol w:w="3135"/>
+        <w:gridCol w:w="3135"/>
       </w:tblGrid>
       <w:tr>
         <w:tc>
           <w:tcPr>
-            <w:tcW w:type="dxa" w:w="2880"/>
+            <w:tcW w:type="dxa" w:w="3135"/>
           </w:tcPr>
           <w:p>
+            <w:pPr>
+              <w:spacing w:before="20" w:after="20"/>
+            </w:pPr>
             <w:r>
               <w:rPr>
                 <w:b/>
@@ -1024,9 +1461,12 @@
         </w:tc>
         <w:tc>
           <w:tcPr>
-            <w:tcW w:type="dxa" w:w="2880"/>
+            <w:tcW w:type="dxa" w:w="3135"/>
           </w:tcPr>
           <w:p>
+            <w:pPr>
+              <w:spacing w:before="20" w:after="20"/>
+            </w:pPr>
             <w:r>
               <w:rPr>
                 <w:b/>
@@ -1037,9 +1477,12 @@
         </w:tc>
         <w:tc>
           <w:tcPr>
-            <w:tcW w:type="dxa" w:w="2880"/>
+            <w:tcW w:type="dxa" w:w="3135"/>
           </w:tcPr>
           <w:p>
+            <w:pPr>
+              <w:spacing w:before="20" w:after="20"/>
+            </w:pPr>
             <w:r>
               <w:rPr>
                 <w:b/>
@@ -1052,9 +1495,12 @@
       <w:tr>
         <w:tc>
           <w:tcPr>
-            <w:tcW w:type="dxa" w:w="2880"/>
+            <w:tcW w:type="dxa" w:w="3135"/>
           </w:tcPr>
           <w:p>
+            <w:pPr>
+              <w:spacing w:before="20" w:after="20"/>
+            </w:pPr>
             <w:r>
               <w:t>Municipal ZPN</w:t>
             </w:r>
@@ -1062,9 +1508,12 @@
         </w:tc>
         <w:tc>
           <w:tcPr>
-            <w:tcW w:type="dxa" w:w="2880"/>
+            <w:tcW w:type="dxa" w:w="3135"/>
           </w:tcPr>
           <w:p>
+            <w:pPr>
+              <w:spacing w:before="20" w:after="20"/>
+            </w:pPr>
             <w:r>
               <w:t>Reglamento para el Ejercicio de Giros Comerciales y de Prestación de Servicios del Municipio de Zapopan (últ. reforma 2016)</w:t>
             </w:r>
@@ -1072,9 +1521,12 @@
         </w:tc>
         <w:tc>
           <w:tcPr>
-            <w:tcW w:type="dxa" w:w="2880"/>
+            <w:tcW w:type="dxa" w:w="3135"/>
           </w:tcPr>
           <w:p>
+            <w:pPr>
+              <w:spacing w:before="20" w:after="20"/>
+            </w:pPr>
             <w:r>
               <w:t>M02, M06</w:t>
             </w:r>
@@ -1084,9 +1536,12 @@
       <w:tr>
         <w:tc>
           <w:tcPr>
-            <w:tcW w:type="dxa" w:w="2880"/>
+            <w:tcW w:type="dxa" w:w="3135"/>
           </w:tcPr>
           <w:p>
+            <w:pPr>
+              <w:spacing w:before="20" w:after="20"/>
+            </w:pPr>
             <w:r>
               <w:t>Municipal ZPN</w:t>
             </w:r>
@@ -1094,9 +1549,12 @@
         </w:tc>
         <w:tc>
           <w:tcPr>
-            <w:tcW w:type="dxa" w:w="2880"/>
+            <w:tcW w:type="dxa" w:w="3135"/>
           </w:tcPr>
           <w:p>
+            <w:pPr>
+              <w:spacing w:before="20" w:after="20"/>
+            </w:pPr>
             <w:r>
               <w:t>Reglamento de Desarrollo Urbano y Ordenamiento del Territorio del Municipio de Zapopan (2012) — sin equivalente al Art. 29 RGIM; zonificación por COS/CUS según PPDU</w:t>
             </w:r>
@@ -1104,9 +1562,12 @@
         </w:tc>
         <w:tc>
           <w:tcPr>
-            <w:tcW w:type="dxa" w:w="2880"/>
+            <w:tcW w:type="dxa" w:w="3135"/>
           </w:tcPr>
           <w:p>
+            <w:pPr>
+              <w:spacing w:before="20" w:after="20"/>
+            </w:pPr>
             <w:r>
               <w:t>M01, M02, M03</w:t>
             </w:r>
@@ -1114,9 +1575,23 @@
         </w:tc>
       </w:tr>
     </w:tbl>
+    <w:p/>
     <w:p>
-      <w:r>
-        <w:t xml:space="preserve">Se actualizó el `href` del </w:t>
+      <w:pPr>
+        <w:spacing w:after="100"/>
+      </w:pPr>
+      <w:r>
+        <w:t xml:space="preserve">Se actualizó el </w:t>
+      </w:r>
+      <w:r>
+        <w:rPr>
+          <w:rFonts w:ascii="Courier New" w:hAnsi="Courier New"/>
+          <w:sz w:val="18"/>
+        </w:rPr>
+        <w:t>href</w:t>
+      </w:r>
+      <w:r>
+        <w:t xml:space="preserve"> del </w:t>
       </w:r>
       <w:r>
         <w:rPr>
@@ -1125,16 +1600,35 @@
         <w:t>Reglamento de Zonificación del Estado de Jalisco</w:t>
       </w:r>
       <w:r>
-        <w:t xml:space="preserve"> de `info.jalisco.gob.mx` (genérico) al PDF directo:</w:t>
+        <w:t xml:space="preserve"> de </w:t>
+      </w:r>
+      <w:r>
+        <w:rPr>
+          <w:rFonts w:ascii="Courier New" w:hAnsi="Courier New"/>
+          <w:sz w:val="18"/>
+        </w:rPr>
+        <w:t>info.jalisco.gob.mx</w:t>
+      </w:r>
+      <w:r>
+        <w:t xml:space="preserve"> (genérico) al PDF directo:</w:t>
       </w:r>
     </w:p>
     <w:p>
-      <w:r>
-        <w:t>`https://www.zapopan.gob.mx/wp-content/uploads/2021/07/Reglamento_Estatal_de_Zonificacion_29052003.pdf`</w:t>
+      <w:pPr>
+        <w:spacing w:after="100"/>
+      </w:pPr>
+      <w:r>
+        <w:rPr>
+          <w:rFonts w:ascii="Courier New" w:hAnsi="Courier New"/>
+          <w:sz w:val="18"/>
+        </w:rPr>
+        <w:t>https://www.zapopan.gob.mx/wp-content/uploads/2021/07/Reglamento_Estatal_de_Zonificacion_29052003.pdf</w:t>
       </w:r>
     </w:p>
     <w:p>
-      <w:r/>
+      <w:pPr>
+        <w:spacing w:after="100"/>
+      </w:pPr>
       <w:r>
         <w:rPr>
           <w:b/>
@@ -1142,22 +1636,29 @@
         <w:t>Commit:</w:t>
       </w:r>
       <w:r>
-        <w:t xml:space="preserve"> `111a70c`</w:t>
+        <w:t xml:space="preserve"> </w:t>
+      </w:r>
+      <w:r>
+        <w:rPr>
+          <w:rFonts w:ascii="Courier New" w:hAnsi="Courier New"/>
+          <w:sz w:val="18"/>
+        </w:rPr>
+        <w:t>111a70c</w:t>
       </w:r>
     </w:p>
     <w:p>
-      <w:r>
-        <w:t>────────────────────────────────────────────────────────────</w:t>
-      </w:r>
+      <w:pPr>
+        <w:pBdr>
+          <w:bottom w:val="single" w:sz="4" w:space="1" w:color="BBBBBB"/>
+        </w:pBdr>
+        <w:spacing w:before="0" w:after="160"/>
+      </w:pPr>
     </w:p>
     <w:p>
       <w:pPr>
         <w:pStyle w:val="Heading2"/>
       </w:pPr>
       <w:r>
-        <w:rPr>
-          <w:color w:val="2E4D6B"/>
-        </w:rPr>
         <w:t>7. Análisis completo Reglamento de Giros ZPN (Bloque B)</w:t>
       </w:r>
     </w:p>
@@ -1170,6 +1671,9 @@
       </w:r>
     </w:p>
     <w:p>
+      <w:pPr>
+        <w:spacing w:after="100"/>
+      </w:pPr>
       <w:r>
         <w:t>Se leyeron las 44 páginas completas. Hallazgos clasificados por relevancia:</w:t>
       </w:r>
@@ -1189,15 +1693,18 @@
         <w:tblLook w:firstColumn="1" w:firstRow="1" w:lastColumn="0" w:lastRow="0" w:noHBand="0" w:noVBand="1" w:val="04A0"/>
       </w:tblPr>
       <w:tblGrid>
-        <w:gridCol w:w="4320"/>
-        <w:gridCol w:w="4320"/>
+        <w:gridCol w:w="4703"/>
+        <w:gridCol w:w="4703"/>
       </w:tblGrid>
       <w:tr>
         <w:tc>
           <w:tcPr>
-            <w:tcW w:type="dxa" w:w="4320"/>
+            <w:tcW w:type="dxa" w:w="4703"/>
           </w:tcPr>
           <w:p>
+            <w:pPr>
+              <w:spacing w:before="20" w:after="20"/>
+            </w:pPr>
             <w:r>
               <w:rPr>
                 <w:b/>
@@ -1208,9 +1715,12 @@
         </w:tc>
         <w:tc>
           <w:tcPr>
-            <w:tcW w:type="dxa" w:w="4320"/>
+            <w:tcW w:type="dxa" w:w="4703"/>
           </w:tcPr>
           <w:p>
+            <w:pPr>
+              <w:spacing w:before="20" w:after="20"/>
+            </w:pPr>
             <w:r>
               <w:rPr>
                 <w:b/>
@@ -1223,9 +1733,12 @@
       <w:tr>
         <w:tc>
           <w:tcPr>
-            <w:tcW w:type="dxa" w:w="4320"/>
+            <w:tcW w:type="dxa" w:w="4703"/>
           </w:tcPr>
           <w:p>
+            <w:pPr>
+              <w:spacing w:before="20" w:after="20"/>
+            </w:pPr>
             <w:r>
               <w:t>Zonas A/B/C/D del reglamento</w:t>
             </w:r>
@@ -1233,11 +1746,20 @@
         </w:tc>
         <w:tc>
           <w:tcPr>
-            <w:tcW w:type="dxa" w:w="4320"/>
+            <w:tcW w:type="dxa" w:w="4703"/>
           </w:tcPr>
           <w:p>
+            <w:pPr>
+              <w:spacing w:before="20" w:after="20"/>
+            </w:pPr>
             <w:r>
-              <w:t>**Supersedidas** por PPDU 2023 (ZPN-01 a ZPN-12). La app usa MB/MD/MC/MR que son las vigentes. No implementar.</w:t>
+              <w:rPr>
+                <w:b/>
+              </w:rPr>
+              <w:t>Supersedidas</w:t>
+            </w:r>
+            <w:r>
+              <w:t xml:space="preserve"> por PPDU 2023 (ZPN-01 a ZPN-12). La app usa MB/MD/MC/MR que son las vigentes. No implementar.</w:t>
             </w:r>
           </w:p>
         </w:tc>
@@ -1245,9 +1767,12 @@
       <w:tr>
         <w:tc>
           <w:tcPr>
-            <w:tcW w:type="dxa" w:w="4320"/>
+            <w:tcW w:type="dxa" w:w="4703"/>
           </w:tcPr>
           <w:p>
+            <w:pPr>
+              <w:spacing w:before="20" w:after="20"/>
+            </w:pPr>
             <w:r>
               <w:t>"Control normal" vs "control especial"</w:t>
             </w:r>
@@ -1255,9 +1780,12 @@
         </w:tc>
         <w:tc>
           <w:tcPr>
-            <w:tcW w:type="dxa" w:w="4320"/>
+            <w:tcW w:type="dxa" w:w="4703"/>
           </w:tcPr>
           <w:p>
+            <w:pPr>
+              <w:spacing w:before="20" w:after="20"/>
+            </w:pPr>
             <w:r>
               <w:t>M06 ya lo cubre implícitamente vía Ley de Ingresos ZPN 2026 (cuotas mensuales para alcohol y otros).</w:t>
             </w:r>
@@ -1267,9 +1795,12 @@
       <w:tr>
         <w:tc>
           <w:tcPr>
-            <w:tcW w:type="dxa" w:w="4320"/>
+            <w:tcW w:type="dxa" w:w="4703"/>
           </w:tcPr>
           <w:p>
+            <w:pPr>
+              <w:spacing w:before="20" w:after="20"/>
+            </w:pPr>
             <w:r>
               <w:t>Horario control normal: 6:00–21:00 (Art. 12)</w:t>
             </w:r>
@@ -1277,9 +1808,12 @@
         </w:tc>
         <w:tc>
           <w:tcPr>
-            <w:tcW w:type="dxa" w:w="4320"/>
+            <w:tcW w:type="dxa" w:w="4703"/>
           </w:tcPr>
           <w:p>
+            <w:pPr>
+              <w:spacing w:before="20" w:after="20"/>
+            </w:pPr>
             <w:r>
               <w:t>Relevante pero fuera del alcance de M02/M06 en su forma actual.</w:t>
             </w:r>
@@ -1289,9 +1823,12 @@
       <w:tr>
         <w:tc>
           <w:tcPr>
-            <w:tcW w:type="dxa" w:w="4320"/>
+            <w:tcW w:type="dxa" w:w="4703"/>
           </w:tcPr>
           <w:p>
+            <w:pPr>
+              <w:spacing w:before="20" w:after="20"/>
+            </w:pPr>
             <w:r>
               <w:t>Refrendo anual (Art. 5)</w:t>
             </w:r>
@@ -1299,9 +1836,12 @@
         </w:tc>
         <w:tc>
           <w:tcPr>
-            <w:tcW w:type="dxa" w:w="4320"/>
+            <w:tcW w:type="dxa" w:w="4703"/>
           </w:tcPr>
           <w:p>
+            <w:pPr>
+              <w:spacing w:before="20" w:after="20"/>
+            </w:pPr>
             <w:r>
               <w:t>Ya cubierto en M06 y M08.</w:t>
             </w:r>
@@ -1311,9 +1851,12 @@
       <w:tr>
         <w:tc>
           <w:tcPr>
-            <w:tcW w:type="dxa" w:w="4320"/>
+            <w:tcW w:type="dxa" w:w="4703"/>
           </w:tcPr>
           <w:p>
+            <w:pPr>
+              <w:spacing w:before="20" w:after="20"/>
+            </w:pPr>
             <w:r>
               <w:t>Requisitos de higiene operativos</w:t>
             </w:r>
@@ -1321,9 +1864,12 @@
         </w:tc>
         <w:tc>
           <w:tcPr>
-            <w:tcW w:type="dxa" w:w="4320"/>
+            <w:tcW w:type="dxa" w:w="4703"/>
           </w:tcPr>
           <w:p>
+            <w:pPr>
+              <w:spacing w:before="20" w:after="20"/>
+            </w:pPr>
             <w:r>
               <w:t>Demasiado granulares para el propósito del app.</w:t>
             </w:r>
@@ -1331,6 +1877,7 @@
         </w:tc>
       </w:tr>
     </w:tbl>
+    <w:p/>
     <w:p>
       <w:pPr>
         <w:pStyle w:val="Heading4"/>
@@ -1343,7 +1890,6 @@
       <w:pPr>
         <w:pStyle w:val="ListBullet"/>
       </w:pPr>
-      <w:r/>
       <w:r>
         <w:rPr>
           <w:b/>
@@ -1367,7 +1913,27 @@
         <w:pStyle w:val="ListBullet"/>
       </w:pPr>
       <w:r>
-        <w:t>GDL tiene reglas similares de distancias en su Reglamento de Giros, pero no se verificaron en esta sesión. Cuando se implemente, agregar a `getMensajeDistancia()` con guard `municipioActual !== 'zapopan'` → pendiente.</w:t>
+        <w:t xml:space="preserve">GDL tiene reglas similares de distancias en su Reglamento de Giros, pero no se verificaron en esta sesión. Cuando se implemente, agregar a </w:t>
+      </w:r>
+      <w:r>
+        <w:rPr>
+          <w:rFonts w:ascii="Courier New" w:hAnsi="Courier New"/>
+          <w:sz w:val="18"/>
+        </w:rPr>
+        <w:t>getMensajeDistancia()</w:t>
+      </w:r>
+      <w:r>
+        <w:t xml:space="preserve"> con guard </w:t>
+      </w:r>
+      <w:r>
+        <w:rPr>
+          <w:rFonts w:ascii="Courier New" w:hAnsi="Courier New"/>
+          <w:sz w:val="18"/>
+        </w:rPr>
+        <w:t>municipioActual !== 'zapopan'</w:t>
+      </w:r>
+      <w:r>
+        <w:t xml:space="preserve"> → pendiente.</w:t>
       </w:r>
     </w:p>
     <w:p>
@@ -1421,18 +1987,18 @@
       </w:r>
     </w:p>
     <w:p>
-      <w:r>
-        <w:t>────────────────────────────────────────────────────────────</w:t>
-      </w:r>
+      <w:pPr>
+        <w:pBdr>
+          <w:bottom w:val="single" w:sz="4" w:space="1" w:color="BBBBBB"/>
+        </w:pBdr>
+        <w:spacing w:before="0" w:after="160"/>
+      </w:pPr>
     </w:p>
     <w:p>
       <w:pPr>
         <w:pStyle w:val="Heading2"/>
       </w:pPr>
       <w:r>
-        <w:rPr>
-          <w:color w:val="2E4D6B"/>
-        </w:rPr>
         <w:t>8. M02 — Distancias mínimas entre giros similares — Zapopan (Bloque B)</w:t>
       </w:r>
     </w:p>
@@ -1445,6 +2011,9 @@
       </w:r>
     </w:p>
     <w:p>
+      <w:pPr>
+        <w:spacing w:after="100"/>
+      </w:pPr>
       <w:r>
         <w:t>Reglamento para el Ejercicio de Giros Comerciales y de Prestación de Servicios — Zapopan:</w:t>
       </w:r>
@@ -1456,16 +2025,19 @@
         <w:tblLook w:firstColumn="1" w:firstRow="1" w:lastColumn="0" w:lastRow="0" w:noHBand="0" w:noVBand="1" w:val="04A0"/>
       </w:tblPr>
       <w:tblGrid>
-        <w:gridCol w:w="2880"/>
-        <w:gridCol w:w="2880"/>
-        <w:gridCol w:w="2880"/>
+        <w:gridCol w:w="3135"/>
+        <w:gridCol w:w="3135"/>
+        <w:gridCol w:w="3135"/>
       </w:tblGrid>
       <w:tr>
         <w:tc>
           <w:tcPr>
-            <w:tcW w:type="dxa" w:w="2880"/>
+            <w:tcW w:type="dxa" w:w="3135"/>
           </w:tcPr>
           <w:p>
+            <w:pPr>
+              <w:spacing w:before="20" w:after="20"/>
+            </w:pPr>
             <w:r>
               <w:rPr>
                 <w:b/>
@@ -1476,9 +2048,12 @@
         </w:tc>
         <w:tc>
           <w:tcPr>
-            <w:tcW w:type="dxa" w:w="2880"/>
+            <w:tcW w:type="dxa" w:w="3135"/>
           </w:tcPr>
           <w:p>
+            <w:pPr>
+              <w:spacing w:before="20" w:after="20"/>
+            </w:pPr>
             <w:r>
               <w:rPr>
                 <w:b/>
@@ -1489,9 +2064,12 @@
         </w:tc>
         <w:tc>
           <w:tcPr>
-            <w:tcW w:type="dxa" w:w="2880"/>
+            <w:tcW w:type="dxa" w:w="3135"/>
           </w:tcPr>
           <w:p>
+            <w:pPr>
+              <w:spacing w:before="20" w:after="20"/>
+            </w:pPr>
             <w:r>
               <w:rPr>
                 <w:b/>
@@ -1504,9 +2082,12 @@
       <w:tr>
         <w:tc>
           <w:tcPr>
-            <w:tcW w:type="dxa" w:w="2880"/>
+            <w:tcW w:type="dxa" w:w="3135"/>
           </w:tcPr>
           <w:p>
+            <w:pPr>
+              <w:spacing w:before="20" w:after="20"/>
+            </w:pPr>
             <w:r>
               <w:t>Art. 45</w:t>
             </w:r>
@@ -1514,9 +2095,12 @@
         </w:tc>
         <w:tc>
           <w:tcPr>
-            <w:tcW w:type="dxa" w:w="2880"/>
+            <w:tcW w:type="dxa" w:w="3135"/>
           </w:tcPr>
           <w:p>
+            <w:pPr>
+              <w:spacing w:before="20" w:after="20"/>
+            </w:pPr>
             <w:r>
               <w:t>Carnicerías, obradores</w:t>
             </w:r>
@@ -1524,9 +2108,12 @@
         </w:tc>
         <w:tc>
           <w:tcPr>
-            <w:tcW w:type="dxa" w:w="2880"/>
+            <w:tcW w:type="dxa" w:w="3135"/>
           </w:tcPr>
           <w:p>
+            <w:pPr>
+              <w:spacing w:before="20" w:after="20"/>
+            </w:pPr>
             <w:r>
               <w:t>300 m mín. entre establecimientos similares</w:t>
             </w:r>
@@ -1536,9 +2123,12 @@
       <w:tr>
         <w:tc>
           <w:tcPr>
-            <w:tcW w:type="dxa" w:w="2880"/>
+            <w:tcW w:type="dxa" w:w="3135"/>
           </w:tcPr>
           <w:p>
+            <w:pPr>
+              <w:spacing w:before="20" w:after="20"/>
+            </w:pPr>
             <w:r>
               <w:t>Art. 136</w:t>
             </w:r>
@@ -1546,9 +2136,12 @@
         </w:tc>
         <w:tc>
           <w:tcPr>
-            <w:tcW w:type="dxa" w:w="2880"/>
+            <w:tcW w:type="dxa" w:w="3135"/>
           </w:tcPr>
           <w:p>
+            <w:pPr>
+              <w:spacing w:before="20" w:after="20"/>
+            </w:pPr>
             <w:r>
               <w:t>Servicios funerarios</w:t>
             </w:r>
@@ -1556,9 +2149,12 @@
         </w:tc>
         <w:tc>
           <w:tcPr>
-            <w:tcW w:type="dxa" w:w="2880"/>
+            <w:tcW w:type="dxa" w:w="3135"/>
           </w:tcPr>
           <w:p>
+            <w:pPr>
+              <w:spacing w:before="20" w:after="20"/>
+            </w:pPr>
             <w:r>
               <w:t>500 m mín. entre establecimientos similares</w:t>
             </w:r>
@@ -1568,9 +2164,12 @@
       <w:tr>
         <w:tc>
           <w:tcPr>
-            <w:tcW w:type="dxa" w:w="2880"/>
+            <w:tcW w:type="dxa" w:w="3135"/>
           </w:tcPr>
           <w:p>
+            <w:pPr>
+              <w:spacing w:before="20" w:after="20"/>
+            </w:pPr>
             <w:r>
               <w:t>Art. 73</w:t>
             </w:r>
@@ -1578,9 +2177,12 @@
         </w:tc>
         <w:tc>
           <w:tcPr>
-            <w:tcW w:type="dxa" w:w="2880"/>
+            <w:tcW w:type="dxa" w:w="3135"/>
           </w:tcPr>
           <w:p>
+            <w:pPr>
+              <w:spacing w:before="20" w:after="20"/>
+            </w:pPr>
             <w:r>
               <w:t>Gasolineras y gaseras</w:t>
             </w:r>
@@ -1588,16 +2190,29 @@
         </w:tc>
         <w:tc>
           <w:tcPr>
-            <w:tcW w:type="dxa" w:w="2880"/>
+            <w:tcW w:type="dxa" w:w="3135"/>
           </w:tcPr>
           <w:p>
+            <w:pPr>
+              <w:spacing w:before="20" w:after="20"/>
+            </w:pPr>
             <w:r>
-              <w:t>150 m mín. de escuelas, templos, cines, teatros, mercados, centros sociales (*no implementado — giros no en catálogo ZAP*)</w:t>
+              <w:t>150 m mín. de escuelas, templos, cines, teatros, mercados, centros sociales (</w:t>
+            </w:r>
+            <w:r>
+              <w:rPr>
+                <w:i/>
+              </w:rPr>
+              <w:t>no implementado — giros no en catálogo ZAP</w:t>
+            </w:r>
+            <w:r>
+              <w:t>)</w:t>
             </w:r>
           </w:p>
         </w:tc>
       </w:tr>
     </w:tbl>
+    <w:p/>
     <w:p>
       <w:pPr>
         <w:pStyle w:val="Heading3"/>
@@ -1607,7 +2222,9 @@
       </w:r>
     </w:p>
     <w:p>
-      <w:r/>
+      <w:pPr>
+        <w:spacing w:after="100"/>
+      </w:pPr>
       <w:r>
         <w:rPr>
           <w:b/>
@@ -1615,17 +2232,29 @@
         <w:t>Nueva función `getMensajeDistancia(codigo)`</w:t>
       </w:r>
       <w:r>
-        <w:t xml:space="preserve"> insertada antes de `getMensajeM2`:</w:t>
-      </w:r>
-    </w:p>
-    <w:p>
-      <w:pPr>
-        <w:ind w:left="576"/>
-      </w:pPr>
+        <w:t xml:space="preserve"> insertada antes de </w:t>
+      </w:r>
       <w:r>
         <w:rPr>
           <w:rFonts w:ascii="Courier New" w:hAnsi="Courier New"/>
           <w:sz w:val="18"/>
+        </w:rPr>
+        <w:t>getMensajeM2</w:t>
+      </w:r>
+      <w:r>
+        <w:t>:</w:t>
+      </w:r>
+    </w:p>
+    <w:p>
+      <w:pPr>
+        <w:spacing w:before="60" w:after="120"/>
+        <w:ind w:left="360"/>
+        <w:shd w:val="clear" w:color="auto" w:fill="F4F4F4"/>
+      </w:pPr>
+      <w:r>
+        <w:rPr>
+          <w:rFonts w:ascii="Courier New" w:hAnsi="Courier New"/>
+          <w:sz w:val="16"/>
         </w:rPr>
         <w:t>function getMensajeDistancia(codigo){</w:t>
         <w:br/>
@@ -1661,6 +2290,9 @@
       </w:r>
     </w:p>
     <w:p>
+      <w:pPr>
+        <w:spacing w:after="100"/>
+      </w:pPr>
       <w:r>
         <w:t xml:space="preserve">La función </w:t>
       </w:r>
@@ -1671,7 +2303,27 @@
         <w:t>solo activa para Zapopan</w:t>
       </w:r>
       <w:r>
-        <w:t xml:space="preserve"> (`municipioActual !== 'zapopan'` guard). Retorna `null` para todos los demás municipios.</w:t>
+        <w:t xml:space="preserve"> (</w:t>
+      </w:r>
+      <w:r>
+        <w:rPr>
+          <w:rFonts w:ascii="Courier New" w:hAnsi="Courier New"/>
+          <w:sz w:val="18"/>
+        </w:rPr>
+        <w:t>municipioActual !== 'zapopan'</w:t>
+      </w:r>
+      <w:r>
+        <w:t xml:space="preserve"> guard). Retorna </w:t>
+      </w:r>
+      <w:r>
+        <w:rPr>
+          <w:rFonts w:ascii="Courier New" w:hAnsi="Courier New"/>
+          <w:sz w:val="18"/>
+        </w:rPr>
+        <w:t>null</w:t>
+      </w:r>
+      <w:r>
+        <w:t xml:space="preserve"> para todos los demás municipios.</w:t>
       </w:r>
     </w:p>
     <w:p>
@@ -1683,8 +2335,21 @@
       </w:r>
     </w:p>
     <w:p>
-      <w:r>
-        <w:t xml:space="preserve">El bloque `📏` se insertó en </w:t>
+      <w:pPr>
+        <w:spacing w:after="100"/>
+      </w:pPr>
+      <w:r>
+        <w:t xml:space="preserve">El bloque </w:t>
+      </w:r>
+      <w:r>
+        <w:rPr>
+          <w:rFonts w:ascii="Courier New" w:hAnsi="Courier New"/>
+          <w:sz w:val="18"/>
+        </w:rPr>
+        <w:t>📏</w:t>
+      </w:r>
+      <w:r>
+        <w:t xml:space="preserve"> se insertó en </w:t>
       </w:r>
       <w:r>
         <w:rPr>
@@ -1693,7 +2358,17 @@
         <w:t>ambas ramas del overlay</w:t>
       </w:r>
       <w:r>
-        <w:t xml:space="preserve"> de `verificarGiro()`:</w:t>
+        <w:t xml:space="preserve"> de </w:t>
+      </w:r>
+      <w:r>
+        <w:rPr>
+          <w:rFonts w:ascii="Courier New" w:hAnsi="Courier New"/>
+          <w:sz w:val="18"/>
+        </w:rPr>
+        <w:t>verificarGiro()</w:t>
+      </w:r>
+      <w:r>
+        <w:t>:</w:t>
       </w:r>
     </w:p>
     <w:p>
@@ -1713,6 +2388,9 @@
       </w:r>
     </w:p>
     <w:p>
+      <w:pPr>
+        <w:spacing w:after="100"/>
+      </w:pPr>
       <w:r>
         <w:t>En la práctica solo activa en Zapopan por el guard de la función.</w:t>
       </w:r>
@@ -1726,8 +2404,21 @@
       </w:r>
     </w:p>
     <w:p>
-      <w:r>
-        <w:t xml:space="preserve">Los códigos SCIAN de gasolineras/gaseras (468411, 468412, 468413, 468419) están en `GU_SCIAN_GDL` pero </w:t>
+      <w:pPr>
+        <w:spacing w:after="100"/>
+      </w:pPr>
+      <w:r>
+        <w:t xml:space="preserve">Los códigos SCIAN de gasolineras/gaseras (468411, 468412, 468413, 468419) están en </w:t>
+      </w:r>
+      <w:r>
+        <w:rPr>
+          <w:rFonts w:ascii="Courier New" w:hAnsi="Courier New"/>
+          <w:sz w:val="18"/>
+        </w:rPr>
+        <w:t>GU_SCIAN_GDL</w:t>
+      </w:r>
+      <w:r>
+        <w:t xml:space="preserve"> pero </w:t>
       </w:r>
       <w:r>
         <w:rPr>
@@ -1736,11 +2427,23 @@
         <w:t>no en `GU_SCIAN_ZAP`</w:t>
       </w:r>
       <w:r>
-        <w:t>. Como para Zapopan se usa `GU_SCIAN_ZAP` (línea 5820), esos giros no aparecen en la lista de Zapopan y el overlay nunca se dispara para ellos. Se deja como pendiente agregar los códigos al catálogo ZAP si se quiere cubrir este caso.</w:t>
+        <w:t xml:space="preserve">. Como para Zapopan se usa </w:t>
+      </w:r>
+      <w:r>
+        <w:rPr>
+          <w:rFonts w:ascii="Courier New" w:hAnsi="Courier New"/>
+          <w:sz w:val="18"/>
+        </w:rPr>
+        <w:t>GU_SCIAN_ZAP</w:t>
+      </w:r>
+      <w:r>
+        <w:t xml:space="preserve"> (línea 5820), esos giros no aparecen en la lista de Zapopan y el overlay nunca se dispara para ellos. Se deja como pendiente agregar los códigos al catálogo ZAP si se quiere cubrir este caso.</w:t>
       </w:r>
     </w:p>
     <w:p>
-      <w:r/>
+      <w:pPr>
+        <w:spacing w:after="100"/>
+      </w:pPr>
       <w:r>
         <w:rPr>
           <w:b/>
@@ -1748,11 +2451,20 @@
         <w:t>Script:</w:t>
       </w:r>
       <w:r>
-        <w:t xml:space="preserve"> `add_dist_m02.py`</w:t>
+        <w:t xml:space="preserve"> </w:t>
+      </w:r>
+      <w:r>
+        <w:rPr>
+          <w:rFonts w:ascii="Courier New" w:hAnsi="Courier New"/>
+          <w:sz w:val="18"/>
+        </w:rPr>
+        <w:t>add_dist_m02.py</w:t>
       </w:r>
     </w:p>
     <w:p>
-      <w:r/>
+      <w:pPr>
+        <w:spacing w:after="100"/>
+      </w:pPr>
       <w:r>
         <w:rPr>
           <w:b/>
@@ -1760,22 +2472,29 @@
         <w:t>Commit:</w:t>
       </w:r>
       <w:r>
-        <w:t xml:space="preserve"> `fe1b329`</w:t>
+        <w:t xml:space="preserve"> </w:t>
+      </w:r>
+      <w:r>
+        <w:rPr>
+          <w:rFonts w:ascii="Courier New" w:hAnsi="Courier New"/>
+          <w:sz w:val="18"/>
+        </w:rPr>
+        <w:t>fe1b329</w:t>
       </w:r>
     </w:p>
     <w:p>
-      <w:r>
-        <w:t>────────────────────────────────────────────────────────────</w:t>
-      </w:r>
+      <w:pPr>
+        <w:pBdr>
+          <w:bottom w:val="single" w:sz="4" w:space="1" w:color="BBBBBB"/>
+        </w:pBdr>
+        <w:spacing w:before="0" w:after="160"/>
+      </w:pPr>
     </w:p>
     <w:p>
       <w:pPr>
         <w:pStyle w:val="Heading2"/>
       </w:pPr>
       <w:r>
-        <w:rPr>
-          <w:color w:val="2E4D6B"/>
-        </w:rPr>
         <w:t>9. Commits generados</w:t>
       </w:r>
     </w:p>
@@ -1786,15 +2505,18 @@
         <w:tblLook w:firstColumn="1" w:firstRow="1" w:lastColumn="0" w:lastRow="0" w:noHBand="0" w:noVBand="1" w:val="04A0"/>
       </w:tblPr>
       <w:tblGrid>
-        <w:gridCol w:w="4320"/>
-        <w:gridCol w:w="4320"/>
+        <w:gridCol w:w="4703"/>
+        <w:gridCol w:w="4703"/>
       </w:tblGrid>
       <w:tr>
         <w:tc>
           <w:tcPr>
-            <w:tcW w:type="dxa" w:w="4320"/>
+            <w:tcW w:type="dxa" w:w="4703"/>
           </w:tcPr>
           <w:p>
+            <w:pPr>
+              <w:spacing w:before="20" w:after="20"/>
+            </w:pPr>
             <w:r>
               <w:rPr>
                 <w:b/>
@@ -1805,9 +2527,12 @@
         </w:tc>
         <w:tc>
           <w:tcPr>
-            <w:tcW w:type="dxa" w:w="4320"/>
+            <w:tcW w:type="dxa" w:w="4703"/>
           </w:tcPr>
           <w:p>
+            <w:pPr>
+              <w:spacing w:before="20" w:after="20"/>
+            </w:pPr>
             <w:r>
               <w:rPr>
                 <w:b/>
@@ -1820,19 +2545,29 @@
       <w:tr>
         <w:tc>
           <w:tcPr>
-            <w:tcW w:type="dxa" w:w="4320"/>
+            <w:tcW w:type="dxa" w:w="4703"/>
           </w:tcPr>
           <w:p>
+            <w:pPr>
+              <w:spacing w:before="20" w:after="20"/>
+            </w:pPr>
             <w:r>
-              <w:t>`72a3141`</w:t>
+              <w:rPr>
+                <w:rFonts w:ascii="Courier New" w:hAnsi="Courier New"/>
+                <w:sz w:val="18"/>
+              </w:rPr>
+              <w:t>72a3141</w:t>
             </w:r>
           </w:p>
         </w:tc>
         <w:tc>
           <w:tcPr>
-            <w:tcW w:type="dxa" w:w="4320"/>
+            <w:tcW w:type="dxa" w:w="4703"/>
           </w:tcPr>
           <w:p>
+            <w:pPr>
+              <w:spacing w:before="20" w:after="20"/>
+            </w:pPr>
             <w:r>
               <w:t>fix M02: Art. 29 — CUS show/hide, recalculación dinámica, value default 2.4</w:t>
             </w:r>
@@ -1842,19 +2577,29 @@
       <w:tr>
         <w:tc>
           <w:tcPr>
-            <w:tcW w:type="dxa" w:w="4320"/>
+            <w:tcW w:type="dxa" w:w="4703"/>
           </w:tcPr>
           <w:p>
+            <w:pPr>
+              <w:spacing w:before="20" w:after="20"/>
+            </w:pPr>
             <w:r>
-              <w:t>`568c39e`</w:t>
+              <w:rPr>
+                <w:rFonts w:ascii="Courier New" w:hAnsi="Courier New"/>
+                <w:sz w:val="18"/>
+              </w:rPr>
+              <w:t>568c39e</w:t>
             </w:r>
           </w:p>
         </w:tc>
         <w:tc>
           <w:tcPr>
-            <w:tcW w:type="dxa" w:w="4320"/>
+            <w:tcW w:type="dxa" w:w="4703"/>
           </w:tcPr>
           <w:p>
+            <w:pPr>
+              <w:spacing w:before="20" w:after="20"/>
+            </w:pPr>
             <w:r>
               <w:t>feat M07: Art. 29 RGIM GDL al Glosario — 5 fracciones con ejemplo</w:t>
             </w:r>
@@ -1864,19 +2609,29 @@
       <w:tr>
         <w:tc>
           <w:tcPr>
-            <w:tcW w:type="dxa" w:w="4320"/>
+            <w:tcW w:type="dxa" w:w="4703"/>
           </w:tcPr>
           <w:p>
+            <w:pPr>
+              <w:spacing w:before="20" w:after="20"/>
+            </w:pPr>
             <w:r>
-              <w:t>`eb9d84e`</w:t>
+              <w:rPr>
+                <w:rFonts w:ascii="Courier New" w:hAnsi="Courier New"/>
+                <w:sz w:val="18"/>
+              </w:rPr>
+              <w:t>eb9d84e</w:t>
             </w:r>
           </w:p>
         </w:tc>
         <w:tc>
           <w:tcPr>
-            <w:tcW w:type="dxa" w:w="4320"/>
+            <w:tcW w:type="dxa" w:w="4703"/>
           </w:tcPr>
           <w:p>
+            <w:pPr>
+              <w:spacing w:before="20" w:after="20"/>
+            </w:pPr>
             <w:r>
               <w:t>feat M07: mejorar descripciones CS1/CS4/CS5 en Art. 29</w:t>
             </w:r>
@@ -1886,19 +2641,29 @@
       <w:tr>
         <w:tc>
           <w:tcPr>
-            <w:tcW w:type="dxa" w:w="4320"/>
+            <w:tcW w:type="dxa" w:w="4703"/>
           </w:tcPr>
           <w:p>
+            <w:pPr>
+              <w:spacing w:before="20" w:after="20"/>
+            </w:pPr>
             <w:r>
-              <w:t>`111a70c`</w:t>
+              <w:rPr>
+                <w:rFonts w:ascii="Courier New" w:hAnsi="Courier New"/>
+                <w:sz w:val="18"/>
+              </w:rPr>
+              <w:t>111a70c</w:t>
             </w:r>
           </w:p>
         </w:tc>
         <w:tc>
           <w:tcPr>
-            <w:tcW w:type="dxa" w:w="4320"/>
+            <w:tcW w:type="dxa" w:w="4703"/>
           </w:tcPr>
           <w:p>
+            <w:pPr>
+              <w:spacing w:before="20" w:after="20"/>
+            </w:pPr>
             <w:r>
               <w:t>feat M07: reglamentos ZPN a Fuentes + URL Estatal Zonificación al PDF directo</w:t>
             </w:r>
@@ -1908,19 +2673,29 @@
       <w:tr>
         <w:tc>
           <w:tcPr>
-            <w:tcW w:type="dxa" w:w="4320"/>
+            <w:tcW w:type="dxa" w:w="4703"/>
           </w:tcPr>
           <w:p>
+            <w:pPr>
+              <w:spacing w:before="20" w:after="20"/>
+            </w:pPr>
             <w:r>
-              <w:t>`fe1b329`</w:t>
+              <w:rPr>
+                <w:rFonts w:ascii="Courier New" w:hAnsi="Courier New"/>
+                <w:sz w:val="18"/>
+              </w:rPr>
+              <w:t>fe1b329</w:t>
             </w:r>
           </w:p>
         </w:tc>
         <w:tc>
           <w:tcPr>
-            <w:tcW w:type="dxa" w:w="4320"/>
+            <w:tcW w:type="dxa" w:w="4703"/>
           </w:tcPr>
           <w:p>
+            <w:pPr>
+              <w:spacing w:before="20" w:after="20"/>
+            </w:pPr>
             <w:r>
               <w:t>feat M02: distancias mínimas entre giros similares — Zapopan (Arts. 45, 136)</w:t>
             </w:r>
@@ -1930,19 +2705,29 @@
       <w:tr>
         <w:tc>
           <w:tcPr>
-            <w:tcW w:type="dxa" w:w="4320"/>
+            <w:tcW w:type="dxa" w:w="4703"/>
           </w:tcPr>
           <w:p>
+            <w:pPr>
+              <w:spacing w:before="20" w:after="20"/>
+            </w:pPr>
             <w:r>
-              <w:t>`c6e6f29`</w:t>
+              <w:rPr>
+                <w:rFonts w:ascii="Courier New" w:hAnsi="Courier New"/>
+                <w:sz w:val="18"/>
+              </w:rPr>
+              <w:t>c6e6f29</w:t>
             </w:r>
           </w:p>
         </w:tc>
         <w:tc>
           <w:tcPr>
-            <w:tcW w:type="dxa" w:w="4320"/>
+            <w:tcW w:type="dxa" w:w="4703"/>
           </w:tcPr>
           <w:p>
+            <w:pPr>
+              <w:spacing w:before="20" w:after="20"/>
+            </w:pPr>
             <w:r>
               <w:t>docs: bitácora v38.0 (.md + .docx)</w:t>
             </w:r>
@@ -1952,19 +2737,29 @@
       <w:tr>
         <w:tc>
           <w:tcPr>
-            <w:tcW w:type="dxa" w:w="4320"/>
+            <w:tcW w:type="dxa" w:w="4703"/>
           </w:tcPr>
           <w:p>
+            <w:pPr>
+              <w:spacing w:before="20" w:after="20"/>
+            </w:pPr>
             <w:r>
-              <w:t>`ad7427c`</w:t>
+              <w:rPr>
+                <w:rFonts w:ascii="Courier New" w:hAnsi="Courier New"/>
+                <w:sz w:val="18"/>
+              </w:rPr>
+              <w:t>ad7427c</w:t>
             </w:r>
           </w:p>
         </w:tc>
         <w:tc>
           <w:tcPr>
-            <w:tcW w:type="dxa" w:w="4320"/>
+            <w:tcW w:type="dxa" w:w="4703"/>
           </w:tcPr>
           <w:p>
+            <w:pPr>
+              <w:spacing w:before="20" w:after="20"/>
+            </w:pPr>
             <w:r>
               <w:t>feat index: transiciones suaves de tema + animación de logo al cargar menú</w:t>
             </w:r>
@@ -1974,28 +2769,105 @@
       <w:tr>
         <w:tc>
           <w:tcPr>
-            <w:tcW w:type="dxa" w:w="4320"/>
+            <w:tcW w:type="dxa" w:w="4703"/>
           </w:tcPr>
           <w:p>
+            <w:pPr>
+              <w:spacing w:before="20" w:after="20"/>
+            </w:pPr>
             <w:r>
-              <w:t>`efb22b4`</w:t>
+              <w:rPr>
+                <w:rFonts w:ascii="Courier New" w:hAnsi="Courier New"/>
+                <w:sz w:val="18"/>
+              </w:rPr>
+              <w:t>efb22b4</w:t>
             </w:r>
           </w:p>
         </w:tc>
         <w:tc>
           <w:tcPr>
-            <w:tcW w:type="dxa" w:w="4320"/>
+            <w:tcW w:type="dxa" w:w="4703"/>
           </w:tcPr>
           <w:p>
+            <w:pPr>
+              <w:spacing w:before="20" w:after="20"/>
+            </w:pPr>
             <w:r>
               <w:t>fix index: splash adapta colores al tema oscuro guardado en localStorage</w:t>
             </w:r>
           </w:p>
         </w:tc>
       </w:tr>
+      <w:tr>
+        <w:tc>
+          <w:tcPr>
+            <w:tcW w:type="dxa" w:w="4703"/>
+          </w:tcPr>
+          <w:p>
+            <w:pPr>
+              <w:spacing w:before="20" w:after="20"/>
+            </w:pPr>
+            <w:r>
+              <w:rPr>
+                <w:rFonts w:ascii="Courier New" w:hAnsi="Courier New"/>
+                <w:sz w:val="18"/>
+              </w:rPr>
+              <w:t>d6d887c</w:t>
+            </w:r>
+          </w:p>
+        </w:tc>
+        <w:tc>
+          <w:tcPr>
+            <w:tcW w:type="dxa" w:w="4703"/>
+          </w:tcPr>
+          <w:p>
+            <w:pPr>
+              <w:spacing w:before="20" w:after="20"/>
+            </w:pPr>
+            <w:r>
+              <w:t>feat M04: banner prominente al detectar sesión guardada al entrar</w:t>
+            </w:r>
+          </w:p>
+        </w:tc>
+      </w:tr>
+      <w:tr>
+        <w:tc>
+          <w:tcPr>
+            <w:tcW w:type="dxa" w:w="4703"/>
+          </w:tcPr>
+          <w:p>
+            <w:pPr>
+              <w:spacing w:before="20" w:after="20"/>
+            </w:pPr>
+            <w:r>
+              <w:rPr>
+                <w:rFonts w:ascii="Courier New" w:hAnsi="Courier New"/>
+                <w:sz w:val="18"/>
+              </w:rPr>
+              <w:t>fb68c63</w:t>
+            </w:r>
+          </w:p>
+        </w:tc>
+        <w:tc>
+          <w:tcPr>
+            <w:tcW w:type="dxa" w:w="4703"/>
+          </w:tcPr>
+          <w:p>
+            <w:pPr>
+              <w:spacing w:before="20" w:after="20"/>
+            </w:pPr>
+            <w:r>
+              <w:t>feat M01-M11: renombrar marca Gestor Urbano a TrazaUrbana en títulos y docs generados</w:t>
+            </w:r>
+          </w:p>
+        </w:tc>
+      </w:tr>
     </w:tbl>
+    <w:p/>
     <w:p>
-      <w:r/>
+      <w:pPr>
+        <w:spacing w:after="100"/>
+      </w:pPr>
       <w:r>
         <w:rPr>
           <w:b/>
@@ -2003,22 +2875,22 @@
         <w:t>Total:</w:t>
       </w:r>
       <w:r>
-        <w:t xml:space="preserve"> 8 commits · sesión 12 ago 2026</w:t>
+        <w:t xml:space="preserve"> 10 commits · sesiones 12–14 ago 2026</w:t>
       </w:r>
     </w:p>
     <w:p>
-      <w:r>
-        <w:t>────────────────────────────────────────────────────────────</w:t>
-      </w:r>
+      <w:pPr>
+        <w:pBdr>
+          <w:bottom w:val="single" w:sz="4" w:space="1" w:color="BBBBBB"/>
+        </w:pBdr>
+        <w:spacing w:before="0" w:after="160"/>
+      </w:pPr>
     </w:p>
     <w:p>
       <w:pPr>
         <w:pStyle w:val="Heading2"/>
       </w:pPr>
       <w:r>
-        <w:rPr>
-          <w:color w:val="2E4D6B"/>
-        </w:rPr>
         <w:t>10. Animaciones y transiciones — index.html (Bloque C)</w:t>
       </w:r>
     </w:p>
@@ -2031,46 +2903,83 @@
       </w:r>
     </w:p>
     <w:p>
-      <w:r>
-        <w:t>Al final de la sesión Fernando solicitó tres mejoras visuales al menú principal (`index.html`):</w:t>
-      </w:r>
-    </w:p>
-    <w:p>
-      <w:r>
-        <w:t>1. Transición suave al cambiar entre modo oscuro y modo claro.</w:t>
-      </w:r>
-    </w:p>
-    <w:p>
-      <w:r>
-        <w:t>2. Que el splash (intro) respete el tema guardado (no mostrarse blanco si el usuario tiene modo oscuro).</w:t>
-      </w:r>
-    </w:p>
-    <w:p>
-      <w:r>
-        <w:t>3. Que el logo "TrazaUrbana" en el header aparezca con animación de entrada cada vez que el usuario llega al menú (desde un módulo o carga directa).</w:t>
-      </w:r>
-    </w:p>
-    <w:p>
-      <w:pPr>
-        <w:pStyle w:val="Heading3"/>
-      </w:pPr>
-      <w:r>
-        <w:t>10.2 Transición dark↔light</w:t>
-      </w:r>
-    </w:p>
-    <w:p>
-      <w:r>
-        <w:t>Se agregaron reglas CSS de `transition` a los elementos que cambian al alternar tema:</w:t>
-      </w:r>
-    </w:p>
-    <w:p>
-      <w:pPr>
-        <w:ind w:left="576"/>
-      </w:pPr>
+      <w:pPr>
+        <w:spacing w:after="100"/>
+      </w:pPr>
+      <w:r>
+        <w:t>Al final de la sesión Fernando solicitó tres mejoras visuales al menú principal (</w:t>
+      </w:r>
       <w:r>
         <w:rPr>
           <w:rFonts w:ascii="Courier New" w:hAnsi="Courier New"/>
           <w:sz w:val="18"/>
+        </w:rPr>
+        <w:t>index.html</w:t>
+      </w:r>
+      <w:r>
+        <w:t>):</w:t>
+      </w:r>
+    </w:p>
+    <w:p>
+      <w:pPr>
+        <w:pStyle w:val="ListNumber"/>
+      </w:pPr>
+      <w:r>
+        <w:t>Transición suave al cambiar entre modo oscuro y modo claro.</w:t>
+      </w:r>
+    </w:p>
+    <w:p>
+      <w:pPr>
+        <w:pStyle w:val="ListNumber"/>
+      </w:pPr>
+      <w:r>
+        <w:t>Que el splash (intro) respete el tema guardado (no mostrarse blanco si el usuario tiene modo oscuro).</w:t>
+      </w:r>
+    </w:p>
+    <w:p>
+      <w:pPr>
+        <w:pStyle w:val="ListNumber"/>
+      </w:pPr>
+      <w:r>
+        <w:t>Que el logo "TrazaUrbana" en el header aparezca con animación de entrada cada vez que el usuario llega al menú (desde un módulo o carga directa).</w:t>
+      </w:r>
+    </w:p>
+    <w:p>
+      <w:pPr>
+        <w:pStyle w:val="Heading3"/>
+      </w:pPr>
+      <w:r>
+        <w:t>10.2 Transición dark↔light</w:t>
+      </w:r>
+    </w:p>
+    <w:p>
+      <w:pPr>
+        <w:spacing w:after="100"/>
+      </w:pPr>
+      <w:r>
+        <w:t xml:space="preserve">Se agregaron reglas CSS de </w:t>
+      </w:r>
+      <w:r>
+        <w:rPr>
+          <w:rFonts w:ascii="Courier New" w:hAnsi="Courier New"/>
+          <w:sz w:val="18"/>
+        </w:rPr>
+        <w:t>transition</w:t>
+      </w:r>
+      <w:r>
+        <w:t xml:space="preserve"> a los elementos que cambian al alternar tema:</w:t>
+      </w:r>
+    </w:p>
+    <w:p>
+      <w:pPr>
+        <w:spacing w:before="60" w:after="120"/>
+        <w:ind w:left="360"/>
+        <w:shd w:val="clear" w:color="auto" w:fill="F4F4F4"/>
+      </w:pPr>
+      <w:r>
+        <w:rPr>
+          <w:rFonts w:ascii="Courier New" w:hAnsi="Courier New"/>
+          <w:sz w:val="16"/>
         </w:rPr>
         <w:t>body { transition: background-color .4s ease, color .3s ease }</w:t>
         <w:br/>
@@ -2086,6 +2995,9 @@
       </w:r>
     </w:p>
     <w:p>
+      <w:pPr>
+        <w:spacing w:after="100"/>
+      </w:pPr>
       <w:r>
         <w:t>El cambio de tema pasa de ser instantáneo a un fade suave de ~0.35–0.4s.</w:t>
       </w:r>
@@ -2099,18 +3011,43 @@
       </w:r>
     </w:p>
     <w:p>
-      <w:r>
-        <w:t>El `div` que contiene el isotipo SVG y el wordmark "TrazaUrbana" recibió `id="hdr-brand"` y un CSS de entrada:</w:t>
-      </w:r>
-    </w:p>
-    <w:p>
-      <w:pPr>
-        <w:ind w:left="576"/>
-      </w:pPr>
+      <w:pPr>
+        <w:spacing w:after="100"/>
+      </w:pPr>
+      <w:r>
+        <w:t xml:space="preserve">El </w:t>
+      </w:r>
       <w:r>
         <w:rPr>
           <w:rFonts w:ascii="Courier New" w:hAnsi="Courier New"/>
           <w:sz w:val="18"/>
+        </w:rPr>
+        <w:t>div</w:t>
+      </w:r>
+      <w:r>
+        <w:t xml:space="preserve"> que contiene el isotipo SVG y el wordmark "TrazaUrbana" recibió </w:t>
+      </w:r>
+      <w:r>
+        <w:rPr>
+          <w:rFonts w:ascii="Courier New" w:hAnsi="Courier New"/>
+          <w:sz w:val="18"/>
+        </w:rPr>
+        <w:t>id="hdr-brand"</w:t>
+      </w:r>
+      <w:r>
+        <w:t xml:space="preserve"> y un CSS de entrada:</w:t>
+      </w:r>
+    </w:p>
+    <w:p>
+      <w:pPr>
+        <w:spacing w:before="60" w:after="120"/>
+        <w:ind w:left="360"/>
+        <w:shd w:val="clear" w:color="auto" w:fill="F4F4F4"/>
+      </w:pPr>
+      <w:r>
+        <w:rPr>
+          <w:rFonts w:ascii="Courier New" w:hAnsi="Courier New"/>
+          <w:sz w:val="16"/>
         </w:rPr>
         <w:t>#hdr-brand { opacity: 0; transform: translateY(-6px) scale(.92);</w:t>
         <w:br/>
@@ -2120,24 +3057,62 @@
       </w:r>
     </w:p>
     <w:p>
-      <w:r>
-        <w:t>El logo empieza invisible. Cuando el splash termina (`dismiss()`), el script activa la clase `.live` con 120ms de delay — el isotipo y wordmark aparecen con un spring suave desde arriba.</w:t>
-      </w:r>
-    </w:p>
-    <w:p>
-      <w:r>
-        <w:t>Adicionalmente, al hacer `dismiss()` el SVG del splash ejecuta una animación de contracción hacia arriba antes del fade-out, dando la ilusión de que el isotipo "vuela" hacia el header:</w:t>
-      </w:r>
-    </w:p>
-    <w:p>
-      <w:pPr>
-        <w:ind w:left="576"/>
-      </w:pPr>
+      <w:pPr>
+        <w:spacing w:after="100"/>
+      </w:pPr>
+      <w:r>
+        <w:t>El logo empieza invisible. Cuando el splash termina (</w:t>
+      </w:r>
       <w:r>
         <w:rPr>
           <w:rFonts w:ascii="Courier New" w:hAnsi="Courier New"/>
           <w:sz w:val="18"/>
         </w:rPr>
+        <w:t>dismiss()</w:t>
+      </w:r>
+      <w:r>
+        <w:t xml:space="preserve">), el script activa la clase </w:t>
+      </w:r>
+      <w:r>
+        <w:rPr>
+          <w:rFonts w:ascii="Courier New" w:hAnsi="Courier New"/>
+          <w:sz w:val="18"/>
+        </w:rPr>
+        <w:t>.live</w:t>
+      </w:r>
+      <w:r>
+        <w:t xml:space="preserve"> con 120ms de delay — el isotipo y wordmark aparecen con un spring suave desde arriba.</w:t>
+      </w:r>
+    </w:p>
+    <w:p>
+      <w:pPr>
+        <w:spacing w:after="100"/>
+      </w:pPr>
+      <w:r>
+        <w:t xml:space="preserve">Adicionalmente, al hacer </w:t>
+      </w:r>
+      <w:r>
+        <w:rPr>
+          <w:rFonts w:ascii="Courier New" w:hAnsi="Courier New"/>
+          <w:sz w:val="18"/>
+        </w:rPr>
+        <w:t>dismiss()</w:t>
+      </w:r>
+      <w:r>
+        <w:t xml:space="preserve"> el SVG del splash ejecuta una animación de contracción hacia arriba antes del fade-out, dando la ilusión de que el isotipo "vuela" hacia el header:</w:t>
+      </w:r>
+    </w:p>
+    <w:p>
+      <w:pPr>
+        <w:spacing w:before="60" w:after="120"/>
+        <w:ind w:left="360"/>
+        <w:shd w:val="clear" w:color="auto" w:fill="F4F4F4"/>
+      </w:pPr>
+      <w:r>
+        <w:rPr>
+          <w:rFonts w:ascii="Courier New" w:hAnsi="Courier New"/>
+          <w:sz w:val="16"/>
+        </w:rPr>
         <w:t>_sv.style.transform = 'translateY(-32px) scale(.28)';</w:t>
         <w:br/>
         <w:t>_sv.style.opacity = '.08';</w:t>
@@ -2152,7 +3127,9 @@
       </w:r>
     </w:p>
     <w:p>
-      <w:r/>
+      <w:pPr>
+        <w:spacing w:after="100"/>
+      </w:pPr>
       <w:r>
         <w:rPr>
           <w:b/>
@@ -2160,11 +3137,33 @@
         <w:t>Problema:</w:t>
       </w:r>
       <w:r>
-        <w:t xml:space="preserve"> `#tu-splash` tenía `background:#F6F3EC` (crema) hardcoded. Al cargar en modo oscuro, el splash aparecía blanco sobre lo que debería ser una interfaz oscura.</w:t>
+        <w:t xml:space="preserve"> </w:t>
+      </w:r>
+      <w:r>
+        <w:rPr>
+          <w:rFonts w:ascii="Courier New" w:hAnsi="Courier New"/>
+          <w:sz w:val="18"/>
+        </w:rPr>
+        <w:t>#tu-splash</w:t>
+      </w:r>
+      <w:r>
+        <w:t xml:space="preserve"> tenía </w:t>
+      </w:r>
+      <w:r>
+        <w:rPr>
+          <w:rFonts w:ascii="Courier New" w:hAnsi="Courier New"/>
+          <w:sz w:val="18"/>
+        </w:rPr>
+        <w:t>background:#F6F3EC</w:t>
+      </w:r>
+      <w:r>
+        <w:t xml:space="preserve"> (crema) hardcoded. Al cargar en modo oscuro, el splash aparecía blanco sobre lo que debería ser una interfaz oscura.</w:t>
       </w:r>
     </w:p>
     <w:p>
-      <w:r/>
+      <w:pPr>
+        <w:spacing w:after="100"/>
+      </w:pPr>
       <w:r>
         <w:rPr>
           <w:b/>
@@ -2172,17 +3171,39 @@
         <w:t>Solución:</w:t>
       </w:r>
       <w:r>
-        <w:t xml:space="preserve"> Al inicio del script del splash, se lee `localStorage.getItem('gu_theme')`. Si el valor no es `'light'` (incluye el caso sin valor guardado, ya que el default es oscuro), se aplica:</w:t>
-      </w:r>
-    </w:p>
-    <w:p>
-      <w:pPr>
-        <w:ind w:left="576"/>
-      </w:pPr>
+        <w:t xml:space="preserve"> Al inicio del script del splash, se lee </w:t>
+      </w:r>
       <w:r>
         <w:rPr>
           <w:rFonts w:ascii="Courier New" w:hAnsi="Courier New"/>
           <w:sz w:val="18"/>
+        </w:rPr>
+        <w:t>localStorage.getItem('gu_theme')</w:t>
+      </w:r>
+      <w:r>
+        <w:t xml:space="preserve">. Si el valor no es </w:t>
+      </w:r>
+      <w:r>
+        <w:rPr>
+          <w:rFonts w:ascii="Courier New" w:hAnsi="Courier New"/>
+          <w:sz w:val="18"/>
+        </w:rPr>
+        <w:t>'light'</w:t>
+      </w:r>
+      <w:r>
+        <w:t xml:space="preserve"> (incluye el caso sin valor guardado, ya que el default es oscuro), se aplica:</w:t>
+      </w:r>
+    </w:p>
+    <w:p>
+      <w:pPr>
+        <w:spacing w:before="60" w:after="120"/>
+        <w:ind w:left="360"/>
+        <w:shd w:val="clear" w:color="auto" w:fill="F4F4F4"/>
+      </w:pPr>
+      <w:r>
+        <w:rPr>
+          <w:rFonts w:ascii="Courier New" w:hAnsi="Courier New"/>
+          <w:sz w:val="16"/>
         </w:rPr>
         <w:t>s.classList.add('dk');                                    // background #0B0F1A via CSS</w:t>
         <w:br/>
@@ -2196,12 +3217,27 @@
       </w:r>
     </w:p>
     <w:p>
-      <w:r>
-        <w:t>El naranja `#D85A30` (cuadro del isotipo, "Urbana", barra de progreso) se mantiene igual en ambos temas.</w:t>
+      <w:pPr>
+        <w:spacing w:after="100"/>
+      </w:pPr>
+      <w:r>
+        <w:t xml:space="preserve">El naranja </w:t>
+      </w:r>
+      <w:r>
+        <w:rPr>
+          <w:rFonts w:ascii="Courier New" w:hAnsi="Courier New"/>
+          <w:sz w:val="18"/>
+        </w:rPr>
+        <w:t>#D85A30</w:t>
+      </w:r>
+      <w:r>
+        <w:t xml:space="preserve"> (cuadro del isotipo, "Urbana", barra de progreso) se mantiene igual en ambos temas.</w:t>
       </w:r>
     </w:p>
     <w:p>
-      <w:r/>
+      <w:pPr>
+        <w:spacing w:after="100"/>
+      </w:pPr>
       <w:r>
         <w:rPr>
           <w:b/>
@@ -2213,7 +3249,9 @@
       </w:r>
     </w:p>
     <w:p>
-      <w:r/>
+      <w:pPr>
+        <w:spacing w:after="100"/>
+      </w:pPr>
       <w:r>
         <w:rPr>
           <w:b/>
@@ -2221,23 +3259,447 @@
         <w:t>Commits:</w:t>
       </w:r>
       <w:r>
-        <w:t xml:space="preserve"> `ad7427c` · `efb22b4`</w:t>
+        <w:t xml:space="preserve"> </w:t>
+      </w:r>
+      <w:r>
+        <w:rPr>
+          <w:rFonts w:ascii="Courier New" w:hAnsi="Courier New"/>
+          <w:sz w:val="18"/>
+        </w:rPr>
+        <w:t>ad7427c</w:t>
+      </w:r>
+      <w:r>
+        <w:t xml:space="preserve"> · </w:t>
+      </w:r>
+      <w:r>
+        <w:rPr>
+          <w:rFonts w:ascii="Courier New" w:hAnsi="Courier New"/>
+          <w:sz w:val="18"/>
+        </w:rPr>
+        <w:t>efb22b4</w:t>
       </w:r>
     </w:p>
     <w:p>
-      <w:r>
-        <w:t>────────────────────────────────────────────────────────────</w:t>
-      </w:r>
+      <w:pPr>
+        <w:pBdr>
+          <w:bottom w:val="single" w:sz="4" w:space="1" w:color="BBBBBB"/>
+        </w:pBdr>
+        <w:spacing w:before="0" w:after="160"/>
+      </w:pPr>
     </w:p>
     <w:p>
       <w:pPr>
         <w:pStyle w:val="Heading2"/>
       </w:pPr>
       <w:r>
+        <w:t>11. M04 — Banner de sesión guardada (Bloque D)</w:t>
+      </w:r>
+    </w:p>
+    <w:p>
+      <w:pPr>
+        <w:pStyle w:val="Heading3"/>
+      </w:pPr>
+      <w:r>
+        <w:t>11.1 Contexto</w:t>
+      </w:r>
+    </w:p>
+    <w:p>
+      <w:pPr>
+        <w:spacing w:after="100"/>
+      </w:pPr>
+      <w:r>
+        <w:t xml:space="preserve">Al cargar M04 desde otro módulo o desde index, se detectaba un análisis previo en </w:t>
+      </w:r>
+      <w:r>
         <w:rPr>
-          <w:color w:val="2E4D6B"/>
+          <w:rFonts w:ascii="Courier New" w:hAnsi="Courier New"/>
+          <w:sz w:val="18"/>
         </w:rPr>
-        <w:t>11. Parámetros de la sesión</w:t>
+        <w:t>localStorage</w:t>
+      </w:r>
+      <w:r>
+        <w:t xml:space="preserve"> (clave </w:t>
+      </w:r>
+      <w:r>
+        <w:rPr>
+          <w:rFonts w:ascii="Courier New" w:hAnsi="Courier New"/>
+          <w:sz w:val="18"/>
+        </w:rPr>
+        <w:t>gu_m04_sesion_actual</w:t>
+      </w:r>
+      <w:r>
+        <w:t>) y se restauraba automáticamente sin aviso. Esto sorprendía al usuario.</w:t>
+      </w:r>
+    </w:p>
+    <w:p>
+      <w:pPr>
+        <w:spacing w:after="100"/>
+      </w:pPr>
+      <w:r>
+        <w:t>Fernando solicitó: en lugar de auto-restaurar, mostrar un aviso prominente con dos opciones.</w:t>
+      </w:r>
+    </w:p>
+    <w:p>
+      <w:pPr>
+        <w:pStyle w:val="Heading3"/>
+      </w:pPr>
+      <w:r>
+        <w:t>11.2 Implementación</w:t>
+      </w:r>
+    </w:p>
+    <w:p>
+      <w:pPr>
+        <w:spacing w:after="100"/>
+      </w:pPr>
+      <w:r>
+        <w:rPr>
+          <w:b/>
+        </w:rPr>
+        <w:t>CSS nuevo</w:t>
+      </w:r>
+      <w:r>
+        <w:t xml:space="preserve"> — banner amber con borde izquierdo de acento </w:t>
+      </w:r>
+      <w:r>
+        <w:rPr>
+          <w:rFonts w:ascii="Courier New" w:hAnsi="Courier New"/>
+          <w:sz w:val="18"/>
+        </w:rPr>
+        <w:t>#D97706</w:t>
+      </w:r>
+      <w:r>
+        <w:t>:</w:t>
+      </w:r>
+    </w:p>
+    <w:p>
+      <w:pPr>
+        <w:spacing w:before="60" w:after="120"/>
+        <w:ind w:left="360"/>
+        <w:shd w:val="clear" w:color="auto" w:fill="F4F4F4"/>
+      </w:pPr>
+      <w:r>
+        <w:rPr>
+          <w:rFonts w:ascii="Courier New" w:hAnsi="Courier New"/>
+          <w:sz w:val="16"/>
+        </w:rPr>
+        <w:t>#m04-sesion-banner { display:none; border-left:4px solid #D97706;</w:t>
+        <w:br/>
+        <w:t xml:space="preserve">  background:#FFFBEB; border-radius:8px; padding:16px 20px;</w:t>
+        <w:br/>
+        <w:t xml:space="preserve">  margin-bottom:20px; gap:12px; align-items:flex-start; }</w:t>
+      </w:r>
+    </w:p>
+    <w:p>
+      <w:pPr>
+        <w:spacing w:after="100"/>
+      </w:pPr>
+      <w:r>
+        <w:t xml:space="preserve">Clases adicionales: </w:t>
+      </w:r>
+      <w:r>
+        <w:rPr>
+          <w:rFonts w:ascii="Courier New" w:hAnsi="Courier New"/>
+          <w:sz w:val="18"/>
+        </w:rPr>
+        <w:t>.msb-icon</w:t>
+      </w:r>
+      <w:r>
+        <w:t xml:space="preserve"> (emoji 📋), </w:t>
+      </w:r>
+      <w:r>
+        <w:rPr>
+          <w:rFonts w:ascii="Courier New" w:hAnsi="Courier New"/>
+          <w:sz w:val="18"/>
+        </w:rPr>
+        <w:t>.msb-body</w:t>
+      </w:r>
+      <w:r>
+        <w:t xml:space="preserve">, </w:t>
+      </w:r>
+      <w:r>
+        <w:rPr>
+          <w:rFonts w:ascii="Courier New" w:hAnsi="Courier New"/>
+          <w:sz w:val="18"/>
+        </w:rPr>
+        <w:t>.msb-title</w:t>
+      </w:r>
+      <w:r>
+        <w:t xml:space="preserve">, </w:t>
+      </w:r>
+      <w:r>
+        <w:rPr>
+          <w:rFonts w:ascii="Courier New" w:hAnsi="Courier New"/>
+          <w:sz w:val="18"/>
+        </w:rPr>
+        <w:t>.msb-meta</w:t>
+      </w:r>
+      <w:r>
+        <w:t xml:space="preserve">, </w:t>
+      </w:r>
+      <w:r>
+        <w:rPr>
+          <w:rFonts w:ascii="Courier New" w:hAnsi="Courier New"/>
+          <w:sz w:val="18"/>
+        </w:rPr>
+        <w:t>.msb-btns</w:t>
+      </w:r>
+      <w:r>
+        <w:t xml:space="preserve">, </w:t>
+      </w:r>
+      <w:r>
+        <w:rPr>
+          <w:rFonts w:ascii="Courier New" w:hAnsi="Courier New"/>
+          <w:sz w:val="18"/>
+        </w:rPr>
+        <w:t>.msb-btn-c</w:t>
+      </w:r>
+      <w:r>
+        <w:t xml:space="preserve"> (continuar — amber), </w:t>
+      </w:r>
+      <w:r>
+        <w:rPr>
+          <w:rFonts w:ascii="Courier New" w:hAnsi="Courier New"/>
+          <w:sz w:val="18"/>
+        </w:rPr>
+        <w:t>.msb-btn-n</w:t>
+      </w:r>
+      <w:r>
+        <w:t xml:space="preserve"> (nueva consulta — ghost rojo).</w:t>
+      </w:r>
+    </w:p>
+    <w:p>
+      <w:pPr>
+        <w:spacing w:after="100"/>
+      </w:pPr>
+      <w:r>
+        <w:rPr>
+          <w:b/>
+        </w:rPr>
+        <w:t>HTML</w:t>
+      </w:r>
+      <w:r>
+        <w:t xml:space="preserve"> insertado después de </w:t>
+      </w:r>
+      <w:r>
+        <w:rPr>
+          <w:rFonts w:ascii="Courier New" w:hAnsi="Courier New"/>
+          <w:sz w:val="18"/>
+        </w:rPr>
+        <w:t>&lt;div class="main"&gt;</w:t>
+      </w:r>
+      <w:r>
+        <w:t>:</w:t>
+      </w:r>
+    </w:p>
+    <w:p>
+      <w:pPr>
+        <w:spacing w:before="60" w:after="120"/>
+        <w:ind w:left="360"/>
+        <w:shd w:val="clear" w:color="auto" w:fill="F4F4F4"/>
+      </w:pPr>
+      <w:r>
+        <w:rPr>
+          <w:rFonts w:ascii="Courier New" w:hAnsi="Courier New"/>
+          <w:sz w:val="16"/>
+        </w:rPr>
+        <w:t>&lt;div id="m04-sesion-banner" role="alert"&gt;</w:t>
+        <w:br/>
+        <w:t xml:space="preserve">  &lt;div class="msb-icon"&gt;📋&lt;/div&gt;</w:t>
+        <w:br/>
+        <w:t xml:space="preserve">  &lt;div class="msb-body"&gt;</w:t>
+        <w:br/>
+        <w:t xml:space="preserve">    &lt;div class="msb-title"&gt;Tienes un análisis guardado de tu sesión anterior&lt;/div&gt;</w:t>
+        <w:br/>
+        <w:t xml:space="preserve">    &lt;div class="msb-meta" id="m04-banner-meta"&gt;Cargando datos…&lt;/div&gt;</w:t>
+        <w:br/>
+        <w:t xml:space="preserve">    &lt;div class="msb-btns"&gt;</w:t>
+        <w:br/>
+        <w:t xml:space="preserve">      &lt;button class="msb-btn-c" id="m04-banner-continuar"&gt;Ver análisis anterior →&lt;/button&gt;</w:t>
+        <w:br/>
+        <w:t xml:space="preserve">      &lt;button class="msb-btn-n" id="m04-banner-nueva"&gt;Nueva consulta (descartar)&lt;/button&gt;</w:t>
+        <w:br/>
+        <w:t xml:space="preserve">    &lt;/div&gt;</w:t>
+        <w:br/>
+        <w:t xml:space="preserve">  &lt;/div&gt;</w:t>
+        <w:br/>
+        <w:t>&lt;/div&gt;</w:t>
+      </w:r>
+    </w:p>
+    <w:p>
+      <w:pPr>
+        <w:spacing w:after="100"/>
+      </w:pPr>
+      <w:r>
+        <w:rPr>
+          <w:b/>
+        </w:rPr>
+        <w:t>JS en DOMContentLoaded</w:t>
+      </w:r>
+      <w:r>
+        <w:t xml:space="preserve"> — reemplaza el auto-restore anterior:</w:t>
+      </w:r>
+    </w:p>
+    <w:p>
+      <w:pPr>
+        <w:pStyle w:val="ListBullet"/>
+      </w:pPr>
+      <w:r>
+        <w:t xml:space="preserve">Lee </w:t>
+      </w:r>
+      <w:r>
+        <w:rPr>
+          <w:rFonts w:ascii="Courier New" w:hAnsi="Courier New"/>
+          <w:sz w:val="18"/>
+        </w:rPr>
+        <w:t>gu_m04_sesion_actual</w:t>
+      </w:r>
+      <w:r>
+        <w:t xml:space="preserve"> del localStorage.</w:t>
+      </w:r>
+    </w:p>
+    <w:p>
+      <w:pPr>
+        <w:pStyle w:val="ListBullet"/>
+      </w:pPr>
+      <w:r>
+        <w:t xml:space="preserve">Si existe: formatea fecha y municipio, los muestra en </w:t>
+      </w:r>
+      <w:r>
+        <w:rPr>
+          <w:rFonts w:ascii="Courier New" w:hAnsi="Courier New"/>
+          <w:sz w:val="18"/>
+        </w:rPr>
+        <w:t>#m04-banner-meta</w:t>
+      </w:r>
+      <w:r>
+        <w:t xml:space="preserve">, hace </w:t>
+      </w:r>
+      <w:r>
+        <w:rPr>
+          <w:rFonts w:ascii="Courier New" w:hAnsi="Courier New"/>
+          <w:sz w:val="18"/>
+        </w:rPr>
+        <w:t>display:flex</w:t>
+      </w:r>
+      <w:r>
+        <w:t xml:space="preserve"> al banner.</w:t>
+      </w:r>
+    </w:p>
+    <w:p>
+      <w:pPr>
+        <w:pStyle w:val="ListBullet"/>
+      </w:pPr>
+      <w:r>
+        <w:t xml:space="preserve">Botón "Ver análisis anterior": llama </w:t>
+      </w:r>
+      <w:r>
+        <w:rPr>
+          <w:rFonts w:ascii="Courier New" w:hAnsi="Courier New"/>
+          <w:sz w:val="18"/>
+        </w:rPr>
+        <w:t>renderResultado(sesion.r, sesion.config, { guardarHistorial: false })</w:t>
+      </w:r>
+      <w:r>
+        <w:t>, oculta banner.</w:t>
+      </w:r>
+    </w:p>
+    <w:p>
+      <w:pPr>
+        <w:pStyle w:val="ListBullet"/>
+      </w:pPr>
+      <w:r>
+        <w:t>Botón "Nueva consulta": borra la clave del localStorage, oculta banner.</w:t>
+      </w:r>
+    </w:p>
+    <w:p>
+      <w:pPr>
+        <w:spacing w:after="100"/>
+      </w:pPr>
+      <w:r>
+        <w:rPr>
+          <w:b/>
+        </w:rPr>
+        <w:t>Commit:</w:t>
+      </w:r>
+      <w:r>
+        <w:t xml:space="preserve"> </w:t>
+      </w:r>
+      <w:r>
+        <w:rPr>
+          <w:rFonts w:ascii="Courier New" w:hAnsi="Courier New"/>
+          <w:sz w:val="18"/>
+        </w:rPr>
+        <w:t>d6d887c</w:t>
+      </w:r>
+    </w:p>
+    <w:p>
+      <w:pPr>
+        <w:pBdr>
+          <w:bottom w:val="single" w:sz="4" w:space="1" w:color="BBBBBB"/>
+        </w:pBdr>
+        <w:spacing w:before="0" w:after="160"/>
+      </w:pPr>
+    </w:p>
+    <w:p>
+      <w:pPr>
+        <w:pStyle w:val="Heading2"/>
+      </w:pPr>
+      <w:r>
+        <w:t>12. M01–M11 — Renombrar marca Gestor Urbano → TrazaUrbana (Bloque D)</w:t>
+      </w:r>
+    </w:p>
+    <w:p>
+      <w:pPr>
+        <w:pStyle w:val="Heading3"/>
+      </w:pPr>
+      <w:r>
+        <w:t>12.1 Alcance</w:t>
+      </w:r>
+    </w:p>
+    <w:p>
+      <w:pPr>
+        <w:spacing w:after="100"/>
+      </w:pPr>
+      <w:r>
+        <w:t xml:space="preserve">Fernando solicitó que los archivos generados por la app (PDFs vía </w:t>
+      </w:r>
+      <w:r>
+        <w:rPr>
+          <w:rFonts w:ascii="Courier New" w:hAnsi="Courier New"/>
+          <w:sz w:val="18"/>
+        </w:rPr>
+        <w:t>window.print()</w:t>
+      </w:r>
+      <w:r>
+        <w:t xml:space="preserve">, XLS vía </w:t>
+      </w:r>
+      <w:r>
+        <w:rPr>
+          <w:rFonts w:ascii="Courier New" w:hAnsi="Courier New"/>
+          <w:sz w:val="18"/>
+        </w:rPr>
+        <w:t>a.download</w:t>
+      </w:r>
+      <w:r>
+        <w:t xml:space="preserve">, documentos de impresión) mostraran "TrazaUrbana" en lugar de "Gestor Urbano". El nombre del archivo sugerido en Chrome al imprimir a PDF proviene del </w:t>
+      </w:r>
+      <w:r>
+        <w:rPr>
+          <w:rFonts w:ascii="Courier New" w:hAnsi="Courier New"/>
+          <w:sz w:val="18"/>
+        </w:rPr>
+        <w:t>&lt;title&gt;</w:t>
+      </w:r>
+      <w:r>
+        <w:t xml:space="preserve"> de la página.</w:t>
+      </w:r>
+    </w:p>
+    <w:p>
+      <w:pPr>
+        <w:pStyle w:val="Heading3"/>
+      </w:pPr>
+      <w:r>
+        <w:t>12.2 Cambios por módulo</w:t>
       </w:r>
     </w:p>
     <w:tbl>
@@ -2247,15 +3709,623 @@
         <w:tblLook w:firstColumn="1" w:firstRow="1" w:lastColumn="0" w:lastRow="0" w:noHBand="0" w:noVBand="1" w:val="04A0"/>
       </w:tblPr>
       <w:tblGrid>
-        <w:gridCol w:w="4320"/>
-        <w:gridCol w:w="4320"/>
+        <w:gridCol w:w="4703"/>
+        <w:gridCol w:w="4703"/>
       </w:tblGrid>
       <w:tr>
         <w:tc>
           <w:tcPr>
-            <w:tcW w:type="dxa" w:w="4320"/>
+            <w:tcW w:type="dxa" w:w="4703"/>
           </w:tcPr>
           <w:p>
+            <w:pPr>
+              <w:spacing w:before="20" w:after="20"/>
+            </w:pPr>
+            <w:r>
+              <w:rPr>
+                <w:b/>
+              </w:rPr>
+              <w:t>Módulo</w:t>
+            </w:r>
+          </w:p>
+        </w:tc>
+        <w:tc>
+          <w:tcPr>
+            <w:tcW w:type="dxa" w:w="4703"/>
+          </w:tcPr>
+          <w:p>
+            <w:pPr>
+              <w:spacing w:before="20" w:after="20"/>
+            </w:pPr>
+            <w:r>
+              <w:rPr>
+                <w:b/>
+              </w:rPr>
+              <w:t>Elementos modificados</w:t>
+            </w:r>
+          </w:p>
+        </w:tc>
+      </w:tr>
+      <w:tr>
+        <w:tc>
+          <w:tcPr>
+            <w:tcW w:type="dxa" w:w="4703"/>
+          </w:tcPr>
+          <w:p>
+            <w:pPr>
+              <w:spacing w:before="20" w:after="20"/>
+            </w:pPr>
+            <w:r>
+              <w:t>M01</w:t>
+            </w:r>
+          </w:p>
+        </w:tc>
+        <w:tc>
+          <w:tcPr>
+            <w:tcW w:type="dxa" w:w="4703"/>
+          </w:tcPr>
+          <w:p>
+            <w:pPr>
+              <w:spacing w:before="20" w:after="20"/>
+            </w:pPr>
+            <w:r>
+              <w:rPr>
+                <w:rFonts w:ascii="Courier New" w:hAnsi="Courier New"/>
+                <w:sz w:val="18"/>
+              </w:rPr>
+              <w:t>&lt;title&gt;</w:t>
+            </w:r>
+            <w:r>
+              <w:t xml:space="preserve"> principal</w:t>
+            </w:r>
+          </w:p>
+        </w:tc>
+      </w:tr>
+      <w:tr>
+        <w:tc>
+          <w:tcPr>
+            <w:tcW w:type="dxa" w:w="4703"/>
+          </w:tcPr>
+          <w:p>
+            <w:pPr>
+              <w:spacing w:before="20" w:after="20"/>
+            </w:pPr>
+            <w:r>
+              <w:t>M02</w:t>
+            </w:r>
+          </w:p>
+        </w:tc>
+        <w:tc>
+          <w:tcPr>
+            <w:tcW w:type="dxa" w:w="4703"/>
+          </w:tcPr>
+          <w:p>
+            <w:pPr>
+              <w:spacing w:before="20" w:after="20"/>
+            </w:pPr>
+            <w:r>
+              <w:rPr>
+                <w:rFonts w:ascii="Courier New" w:hAnsi="Courier New"/>
+                <w:sz w:val="18"/>
+              </w:rPr>
+              <w:t>&lt;title&gt;</w:t>
+            </w:r>
+            <w:r>
+              <w:t xml:space="preserve"> principal · </w:t>
+            </w:r>
+            <w:r>
+              <w:rPr>
+                <w:rFonts w:ascii="Courier New" w:hAnsi="Courier New"/>
+                <w:sz w:val="18"/>
+              </w:rPr>
+              <w:t>hdr-title</w:t>
+            </w:r>
+            <w:r>
+              <w:t xml:space="preserve"> del overlay de impresión</w:t>
+            </w:r>
+          </w:p>
+        </w:tc>
+      </w:tr>
+      <w:tr>
+        <w:tc>
+          <w:tcPr>
+            <w:tcW w:type="dxa" w:w="4703"/>
+          </w:tcPr>
+          <w:p>
+            <w:pPr>
+              <w:spacing w:before="20" w:after="20"/>
+            </w:pPr>
+            <w:r>
+              <w:t>M03</w:t>
+            </w:r>
+          </w:p>
+        </w:tc>
+        <w:tc>
+          <w:tcPr>
+            <w:tcW w:type="dxa" w:w="4703"/>
+          </w:tcPr>
+          <w:p>
+            <w:pPr>
+              <w:spacing w:before="20" w:after="20"/>
+            </w:pPr>
+            <w:r>
+              <w:rPr>
+                <w:rFonts w:ascii="Courier New" w:hAnsi="Courier New"/>
+                <w:sz w:val="18"/>
+              </w:rPr>
+              <w:t>&lt;title&gt;</w:t>
+            </w:r>
+            <w:r>
+              <w:t xml:space="preserve"> · </w:t>
+            </w:r>
+            <w:r>
+              <w:rPr>
+                <w:rFonts w:ascii="Courier New" w:hAnsi="Courier New"/>
+                <w:sz w:val="18"/>
+              </w:rPr>
+              <w:t>a.download</w:t>
+            </w:r>
+            <w:r>
+              <w:t xml:space="preserve"> (</w:t>
+            </w:r>
+            <w:r>
+              <w:rPr>
+                <w:rFonts w:ascii="Courier New" w:hAnsi="Courier New"/>
+                <w:sz w:val="18"/>
+              </w:rPr>
+              <w:t>TrazaUrbana_Comparativa_…xls</w:t>
+            </w:r>
+            <w:r>
+              <w:t xml:space="preserve">) · cabecera XLS · </w:t>
+            </w:r>
+            <w:r>
+              <w:rPr>
+                <w:rFonts w:ascii="Courier New" w:hAnsi="Courier New"/>
+                <w:sz w:val="18"/>
+              </w:rPr>
+              <w:t>&lt;Author&gt;</w:t>
+            </w:r>
+            <w:r>
+              <w:t xml:space="preserve"> · "Generado por"</w:t>
+            </w:r>
+          </w:p>
+        </w:tc>
+      </w:tr>
+      <w:tr>
+        <w:tc>
+          <w:tcPr>
+            <w:tcW w:type="dxa" w:w="4703"/>
+          </w:tcPr>
+          <w:p>
+            <w:pPr>
+              <w:spacing w:before="20" w:after="20"/>
+            </w:pPr>
+            <w:r>
+              <w:t>M04</w:t>
+            </w:r>
+          </w:p>
+        </w:tc>
+        <w:tc>
+          <w:tcPr>
+            <w:tcW w:type="dxa" w:w="4703"/>
+          </w:tcPr>
+          <w:p>
+            <w:pPr>
+              <w:spacing w:before="20" w:after="20"/>
+            </w:pPr>
+            <w:r>
+              <w:rPr>
+                <w:rFonts w:ascii="Courier New" w:hAnsi="Courier New"/>
+                <w:sz w:val="18"/>
+              </w:rPr>
+              <w:t>&lt;title&gt;</w:t>
+            </w:r>
+            <w:r>
+              <w:t xml:space="preserve"> · </w:t>
+            </w:r>
+            <w:r>
+              <w:rPr>
+                <w:rFonts w:ascii="Courier New" w:hAnsi="Courier New"/>
+                <w:sz w:val="18"/>
+              </w:rPr>
+              <w:t>print-header-sub</w:t>
+            </w:r>
+            <w:r>
+              <w:t xml:space="preserve"> · "Documento generado por"</w:t>
+            </w:r>
+          </w:p>
+        </w:tc>
+      </w:tr>
+      <w:tr>
+        <w:tc>
+          <w:tcPr>
+            <w:tcW w:type="dxa" w:w="4703"/>
+          </w:tcPr>
+          <w:p>
+            <w:pPr>
+              <w:spacing w:before="20" w:after="20"/>
+            </w:pPr>
+            <w:r>
+              <w:t>M05</w:t>
+            </w:r>
+          </w:p>
+        </w:tc>
+        <w:tc>
+          <w:tcPr>
+            <w:tcW w:type="dxa" w:w="4703"/>
+          </w:tcPr>
+          <w:p>
+            <w:pPr>
+              <w:spacing w:before="20" w:after="20"/>
+            </w:pPr>
+            <w:r>
+              <w:rPr>
+                <w:rFonts w:ascii="Courier New" w:hAnsi="Courier New"/>
+                <w:sz w:val="18"/>
+              </w:rPr>
+              <w:t>&lt;title&gt;</w:t>
+            </w:r>
+            <w:r>
+              <w:t xml:space="preserve"> · "Generado por" (URL netlify obsoleta → vercel) · título descarga TXT</w:t>
+            </w:r>
+          </w:p>
+        </w:tc>
+      </w:tr>
+      <w:tr>
+        <w:tc>
+          <w:tcPr>
+            <w:tcW w:type="dxa" w:w="4703"/>
+          </w:tcPr>
+          <w:p>
+            <w:pPr>
+              <w:spacing w:before="20" w:after="20"/>
+            </w:pPr>
+            <w:r>
+              <w:t>M06</w:t>
+            </w:r>
+          </w:p>
+        </w:tc>
+        <w:tc>
+          <w:tcPr>
+            <w:tcW w:type="dxa" w:w="4703"/>
+          </w:tcPr>
+          <w:p>
+            <w:pPr>
+              <w:spacing w:before="20" w:after="20"/>
+            </w:pPr>
+            <w:r>
+              <w:rPr>
+                <w:rFonts w:ascii="Courier New" w:hAnsi="Courier New"/>
+                <w:sz w:val="18"/>
+              </w:rPr>
+              <w:t>&lt;title&gt;</w:t>
+            </w:r>
+            <w:r>
+              <w:t xml:space="preserve"> · </w:t>
+            </w:r>
+            <w:r>
+              <w:rPr>
+                <w:rFonts w:ascii="Courier New" w:hAnsi="Courier New"/>
+                <w:sz w:val="18"/>
+              </w:rPr>
+              <w:t>content:</w:t>
+            </w:r>
+            <w:r>
+              <w:t xml:space="preserve"> de cabecera y pie </w:t>
+            </w:r>
+            <w:r>
+              <w:rPr>
+                <w:rFonts w:ascii="Courier New" w:hAnsi="Courier New"/>
+                <w:sz w:val="18"/>
+              </w:rPr>
+              <w:t>@media print</w:t>
+            </w:r>
+            <w:r>
+              <w:t xml:space="preserve"> (CSS)</w:t>
+            </w:r>
+          </w:p>
+        </w:tc>
+      </w:tr>
+      <w:tr>
+        <w:tc>
+          <w:tcPr>
+            <w:tcW w:type="dxa" w:w="4703"/>
+          </w:tcPr>
+          <w:p>
+            <w:pPr>
+              <w:spacing w:before="20" w:after="20"/>
+            </w:pPr>
+            <w:r>
+              <w:t>M07</w:t>
+            </w:r>
+          </w:p>
+        </w:tc>
+        <w:tc>
+          <w:tcPr>
+            <w:tcW w:type="dxa" w:w="4703"/>
+          </w:tcPr>
+          <w:p>
+            <w:pPr>
+              <w:spacing w:before="20" w:after="20"/>
+            </w:pPr>
+            <w:r>
+              <w:rPr>
+                <w:rFonts w:ascii="Courier New" w:hAnsi="Courier New"/>
+                <w:sz w:val="18"/>
+              </w:rPr>
+              <w:t>&lt;title&gt;</w:t>
+            </w:r>
+            <w:r>
+              <w:t xml:space="preserve"> · descripción de sección de fuentes</w:t>
+            </w:r>
+          </w:p>
+        </w:tc>
+      </w:tr>
+      <w:tr>
+        <w:tc>
+          <w:tcPr>
+            <w:tcW w:type="dxa" w:w="4703"/>
+          </w:tcPr>
+          <w:p>
+            <w:pPr>
+              <w:spacing w:before="20" w:after="20"/>
+            </w:pPr>
+            <w:r>
+              <w:t>M08</w:t>
+            </w:r>
+          </w:p>
+        </w:tc>
+        <w:tc>
+          <w:tcPr>
+            <w:tcW w:type="dxa" w:w="4703"/>
+          </w:tcPr>
+          <w:p>
+            <w:pPr>
+              <w:spacing w:before="20" w:after="20"/>
+            </w:pPr>
+            <w:r>
+              <w:rPr>
+                <w:rFonts w:ascii="Courier New" w:hAnsi="Courier New"/>
+                <w:sz w:val="18"/>
+              </w:rPr>
+              <w:t>&lt;title&gt;</w:t>
+            </w:r>
+          </w:p>
+        </w:tc>
+      </w:tr>
+      <w:tr>
+        <w:tc>
+          <w:tcPr>
+            <w:tcW w:type="dxa" w:w="4703"/>
+          </w:tcPr>
+          <w:p>
+            <w:pPr>
+              <w:spacing w:before="20" w:after="20"/>
+            </w:pPr>
+            <w:r>
+              <w:t>M09</w:t>
+            </w:r>
+          </w:p>
+        </w:tc>
+        <w:tc>
+          <w:tcPr>
+            <w:tcW w:type="dxa" w:w="4703"/>
+          </w:tcPr>
+          <w:p>
+            <w:pPr>
+              <w:spacing w:before="20" w:after="20"/>
+            </w:pPr>
+            <w:r>
+              <w:rPr>
+                <w:rFonts w:ascii="Courier New" w:hAnsi="Courier New"/>
+                <w:sz w:val="18"/>
+              </w:rPr>
+              <w:t>&lt;title&gt;</w:t>
+            </w:r>
+          </w:p>
+        </w:tc>
+      </w:tr>
+      <w:tr>
+        <w:tc>
+          <w:tcPr>
+            <w:tcW w:type="dxa" w:w="4703"/>
+          </w:tcPr>
+          <w:p>
+            <w:pPr>
+              <w:spacing w:before="20" w:after="20"/>
+            </w:pPr>
+            <w:r>
+              <w:t>M10</w:t>
+            </w:r>
+          </w:p>
+        </w:tc>
+        <w:tc>
+          <w:tcPr>
+            <w:tcW w:type="dxa" w:w="4703"/>
+          </w:tcPr>
+          <w:p>
+            <w:pPr>
+              <w:spacing w:before="20" w:after="20"/>
+            </w:pPr>
+            <w:r>
+              <w:rPr>
+                <w:rFonts w:ascii="Courier New" w:hAnsi="Courier New"/>
+                <w:sz w:val="18"/>
+              </w:rPr>
+              <w:t>&lt;title&gt;</w:t>
+            </w:r>
+            <w:r>
+              <w:t xml:space="preserve"> principal · </w:t>
+            </w:r>
+            <w:r>
+              <w:rPr>
+                <w:rFonts w:ascii="Courier New" w:hAnsi="Courier New"/>
+                <w:sz w:val="18"/>
+              </w:rPr>
+              <w:t>&lt;title&gt;</w:t>
+            </w:r>
+            <w:r>
+              <w:t xml:space="preserve"> del popup Ficha Normativa</w:t>
+            </w:r>
+          </w:p>
+        </w:tc>
+      </w:tr>
+      <w:tr>
+        <w:tc>
+          <w:tcPr>
+            <w:tcW w:type="dxa" w:w="4703"/>
+          </w:tcPr>
+          <w:p>
+            <w:pPr>
+              <w:spacing w:before="20" w:after="20"/>
+            </w:pPr>
+            <w:r>
+              <w:t>M11</w:t>
+            </w:r>
+          </w:p>
+        </w:tc>
+        <w:tc>
+          <w:tcPr>
+            <w:tcW w:type="dxa" w:w="4703"/>
+          </w:tcPr>
+          <w:p>
+            <w:pPr>
+              <w:spacing w:before="20" w:after="20"/>
+            </w:pPr>
+            <w:r>
+              <w:rPr>
+                <w:rFonts w:ascii="Courier New" w:hAnsi="Courier New"/>
+                <w:sz w:val="18"/>
+              </w:rPr>
+              <w:t>&lt;title&gt;</w:t>
+            </w:r>
+          </w:p>
+        </w:tc>
+      </w:tr>
+    </w:tbl>
+    <w:p/>
+    <w:p>
+      <w:pPr>
+        <w:spacing w:after="100"/>
+      </w:pPr>
+      <w:r>
+        <w:rPr>
+          <w:b/>
+        </w:rPr>
+        <w:t>Total:</w:t>
+      </w:r>
+      <w:r>
+        <w:t xml:space="preserve"> 24 reemplazos · 0 WARNs · script Python atómico </w:t>
+      </w:r>
+      <w:r>
+        <w:rPr>
+          <w:rFonts w:ascii="Courier New" w:hAnsi="Courier New"/>
+          <w:sz w:val="18"/>
+        </w:rPr>
+        <w:t>rename_brand.py</w:t>
+      </w:r>
+      <w:r>
+        <w:t>.</w:t>
+      </w:r>
+    </w:p>
+    <w:p>
+      <w:pPr>
+        <w:pStyle w:val="Heading3"/>
+      </w:pPr>
+      <w:r>
+        <w:t>12.3 Lo que NO se cambió</w:t>
+      </w:r>
+    </w:p>
+    <w:p>
+      <w:pPr>
+        <w:pStyle w:val="ListBullet"/>
+      </w:pPr>
+      <w:r>
+        <w:t xml:space="preserve">Nombres de archivo HTML (hrefs entre módulos permanecen como </w:t>
+      </w:r>
+      <w:r>
+        <w:rPr>
+          <w:rFonts w:ascii="Courier New" w:hAnsi="Courier New"/>
+          <w:sz w:val="18"/>
+        </w:rPr>
+        <w:t>GestorUrbano_M0X_N.html</w:t>
+      </w:r>
+      <w:r>
+        <w:t>).</w:t>
+      </w:r>
+    </w:p>
+    <w:p>
+      <w:pPr>
+        <w:pStyle w:val="ListBullet"/>
+      </w:pPr>
+      <w:r>
+        <w:t>Lógica funcional, constantes internas, comentarios de código.</w:t>
+      </w:r>
+    </w:p>
+    <w:p>
+      <w:pPr>
+        <w:pStyle w:val="ListBullet"/>
+      </w:pPr>
+      <w:r>
+        <w:t>Navegación y enlaces entre módulos.</w:t>
+      </w:r>
+    </w:p>
+    <w:p>
+      <w:pPr>
+        <w:spacing w:after="100"/>
+      </w:pPr>
+      <w:r>
+        <w:rPr>
+          <w:b/>
+        </w:rPr>
+        <w:t>Commit:</w:t>
+      </w:r>
+      <w:r>
+        <w:t xml:space="preserve"> </w:t>
+      </w:r>
+      <w:r>
+        <w:rPr>
+          <w:rFonts w:ascii="Courier New" w:hAnsi="Courier New"/>
+          <w:sz w:val="18"/>
+        </w:rPr>
+        <w:t>fb68c63</w:t>
+      </w:r>
+    </w:p>
+    <w:p>
+      <w:pPr>
+        <w:pBdr>
+          <w:bottom w:val="single" w:sz="4" w:space="1" w:color="BBBBBB"/>
+        </w:pBdr>
+        <w:spacing w:before="0" w:after="160"/>
+      </w:pPr>
+    </w:p>
+    <w:p>
+      <w:pPr>
+        <w:pStyle w:val="Heading2"/>
+      </w:pPr>
+      <w:r>
+        <w:t>13. Parámetros de la sesión</w:t>
+      </w:r>
+    </w:p>
+    <w:tbl>
+      <w:tblPr>
+        <w:tblStyle w:val="TableGrid"/>
+        <w:tblW w:type="auto" w:w="0"/>
+        <w:tblLook w:firstColumn="1" w:firstRow="1" w:lastColumn="0" w:lastRow="0" w:noHBand="0" w:noVBand="1" w:val="04A0"/>
+      </w:tblPr>
+      <w:tblGrid>
+        <w:gridCol w:w="4703"/>
+        <w:gridCol w:w="4703"/>
+      </w:tblGrid>
+      <w:tr>
+        <w:tc>
+          <w:tcPr>
+            <w:tcW w:type="dxa" w:w="4703"/>
+          </w:tcPr>
+          <w:p>
+            <w:pPr>
+              <w:spacing w:before="20" w:after="20"/>
+            </w:pPr>
             <w:r>
               <w:rPr>
                 <w:b/>
@@ -2266,9 +4336,12 @@
         </w:tc>
         <w:tc>
           <w:tcPr>
-            <w:tcW w:type="dxa" w:w="4320"/>
+            <w:tcW w:type="dxa" w:w="4703"/>
           </w:tcPr>
           <w:p>
+            <w:pPr>
+              <w:spacing w:before="20" w:after="20"/>
+            </w:pPr>
             <w:r>
               <w:rPr>
                 <w:b/>
@@ -2281,9 +4354,12 @@
       <w:tr>
         <w:tc>
           <w:tcPr>
-            <w:tcW w:type="dxa" w:w="4320"/>
+            <w:tcW w:type="dxa" w:w="4703"/>
           </w:tcPr>
           <w:p>
+            <w:pPr>
+              <w:spacing w:before="20" w:after="20"/>
+            </w:pPr>
             <w:r>
               <w:t>Versión</w:t>
             </w:r>
@@ -2291,9 +4367,12 @@
         </w:tc>
         <w:tc>
           <w:tcPr>
-            <w:tcW w:type="dxa" w:w="4320"/>
+            <w:tcW w:type="dxa" w:w="4703"/>
           </w:tcPr>
           <w:p>
+            <w:pPr>
+              <w:spacing w:before="20" w:after="20"/>
+            </w:pPr>
             <w:r>
               <w:t>v38.0</w:t>
             </w:r>
@@ -2303,9 +4382,12 @@
       <w:tr>
         <w:tc>
           <w:tcPr>
-            <w:tcW w:type="dxa" w:w="4320"/>
+            <w:tcW w:type="dxa" w:w="4703"/>
           </w:tcPr>
           <w:p>
+            <w:pPr>
+              <w:spacing w:before="20" w:after="20"/>
+            </w:pPr>
             <w:r>
               <w:t>Fecha</w:t>
             </w:r>
@@ -2313,11 +4395,14 @@
         </w:tc>
         <w:tc>
           <w:tcPr>
-            <w:tcW w:type="dxa" w:w="4320"/>
+            <w:tcW w:type="dxa" w:w="4703"/>
           </w:tcPr>
           <w:p>
+            <w:pPr>
+              <w:spacing w:before="20" w:after="20"/>
+            </w:pPr>
             <w:r>
-              <w:t>12 ago 2026</w:t>
+              <w:t>12–14 ago 2026</w:t>
             </w:r>
           </w:p>
         </w:tc>
@@ -2325,9 +4410,12 @@
       <w:tr>
         <w:tc>
           <w:tcPr>
-            <w:tcW w:type="dxa" w:w="4320"/>
+            <w:tcW w:type="dxa" w:w="4703"/>
           </w:tcPr>
           <w:p>
+            <w:pPr>
+              <w:spacing w:before="20" w:after="20"/>
+            </w:pPr>
             <w:r>
               <w:t>Período cubierto</w:t>
             </w:r>
@@ -2335,11 +4423,14 @@
         </w:tc>
         <w:tc>
           <w:tcPr>
-            <w:tcW w:type="dxa" w:w="4320"/>
+            <w:tcW w:type="dxa" w:w="4703"/>
           </w:tcPr>
           <w:p>
+            <w:pPr>
+              <w:spacing w:before="20" w:after="20"/>
+            </w:pPr>
             <w:r>
-              <w:t>12 ago 2026 (+ compactado de sesión misma fecha)</w:t>
+              <w:t>12 ago 2026 (sesión original) + 14 ago 2026 (sesión continuación)</w:t>
             </w:r>
           </w:p>
         </w:tc>
@@ -2347,9 +4438,12 @@
       <w:tr>
         <w:tc>
           <w:tcPr>
-            <w:tcW w:type="dxa" w:w="4320"/>
+            <w:tcW w:type="dxa" w:w="4703"/>
           </w:tcPr>
           <w:p>
+            <w:pPr>
+              <w:spacing w:before="20" w:after="20"/>
+            </w:pPr>
             <w:r>
               <w:t>Sesión previa</w:t>
             </w:r>
@@ -2357,9 +4451,12 @@
         </w:tc>
         <w:tc>
           <w:tcPr>
-            <w:tcW w:type="dxa" w:w="4320"/>
+            <w:tcW w:type="dxa" w:w="4703"/>
           </w:tcPr>
           <w:p>
+            <w:pPr>
+              <w:spacing w:before="20" w:after="20"/>
+            </w:pPr>
             <w:r>
               <w:t>v37.0 (3–4 ago 2026)</w:t>
             </w:r>
@@ -2369,9 +4466,12 @@
       <w:tr>
         <w:tc>
           <w:tcPr>
-            <w:tcW w:type="dxa" w:w="4320"/>
+            <w:tcW w:type="dxa" w:w="4703"/>
           </w:tcPr>
           <w:p>
+            <w:pPr>
+              <w:spacing w:before="20" w:after="20"/>
+            </w:pPr>
             <w:r>
               <w:t>Rama</w:t>
             </w:r>
@@ -2379,9 +4479,12 @@
         </w:tc>
         <w:tc>
           <w:tcPr>
-            <w:tcW w:type="dxa" w:w="4320"/>
+            <w:tcW w:type="dxa" w:w="4703"/>
           </w:tcPr>
           <w:p>
+            <w:pPr>
+              <w:spacing w:before="20" w:after="20"/>
+            </w:pPr>
             <w:r>
               <w:t>master + sincronización a main (Vercel)</w:t>
             </w:r>
@@ -2391,9 +4494,12 @@
       <w:tr>
         <w:tc>
           <w:tcPr>
-            <w:tcW w:type="dxa" w:w="4320"/>
+            <w:tcW w:type="dxa" w:w="4703"/>
           </w:tcPr>
           <w:p>
+            <w:pPr>
+              <w:spacing w:before="20" w:after="20"/>
+            </w:pPr>
             <w:r>
               <w:t>Archivos modificados</w:t>
             </w:r>
@@ -2401,11 +4507,14 @@
         </w:tc>
         <w:tc>
           <w:tcPr>
-            <w:tcW w:type="dxa" w:w="4320"/>
+            <w:tcW w:type="dxa" w:w="4703"/>
           </w:tcPr>
           <w:p>
+            <w:pPr>
+              <w:spacing w:before="20" w:after="20"/>
+            </w:pPr>
             <w:r>
-              <w:t>GestorUrbano_M02_4.html · GestorUrbano_M07_1.html · index.html</w:t>
+              <w:t>GestorUrbano_M01_3.html · M02_4.html · M03_3.html · M04_3.html · M05_2.html · M06_1.html · M07_1.html · M08_1.html · M09_1.html · M10_1.html · M11_1.html · index.html</w:t>
             </w:r>
           </w:p>
         </w:tc>
@@ -2413,9 +4522,12 @@
       <w:tr>
         <w:tc>
           <w:tcPr>
-            <w:tcW w:type="dxa" w:w="4320"/>
+            <w:tcW w:type="dxa" w:w="4703"/>
           </w:tcPr>
           <w:p>
+            <w:pPr>
+              <w:spacing w:before="20" w:after="20"/>
+            </w:pPr>
             <w:r>
               <w:t>Python disponible</w:t>
             </w:r>
@@ -2423,9 +4535,12 @@
         </w:tc>
         <w:tc>
           <w:tcPr>
-            <w:tcW w:type="dxa" w:w="4320"/>
+            <w:tcW w:type="dxa" w:w="4703"/>
           </w:tcPr>
           <w:p>
+            <w:pPr>
+              <w:spacing w:before="20" w:after="20"/>
+            </w:pPr>
             <w:r>
               <w:t>Python 3.14.5 ✓</w:t>
             </w:r>
@@ -2435,9 +4550,12 @@
       <w:tr>
         <w:tc>
           <w:tcPr>
-            <w:tcW w:type="dxa" w:w="4320"/>
+            <w:tcW w:type="dxa" w:w="4703"/>
           </w:tcPr>
           <w:p>
+            <w:pPr>
+              <w:spacing w:before="20" w:after="20"/>
+            </w:pPr>
             <w:r>
               <w:t>M02 tamaño final</w:t>
             </w:r>
@@ -2445,30 +4563,34 @@
         </w:tc>
         <w:tc>
           <w:tcPr>
-            <w:tcW w:type="dxa" w:w="4320"/>
+            <w:tcW w:type="dxa" w:w="4703"/>
           </w:tcPr>
           <w:p>
+            <w:pPr>
+              <w:spacing w:before="20" w:after="20"/>
+            </w:pPr>
             <w:r>
-              <w:t>~508 KB (&gt;300 KB → scripts Python atómicos obligatorios)</w:t>
+              <w:t>~517 KB (&gt;300 KB → scripts Python atómicos obligatorios)</w:t>
             </w:r>
           </w:p>
         </w:tc>
       </w:tr>
     </w:tbl>
+    <w:p/>
     <w:p>
-      <w:r>
-        <w:t>────────────────────────────────────────────────────────────</w:t>
-      </w:r>
+      <w:pPr>
+        <w:pBdr>
+          <w:bottom w:val="single" w:sz="4" w:space="1" w:color="BBBBBB"/>
+        </w:pBdr>
+        <w:spacing w:before="0" w:after="160"/>
+      </w:pPr>
     </w:p>
     <w:p>
       <w:pPr>
         <w:pStyle w:val="Heading2"/>
       </w:pPr>
       <w:r>
-        <w:rPr>
-          <w:color w:val="2E4D6B"/>
-        </w:rPr>
-        <w:t>12. Estado de módulos al 12 ago 2026</w:t>
+        <w:t>14. Estado de módulos al 14 ago 2026</w:t>
       </w:r>
     </w:p>
     <w:tbl>
@@ -2478,16 +4600,19 @@
         <w:tblLook w:firstColumn="1" w:firstRow="1" w:lastColumn="0" w:lastRow="0" w:noHBand="0" w:noVBand="1" w:val="04A0"/>
       </w:tblPr>
       <w:tblGrid>
-        <w:gridCol w:w="2880"/>
-        <w:gridCol w:w="2880"/>
-        <w:gridCol w:w="2880"/>
+        <w:gridCol w:w="3135"/>
+        <w:gridCol w:w="3135"/>
+        <w:gridCol w:w="3135"/>
       </w:tblGrid>
       <w:tr>
         <w:tc>
           <w:tcPr>
-            <w:tcW w:type="dxa" w:w="2880"/>
+            <w:tcW w:type="dxa" w:w="3135"/>
           </w:tcPr>
           <w:p>
+            <w:pPr>
+              <w:spacing w:before="20" w:after="20"/>
+            </w:pPr>
             <w:r>
               <w:rPr>
                 <w:b/>
@@ -2498,9 +4623,12 @@
         </w:tc>
         <w:tc>
           <w:tcPr>
-            <w:tcW w:type="dxa" w:w="2880"/>
+            <w:tcW w:type="dxa" w:w="3135"/>
           </w:tcPr>
           <w:p>
+            <w:pPr>
+              <w:spacing w:before="20" w:after="20"/>
+            </w:pPr>
             <w:r>
               <w:rPr>
                 <w:b/>
@@ -2511,9 +4639,12 @@
         </w:tc>
         <w:tc>
           <w:tcPr>
-            <w:tcW w:type="dxa" w:w="2880"/>
+            <w:tcW w:type="dxa" w:w="3135"/>
           </w:tcPr>
           <w:p>
+            <w:pPr>
+              <w:spacing w:before="20" w:after="20"/>
+            </w:pPr>
             <w:r>
               <w:rPr>
                 <w:b/>
@@ -2526,9 +4657,12 @@
       <w:tr>
         <w:tc>
           <w:tcPr>
-            <w:tcW w:type="dxa" w:w="2880"/>
+            <w:tcW w:type="dxa" w:w="3135"/>
           </w:tcPr>
           <w:p>
+            <w:pPr>
+              <w:spacing w:before="20" w:after="20"/>
+            </w:pPr>
             <w:r>
               <w:t>M01</w:t>
             </w:r>
@@ -2536,9 +4670,12 @@
         </w:tc>
         <w:tc>
           <w:tcPr>
-            <w:tcW w:type="dxa" w:w="2880"/>
+            <w:tcW w:type="dxa" w:w="3135"/>
           </w:tcPr>
           <w:p>
+            <w:pPr>
+              <w:spacing w:before="20" w:after="20"/>
+            </w:pPr>
             <w:r>
               <w:t>✅ Producción</w:t>
             </w:r>
@@ -2546,9 +4683,12 @@
         </w:tc>
         <w:tc>
           <w:tcPr>
-            <w:tcW w:type="dxa" w:w="2880"/>
+            <w:tcW w:type="dxa" w:w="3135"/>
           </w:tcPr>
           <w:p>
+            <w:pPr>
+              <w:spacing w:before="20" w:after="20"/>
+            </w:pPr>
             <w:r>
               <w:t>Sin cambios</w:t>
             </w:r>
@@ -2558,9 +4698,12 @@
       <w:tr>
         <w:tc>
           <w:tcPr>
-            <w:tcW w:type="dxa" w:w="2880"/>
+            <w:tcW w:type="dxa" w:w="3135"/>
           </w:tcPr>
           <w:p>
+            <w:pPr>
+              <w:spacing w:before="20" w:after="20"/>
+            </w:pPr>
             <w:r>
               <w:t>M02</w:t>
             </w:r>
@@ -2568,9 +4711,12 @@
         </w:tc>
         <w:tc>
           <w:tcPr>
-            <w:tcW w:type="dxa" w:w="2880"/>
+            <w:tcW w:type="dxa" w:w="3135"/>
           </w:tcPr>
           <w:p>
+            <w:pPr>
+              <w:spacing w:before="20" w:after="20"/>
+            </w:pPr>
             <w:r>
               <w:t>✅ Producción</w:t>
             </w:r>
@@ -2578,9 +4724,12 @@
         </w:tc>
         <w:tc>
           <w:tcPr>
-            <w:tcW w:type="dxa" w:w="2880"/>
+            <w:tcW w:type="dxa" w:w="3135"/>
           </w:tcPr>
           <w:p>
+            <w:pPr>
+              <w:spacing w:before="20" w:after="20"/>
+            </w:pPr>
             <w:r>
               <w:t>Art. 29 completo + distancias ZPN</w:t>
             </w:r>
@@ -2590,9 +4739,12 @@
       <w:tr>
         <w:tc>
           <w:tcPr>
-            <w:tcW w:type="dxa" w:w="2880"/>
+            <w:tcW w:type="dxa" w:w="3135"/>
           </w:tcPr>
           <w:p>
+            <w:pPr>
+              <w:spacing w:before="20" w:after="20"/>
+            </w:pPr>
             <w:r>
               <w:t>M03</w:t>
             </w:r>
@@ -2600,9 +4752,12 @@
         </w:tc>
         <w:tc>
           <w:tcPr>
-            <w:tcW w:type="dxa" w:w="2880"/>
+            <w:tcW w:type="dxa" w:w="3135"/>
           </w:tcPr>
           <w:p>
+            <w:pPr>
+              <w:spacing w:before="20" w:after="20"/>
+            </w:pPr>
             <w:r>
               <w:t>✅ Producción</w:t>
             </w:r>
@@ -2610,9 +4765,12 @@
         </w:tc>
         <w:tc>
           <w:tcPr>
-            <w:tcW w:type="dxa" w:w="2880"/>
+            <w:tcW w:type="dxa" w:w="3135"/>
           </w:tcPr>
           <w:p>
+            <w:pPr>
+              <w:spacing w:before="20" w:after="20"/>
+            </w:pPr>
             <w:r>
               <w:t>Sin cambios</w:t>
             </w:r>
@@ -2622,9 +4780,12 @@
       <w:tr>
         <w:tc>
           <w:tcPr>
-            <w:tcW w:type="dxa" w:w="2880"/>
+            <w:tcW w:type="dxa" w:w="3135"/>
           </w:tcPr>
           <w:p>
+            <w:pPr>
+              <w:spacing w:before="20" w:after="20"/>
+            </w:pPr>
             <w:r>
               <w:t>M04</w:t>
             </w:r>
@@ -2632,9 +4793,12 @@
         </w:tc>
         <w:tc>
           <w:tcPr>
-            <w:tcW w:type="dxa" w:w="2880"/>
+            <w:tcW w:type="dxa" w:w="3135"/>
           </w:tcPr>
           <w:p>
+            <w:pPr>
+              <w:spacing w:before="20" w:after="20"/>
+            </w:pPr>
             <w:r>
               <w:t>✅ Producción</w:t>
             </w:r>
@@ -2642,11 +4806,21 @@
         </w:tc>
         <w:tc>
           <w:tcPr>
-            <w:tcW w:type="dxa" w:w="2880"/>
+            <w:tcW w:type="dxa" w:w="3135"/>
           </w:tcPr>
           <w:p>
+            <w:pPr>
+              <w:spacing w:before="20" w:after="20"/>
+            </w:pPr>
             <w:r>
-              <w:t>`guVerificarLimite()` comentado intencionalmente</w:t>
+              <w:rPr>
+                <w:rFonts w:ascii="Courier New" w:hAnsi="Courier New"/>
+                <w:sz w:val="18"/>
+              </w:rPr>
+              <w:t>guVerificarLimite()</w:t>
+            </w:r>
+            <w:r>
+              <w:t xml:space="preserve"> comentado intencionalmente</w:t>
             </w:r>
           </w:p>
         </w:tc>
@@ -2654,9 +4828,12 @@
       <w:tr>
         <w:tc>
           <w:tcPr>
-            <w:tcW w:type="dxa" w:w="2880"/>
+            <w:tcW w:type="dxa" w:w="3135"/>
           </w:tcPr>
           <w:p>
+            <w:pPr>
+              <w:spacing w:before="20" w:after="20"/>
+            </w:pPr>
             <w:r>
               <w:t>M05</w:t>
             </w:r>
@@ -2664,9 +4841,12 @@
         </w:tc>
         <w:tc>
           <w:tcPr>
-            <w:tcW w:type="dxa" w:w="2880"/>
+            <w:tcW w:type="dxa" w:w="3135"/>
           </w:tcPr>
           <w:p>
+            <w:pPr>
+              <w:spacing w:before="20" w:after="20"/>
+            </w:pPr>
             <w:r>
               <w:t>✅ Producción</w:t>
             </w:r>
@@ -2674,9 +4854,12 @@
         </w:tc>
         <w:tc>
           <w:tcPr>
-            <w:tcW w:type="dxa" w:w="2880"/>
+            <w:tcW w:type="dxa" w:w="3135"/>
           </w:tcPr>
           <w:p>
+            <w:pPr>
+              <w:spacing w:before="20" w:after="20"/>
+            </w:pPr>
             <w:r>
               <w:t>Sin cambios</w:t>
             </w:r>
@@ -2686,9 +4869,12 @@
       <w:tr>
         <w:tc>
           <w:tcPr>
-            <w:tcW w:type="dxa" w:w="2880"/>
+            <w:tcW w:type="dxa" w:w="3135"/>
           </w:tcPr>
           <w:p>
+            <w:pPr>
+              <w:spacing w:before="20" w:after="20"/>
+            </w:pPr>
             <w:r>
               <w:t>M06</w:t>
             </w:r>
@@ -2696,9 +4882,12 @@
         </w:tc>
         <w:tc>
           <w:tcPr>
-            <w:tcW w:type="dxa" w:w="2880"/>
+            <w:tcW w:type="dxa" w:w="3135"/>
           </w:tcPr>
           <w:p>
+            <w:pPr>
+              <w:spacing w:before="20" w:after="20"/>
+            </w:pPr>
             <w:r>
               <w:t>✅ Producción</w:t>
             </w:r>
@@ -2706,9 +4895,12 @@
         </w:tc>
         <w:tc>
           <w:tcPr>
-            <w:tcW w:type="dxa" w:w="2880"/>
+            <w:tcW w:type="dxa" w:w="3135"/>
           </w:tcPr>
           <w:p>
+            <w:pPr>
+              <w:spacing w:before="20" w:after="20"/>
+            </w:pPr>
             <w:r>
               <w:t>Sin cambios</w:t>
             </w:r>
@@ -2718,9 +4910,12 @@
       <w:tr>
         <w:tc>
           <w:tcPr>
-            <w:tcW w:type="dxa" w:w="2880"/>
+            <w:tcW w:type="dxa" w:w="3135"/>
           </w:tcPr>
           <w:p>
+            <w:pPr>
+              <w:spacing w:before="20" w:after="20"/>
+            </w:pPr>
             <w:r>
               <w:t>M07</w:t>
             </w:r>
@@ -2728,9 +4923,12 @@
         </w:tc>
         <w:tc>
           <w:tcPr>
-            <w:tcW w:type="dxa" w:w="2880"/>
+            <w:tcW w:type="dxa" w:w="3135"/>
           </w:tcPr>
           <w:p>
+            <w:pPr>
+              <w:spacing w:before="20" w:after="20"/>
+            </w:pPr>
             <w:r>
               <w:t>✅ Producción</w:t>
             </w:r>
@@ -2738,9 +4936,12 @@
         </w:tc>
         <w:tc>
           <w:tcPr>
-            <w:tcW w:type="dxa" w:w="2880"/>
+            <w:tcW w:type="dxa" w:w="3135"/>
           </w:tcPr>
           <w:p>
+            <w:pPr>
+              <w:spacing w:before="20" w:after="20"/>
+            </w:pPr>
             <w:r>
               <w:t>Glosario Art. 29 + Fuentes ZPN actualizadas</w:t>
             </w:r>
@@ -2750,9 +4951,12 @@
       <w:tr>
         <w:tc>
           <w:tcPr>
-            <w:tcW w:type="dxa" w:w="2880"/>
+            <w:tcW w:type="dxa" w:w="3135"/>
           </w:tcPr>
           <w:p>
+            <w:pPr>
+              <w:spacing w:before="20" w:after="20"/>
+            </w:pPr>
             <w:r>
               <w:t>M08</w:t>
             </w:r>
@@ -2760,9 +4964,12 @@
         </w:tc>
         <w:tc>
           <w:tcPr>
-            <w:tcW w:type="dxa" w:w="2880"/>
+            <w:tcW w:type="dxa" w:w="3135"/>
           </w:tcPr>
           <w:p>
+            <w:pPr>
+              <w:spacing w:before="20" w:after="20"/>
+            </w:pPr>
             <w:r>
               <w:t>✅ Producción</w:t>
             </w:r>
@@ -2770,9 +4977,12 @@
         </w:tc>
         <w:tc>
           <w:tcPr>
-            <w:tcW w:type="dxa" w:w="2880"/>
+            <w:tcW w:type="dxa" w:w="3135"/>
           </w:tcPr>
           <w:p>
+            <w:pPr>
+              <w:spacing w:before="20" w:after="20"/>
+            </w:pPr>
             <w:r>
               <w:t>Sin cambios</w:t>
             </w:r>
@@ -2782,9 +4992,12 @@
       <w:tr>
         <w:tc>
           <w:tcPr>
-            <w:tcW w:type="dxa" w:w="2880"/>
+            <w:tcW w:type="dxa" w:w="3135"/>
           </w:tcPr>
           <w:p>
+            <w:pPr>
+              <w:spacing w:before="20" w:after="20"/>
+            </w:pPr>
             <w:r>
               <w:t>M09</w:t>
             </w:r>
@@ -2792,9 +5005,12 @@
         </w:tc>
         <w:tc>
           <w:tcPr>
-            <w:tcW w:type="dxa" w:w="2880"/>
+            <w:tcW w:type="dxa" w:w="3135"/>
           </w:tcPr>
           <w:p>
+            <w:pPr>
+              <w:spacing w:before="20" w:after="20"/>
+            </w:pPr>
             <w:r>
               <w:t>✅ Producción</w:t>
             </w:r>
@@ -2802,9 +5018,12 @@
         </w:tc>
         <w:tc>
           <w:tcPr>
-            <w:tcW w:type="dxa" w:w="2880"/>
+            <w:tcW w:type="dxa" w:w="3135"/>
           </w:tcPr>
           <w:p>
+            <w:pPr>
+              <w:spacing w:before="20" w:after="20"/>
+            </w:pPr>
             <w:r>
               <w:t>Sin cambios</w:t>
             </w:r>
@@ -2814,9 +5033,12 @@
       <w:tr>
         <w:tc>
           <w:tcPr>
-            <w:tcW w:type="dxa" w:w="2880"/>
+            <w:tcW w:type="dxa" w:w="3135"/>
           </w:tcPr>
           <w:p>
+            <w:pPr>
+              <w:spacing w:before="20" w:after="20"/>
+            </w:pPr>
             <w:r>
               <w:t>M10</w:t>
             </w:r>
@@ -2824,9 +5046,12 @@
         </w:tc>
         <w:tc>
           <w:tcPr>
-            <w:tcW w:type="dxa" w:w="2880"/>
+            <w:tcW w:type="dxa" w:w="3135"/>
           </w:tcPr>
           <w:p>
+            <w:pPr>
+              <w:spacing w:before="20" w:after="20"/>
+            </w:pPr>
             <w:r>
               <w:t>✅ Producción</w:t>
             </w:r>
@@ -2834,9 +5059,53 @@
         </w:tc>
         <w:tc>
           <w:tcPr>
-            <w:tcW w:type="dxa" w:w="2880"/>
+            <w:tcW w:type="dxa" w:w="3135"/>
           </w:tcPr>
           <w:p>
+            <w:pPr>
+              <w:spacing w:before="20" w:after="20"/>
+            </w:pPr>
+            <w:r>
+              <w:t>Sin cambios</w:t>
+            </w:r>
+          </w:p>
+        </w:tc>
+      </w:tr>
+      <w:tr>
+        <w:tc>
+          <w:tcPr>
+            <w:tcW w:type="dxa" w:w="3135"/>
+          </w:tcPr>
+          <w:p>
+            <w:pPr>
+              <w:spacing w:before="20" w:after="20"/>
+            </w:pPr>
+            <w:r>
+              <w:t>M11</w:t>
+            </w:r>
+          </w:p>
+        </w:tc>
+        <w:tc>
+          <w:tcPr>
+            <w:tcW w:type="dxa" w:w="3135"/>
+          </w:tcPr>
+          <w:p>
+            <w:pPr>
+              <w:spacing w:before="20" w:after="20"/>
+            </w:pPr>
+            <w:r>
+              <w:t>✅ Producción</w:t>
+            </w:r>
+          </w:p>
+        </w:tc>
+        <w:tc>
+          <w:tcPr>
+            <w:tcW w:type="dxa" w:w="3135"/>
+          </w:tcPr>
+          <w:p>
+            <w:pPr>
+              <w:spacing w:before="20" w:after="20"/>
+            </w:pPr>
             <w:r>
               <w:t>Sin cambios</w:t>
             </w:r>
@@ -2844,27 +5113,27 @@
         </w:tc>
       </w:tr>
     </w:tbl>
+    <w:p/>
     <w:p>
-      <w:r>
-        <w:t>────────────────────────────────────────────────────────────</w:t>
-      </w:r>
+      <w:pPr>
+        <w:pBdr>
+          <w:bottom w:val="single" w:sz="4" w:space="1" w:color="BBBBBB"/>
+        </w:pBdr>
+        <w:spacing w:before="0" w:after="160"/>
+      </w:pPr>
     </w:p>
     <w:p>
       <w:pPr>
         <w:pStyle w:val="Heading2"/>
       </w:pPr>
       <w:r>
-        <w:rPr>
-          <w:color w:val="2E4D6B"/>
-        </w:rPr>
-        <w:t>13. Pendientes arrastrados</w:t>
+        <w:t>15. Pendientes arrastrados</w:t>
       </w:r>
     </w:p>
     <w:p>
       <w:pPr>
         <w:pStyle w:val="ListBullet"/>
       </w:pPr>
-      <w:r/>
       <w:r>
         <w:rPr>
           <w:b/>
@@ -2879,7 +5148,6 @@
       <w:pPr>
         <w:pStyle w:val="ListBullet"/>
       </w:pPr>
-      <w:r/>
       <w:r>
         <w:rPr>
           <w:b/>
@@ -2894,7 +5162,6 @@
       <w:pPr>
         <w:pStyle w:val="ListBullet"/>
       </w:pPr>
-      <w:r/>
       <w:r>
         <w:rPr>
           <w:b/>
@@ -2909,7 +5176,6 @@
       <w:pPr>
         <w:pStyle w:val="ListBullet"/>
       </w:pPr>
-      <w:r/>
       <w:r>
         <w:rPr>
           <w:b/>
@@ -2917,14 +5183,23 @@
         <w:t>Gasolineras/gaseras ZPN</w:t>
       </w:r>
       <w:r>
-        <w:t>: Agregar códigos 468411-468413/468419 a `GU_SCIAN_ZAP` para habilitar la regla de distancia 150m (Art. 73 Reg. Giros ZPN)</w:t>
+        <w:t xml:space="preserve">: Agregar códigos 468411-468413/468419 a </w:t>
+      </w:r>
+      <w:r>
+        <w:rPr>
+          <w:rFonts w:ascii="Courier New" w:hAnsi="Courier New"/>
+          <w:sz w:val="18"/>
+        </w:rPr>
+        <w:t>GU_SCIAN_ZAP</w:t>
+      </w:r>
+      <w:r>
+        <w:t xml:space="preserve"> para habilitar la regla de distancia 150m (Art. 73 Reg. Giros ZPN)</w:t>
       </w:r>
     </w:p>
     <w:p>
       <w:pPr>
         <w:pStyle w:val="ListBullet"/>
       </w:pPr>
-      <w:r/>
       <w:r>
         <w:rPr>
           <w:b/>
@@ -2932,14 +5207,30 @@
         <w:t>Distancias GDL</w:t>
       </w:r>
       <w:r>
-        <w:t>: Verificar reglas equivalentes en Reglamento de Giros GDL y agregar a `getMensajeDistancia()` con guard `municipioActual !== 'zapopan'`</w:t>
+        <w:t xml:space="preserve">: Verificar reglas equivalentes en Reglamento de Giros GDL y agregar a </w:t>
+      </w:r>
+      <w:r>
+        <w:rPr>
+          <w:rFonts w:ascii="Courier New" w:hAnsi="Courier New"/>
+          <w:sz w:val="18"/>
+        </w:rPr>
+        <w:t>getMensajeDistancia()</w:t>
+      </w:r>
+      <w:r>
+        <w:t xml:space="preserve"> con guard </w:t>
+      </w:r>
+      <w:r>
+        <w:rPr>
+          <w:rFonts w:ascii="Courier New" w:hAnsi="Courier New"/>
+          <w:sz w:val="18"/>
+        </w:rPr>
+        <w:t>municipioActual !== 'zapopan'</w:t>
       </w:r>
     </w:p>
     <w:p>
       <w:pPr>
         <w:pStyle w:val="ListBullet"/>
       </w:pPr>
-      <w:r/>
       <w:r>
         <w:rPr>
           <w:b/>
@@ -2954,7 +5245,6 @@
       <w:pPr>
         <w:pStyle w:val="ListBullet"/>
       </w:pPr>
-      <w:r/>
       <w:r>
         <w:rPr>
           <w:b/>
@@ -2966,18 +5256,27 @@
       </w:r>
     </w:p>
     <w:p>
-      <w:r>
-        <w:t>────────────────────────────────────────────────────────────</w:t>
-      </w:r>
+      <w:pPr>
+        <w:pBdr>
+          <w:bottom w:val="single" w:sz="4" w:space="1" w:color="BBBBBB"/>
+        </w:pBdr>
+        <w:spacing w:before="0" w:after="160"/>
+      </w:pPr>
     </w:p>
     <w:p>
-      <w:r>
-        <w:t>*Bitácora generada: 12 ago 2026 · Fernando H.*</w:t>
+      <w:pPr>
+        <w:spacing w:after="100"/>
+      </w:pPr>
+      <w:r>
+        <w:rPr>
+          <w:i/>
+        </w:rPr>
+        <w:t>Bitácora generada: 12 ago 2026 · Actualizada: 14 ago 2026 · Fernando H.</w:t>
       </w:r>
     </w:p>
     <w:sectPr>
       <w:pgSz w:w="12240" w:h="15840"/>
-      <w:pgMar w:top="1440" w:right="1800" w:bottom="1440" w:left="1800" w:header="720" w:footer="720" w:gutter="0"/>
+      <w:pgMar w:top="1134" w:right="1417" w:bottom="1134" w:left="1417" w:header="720" w:footer="720" w:gutter="0"/>
       <w:cols w:space="720"/>
       <w:docGrid w:linePitch="360"/>
     </w:sectPr>
@@ -3348,10 +5647,6 @@
     <w:name w:val="Normal"/>
     <w:qFormat/>
     <w:rsid w:val="00FC693F"/>
-    <w:rPr>
-      <w:rFonts w:ascii="Calibri" w:hAnsi="Calibri"/>
-      <w:sz w:val="22"/>
-    </w:rPr>
   </w:style>
   <w:style w:type="paragraph" w:styleId="Header">
     <w:name w:val="header"/>

--- a/Bitacoras/GestorUrbano_Bitacora_v38_0.docx
+++ b/Bitacoras/GestorUrbano_Bitacora_v38_0.docx
@@ -2862,6 +2862,38 @@
           </w:p>
         </w:tc>
       </w:tr>
+      <w:tr>
+        <w:tc>
+          <w:tcPr>
+            <w:tcW w:type="dxa" w:w="4703"/>
+          </w:tcPr>
+          <w:p>
+            <w:pPr>
+              <w:spacing w:before="20" w:after="20"/>
+            </w:pPr>
+            <w:r>
+              <w:rPr>
+                <w:rFonts w:ascii="Courier New" w:hAnsi="Courier New"/>
+                <w:sz w:val="18"/>
+              </w:rPr>
+              <w:t>c927da6</w:t>
+            </w:r>
+          </w:p>
+        </w:tc>
+        <w:tc>
+          <w:tcPr>
+            <w:tcW w:type="dxa" w:w="4703"/>
+          </w:tcPr>
+          <w:p>
+            <w:pPr>
+              <w:spacing w:before="20" w:after="20"/>
+            </w:pPr>
+            <w:r>
+              <w:t>fix M01/M10: detección patrimonial — eliminar sub1==='05' del esCentroHist (falso positivo en D3/D4/D7-SD05)</w:t>
+            </w:r>
+          </w:p>
+        </w:tc>
+      </w:tr>
     </w:tbl>
     <w:p/>
     <w:p>
@@ -2875,7 +2907,7 @@
         <w:t>Total:</w:t>
       </w:r>
       <w:r>
-        <w:t xml:space="preserve"> 10 commits · sesiones 12–14 ago 2026</w:t>
+        <w:t xml:space="preserve"> 11 commits · sesiones 12–15 ago 2026</w:t>
       </w:r>
     </w:p>
     <w:p>
@@ -4304,7 +4336,1843 @@
         <w:pStyle w:val="Heading2"/>
       </w:pPr>
       <w:r>
-        <w:t>13. Parámetros de la sesión</w:t>
+        <w:t>13. Fix bug detección patrimonial — M01 y M10 (sesión 15 ago 2026)</w:t>
+      </w:r>
+    </w:p>
+    <w:p>
+      <w:pPr>
+        <w:pStyle w:val="Heading3"/>
+      </w:pPr>
+      <w:r>
+        <w:t>13.1 Contexto</w:t>
+      </w:r>
+    </w:p>
+    <w:p>
+      <w:pPr>
+        <w:spacing w:after="100"/>
+      </w:pPr>
+      <w:r>
+        <w:t>Se detectó que el predio Alpes 2937 (Expediente 039/D3/2024/0364) aparecía en M01 y M10 con restricción patrimonial "Monumento Histórico por Determinación de Ley". El DTUD oficial (Dictamen de Trazo, Usos y Destinos Específicos) adjunto declaraba explícitamente:</w:t>
+      </w:r>
+    </w:p>
+    <w:p>
+      <w:pPr>
+        <w:spacing w:after="100"/>
+      </w:pPr>
+      <w:r>
+        <w:t xml:space="preserve">&gt; </w:t>
+      </w:r>
+      <w:r>
+        <w:rPr>
+          <w:b/>
+        </w:rPr>
+        <w:t>"EL PREDIO NO FORMA PARTE DEL PATRIMONIO HISTÓRICO Y/O CULTURAL DEL ESTADO DE JALISCO"</w:t>
+      </w:r>
+    </w:p>
+    <w:p>
+      <w:pPr>
+        <w:spacing w:after="100"/>
+      </w:pPr>
+      <w:r>
+        <w:t>El predio pertenece a D3-SD05 La Federacha — no al D1-SD05 Centro Histórico.</w:t>
+      </w:r>
+    </w:p>
+    <w:p>
+      <w:pPr>
+        <w:pStyle w:val="Heading3"/>
+      </w:pPr>
+      <w:r>
+        <w:t>13.2 Causa raíz</w:t>
+      </w:r>
+    </w:p>
+    <w:p>
+      <w:pPr>
+        <w:spacing w:after="100"/>
+      </w:pPr>
+      <w:r>
+        <w:t>En M01 (línea 4189) y M10 (línea 4325) existía:</w:t>
+      </w:r>
+    </w:p>
+    <w:p>
+      <w:pPr>
+        <w:spacing w:before="60" w:after="120"/>
+        <w:ind w:left="360"/>
+        <w:shd w:val="clear" w:color="auto" w:fill="F4F4F4"/>
+      </w:pPr>
+      <w:r>
+        <w:rPr>
+          <w:rFonts w:ascii="Courier New" w:hAnsi="Courier New"/>
+          <w:sz w:val="16"/>
+        </w:rPr>
+        <w:t>// BUG — activa esCentroHist en CUALQUIER subdistrito con sub1='05'</w:t>
+        <w:br/>
+        <w:t>const esCentroHist = sub === '05' || sub2.includes('centro hist');</w:t>
+      </w:r>
+    </w:p>
+    <w:p>
+      <w:pPr>
+        <w:spacing w:after="100"/>
+      </w:pPr>
+      <w:r>
+        <w:t xml:space="preserve">El campo </w:t>
+      </w:r>
+      <w:r>
+        <w:rPr>
+          <w:rFonts w:ascii="Courier New" w:hAnsi="Courier New"/>
+          <w:sz w:val="18"/>
+        </w:rPr>
+        <w:t>sub1</w:t>
+      </w:r>
+      <w:r>
+        <w:t xml:space="preserve"> es el número de subdistrito dentro del distrito, no único a nivel ciudad. Todos los distritos (D1–D7) tienen un subdistrito </w:t>
+      </w:r>
+      <w:r>
+        <w:rPr>
+          <w:rFonts w:ascii="Courier New" w:hAnsi="Courier New"/>
+          <w:sz w:val="18"/>
+        </w:rPr>
+        <w:t>05</w:t>
+      </w:r>
+      <w:r>
+        <w:t>, y D3-SD05 (La Federacha), D2-SD05 (Colinas de San Javier), D4-SD05 (Oriente) y D7-SD05 (Álamo - La Nogalera) activaban incorrectamente el fallback patrimonial.</w:t>
+      </w:r>
+    </w:p>
+    <w:p>
+      <w:pPr>
+        <w:pStyle w:val="Heading3"/>
+      </w:pPr>
+      <w:r>
+        <w:t>13.3 Fix aplicado</w:t>
+      </w:r>
+    </w:p>
+    <w:p>
+      <w:pPr>
+        <w:spacing w:before="60" w:after="120"/>
+        <w:ind w:left="360"/>
+        <w:shd w:val="clear" w:color="auto" w:fill="F4F4F4"/>
+      </w:pPr>
+      <w:r>
+        <w:rPr>
+          <w:rFonts w:ascii="Courier New" w:hAnsi="Courier New"/>
+          <w:sz w:val="16"/>
+        </w:rPr>
+        <w:t>// FIX — solo activa si el nombre del subdistrito contiene 'centro hist'</w:t>
+        <w:br/>
+        <w:t>const esCentroHist = sub2.includes('centro hist');</w:t>
+      </w:r>
+    </w:p>
+    <w:p>
+      <w:pPr>
+        <w:spacing w:after="100"/>
+      </w:pPr>
+      <w:r>
+        <w:t xml:space="preserve">El Centro Histórico real (D1-SD05) tiene </w:t>
+      </w:r>
+      <w:r>
+        <w:rPr>
+          <w:rFonts w:ascii="Courier New" w:hAnsi="Courier New"/>
+          <w:sz w:val="18"/>
+        </w:rPr>
+        <w:t>sub2='CENTRO HISTORICO'</w:t>
+      </w:r>
+      <w:r>
+        <w:t xml:space="preserve"> → pasa el filtro. Además, en predios del Centro Histórico la capa </w:t>
+      </w:r>
+      <w:r>
+        <w:rPr>
+          <w:rFonts w:ascii="Courier New" w:hAnsi="Courier New"/>
+          <w:sz w:val="18"/>
+        </w:rPr>
+        <w:t>PatrimonioLevantamiento</w:t>
+      </w:r>
+      <w:r>
+        <w:t xml:space="preserve"> siempre devuelve features (rama directa), por lo que el fallback de </w:t>
+      </w:r>
+      <w:r>
+        <w:rPr>
+          <w:rFonts w:ascii="Courier New" w:hAnsi="Courier New"/>
+          <w:sz w:val="18"/>
+        </w:rPr>
+        <w:t>esCentroHist</w:t>
+      </w:r>
+      <w:r>
+        <w:t xml:space="preserve"> es redundante pero correcto como respaldo.</w:t>
+      </w:r>
+    </w:p>
+    <w:p>
+      <w:pPr>
+        <w:spacing w:after="100"/>
+      </w:pPr>
+      <w:r>
+        <w:t xml:space="preserve">Scripts: </w:t>
+      </w:r>
+      <w:r>
+        <w:rPr>
+          <w:rFonts w:ascii="Courier New" w:hAnsi="Courier New"/>
+          <w:sz w:val="18"/>
+        </w:rPr>
+        <w:t>fix_centro_hist_m01.py</w:t>
+      </w:r>
+      <w:r>
+        <w:t xml:space="preserve"> · </w:t>
+      </w:r>
+      <w:r>
+        <w:rPr>
+          <w:rFonts w:ascii="Courier New" w:hAnsi="Courier New"/>
+          <w:sz w:val="18"/>
+        </w:rPr>
+        <w:t>fix_centro_hist_m10.py</w:t>
+      </w:r>
+    </w:p>
+    <w:p>
+      <w:pPr>
+        <w:spacing w:after="100"/>
+      </w:pPr>
+      <w:r>
+        <w:rPr>
+          <w:b/>
+        </w:rPr>
+        <w:t>Commit:</w:t>
+      </w:r>
+      <w:r>
+        <w:t xml:space="preserve"> </w:t>
+      </w:r>
+      <w:r>
+        <w:rPr>
+          <w:rFonts w:ascii="Courier New" w:hAnsi="Courier New"/>
+          <w:sz w:val="18"/>
+        </w:rPr>
+        <w:t>c927da6</w:t>
+      </w:r>
+    </w:p>
+    <w:p>
+      <w:pPr>
+        <w:pBdr>
+          <w:bottom w:val="single" w:sz="4" w:space="1" w:color="BBBBBB"/>
+        </w:pBdr>
+        <w:spacing w:before="0" w:after="160"/>
+      </w:pPr>
+    </w:p>
+    <w:p>
+      <w:pPr>
+        <w:pStyle w:val="Heading2"/>
+      </w:pPr>
+      <w:r>
+        <w:t>14. Auditoría completa de subdistritos GDL (sesión 15 ago 2026)</w:t>
+      </w:r>
+    </w:p>
+    <w:p>
+      <w:pPr>
+        <w:pStyle w:val="Heading3"/>
+      </w:pPr>
+      <w:r>
+        <w:t>14.1 Metodología</w:t>
+      </w:r>
+    </w:p>
+    <w:p>
+      <w:pPr>
+        <w:spacing w:after="100"/>
+      </w:pPr>
+      <w:r>
+        <w:t xml:space="preserve">Script </w:t>
+      </w:r>
+      <w:r>
+        <w:rPr>
+          <w:rFonts w:ascii="Courier New" w:hAnsi="Courier New"/>
+          <w:sz w:val="18"/>
+        </w:rPr>
+        <w:t>audit_subdistritos.py</w:t>
+      </w:r>
+      <w:r>
+        <w:t xml:space="preserve">: cuadrícula 15×15 sobre GDL (lat 20.605–20.745, lng -103.405 a -103.265, paso 0.010°). Para cada </w:t>
+      </w:r>
+      <w:r>
+        <w:rPr>
+          <w:rFonts w:ascii="Courier New" w:hAnsi="Courier New"/>
+          <w:sz w:val="18"/>
+        </w:rPr>
+        <w:t>dis_sub</w:t>
+      </w:r>
+      <w:r>
+        <w:t xml:space="preserve"> único encontrado, se consultaron </w:t>
+      </w:r>
+      <w:r>
+        <w:rPr>
+          <w:rFonts w:ascii="Courier New" w:hAnsi="Courier New"/>
+          <w:sz w:val="18"/>
+        </w:rPr>
+        <w:t>PatrimonioLevantamiento</w:t>
+      </w:r>
+      <w:r>
+        <w:t xml:space="preserve"> y </w:t>
+      </w:r>
+      <w:r>
+        <w:rPr>
+          <w:rFonts w:ascii="Courier New" w:hAnsi="Courier New"/>
+          <w:sz w:val="18"/>
+        </w:rPr>
+        <w:t>PIUESyBarrios</w:t>
+      </w:r>
+      <w:r>
+        <w:t xml:space="preserve"> (delta 0.003°).</w:t>
+      </w:r>
+    </w:p>
+    <w:p>
+      <w:pPr>
+        <w:spacing w:after="100"/>
+      </w:pPr>
+      <w:r>
+        <w:rPr>
+          <w:b/>
+        </w:rPr>
+        <w:t>Total subdistritos escaneados: 51</w:t>
+      </w:r>
+      <w:r>
+        <w:t xml:space="preserve"> (7 distritos × 7–10 subdistritos cada uno).</w:t>
+      </w:r>
+    </w:p>
+    <w:p>
+      <w:pPr>
+        <w:pStyle w:val="Heading3"/>
+      </w:pPr>
+      <w:r>
+        <w:t>14.2 Falsos positivos corregidos (lógica vieja → lógica nueva)</w:t>
+      </w:r>
+    </w:p>
+    <w:tbl>
+      <w:tblPr>
+        <w:tblStyle w:val="TableGrid"/>
+        <w:tblW w:type="auto" w:w="0"/>
+        <w:tblLook w:firstColumn="1" w:firstRow="1" w:lastColumn="0" w:lastRow="0" w:noHBand="0" w:noVBand="1" w:val="04A0"/>
+      </w:tblPr>
+      <w:tblGrid>
+        <w:gridCol w:w="1881"/>
+        <w:gridCol w:w="1881"/>
+        <w:gridCol w:w="1881"/>
+        <w:gridCol w:w="1881"/>
+        <w:gridCol w:w="1881"/>
+      </w:tblGrid>
+      <w:tr>
+        <w:tc>
+          <w:tcPr>
+            <w:tcW w:type="dxa" w:w="1881"/>
+          </w:tcPr>
+          <w:p>
+            <w:pPr>
+              <w:spacing w:before="20" w:after="20"/>
+            </w:pPr>
+            <w:r>
+              <w:rPr>
+                <w:b/>
+              </w:rPr>
+              <w:t>dis_sub</w:t>
+            </w:r>
+          </w:p>
+        </w:tc>
+        <w:tc>
+          <w:tcPr>
+            <w:tcW w:type="dxa" w:w="1881"/>
+          </w:tcPr>
+          <w:p>
+            <w:pPr>
+              <w:spacing w:before="20" w:after="20"/>
+            </w:pPr>
+            <w:r>
+              <w:rPr>
+                <w:b/>
+              </w:rPr>
+              <w:t>Nombre</w:t>
+            </w:r>
+          </w:p>
+        </w:tc>
+        <w:tc>
+          <w:tcPr>
+            <w:tcW w:type="dxa" w:w="1881"/>
+          </w:tcPr>
+          <w:p>
+            <w:pPr>
+              <w:spacing w:before="20" w:after="20"/>
+            </w:pPr>
+            <w:r>
+              <w:rPr>
+                <w:b/>
+              </w:rPr>
+              <w:t>Pat</w:t>
+            </w:r>
+          </w:p>
+        </w:tc>
+        <w:tc>
+          <w:tcPr>
+            <w:tcW w:type="dxa" w:w="1881"/>
+          </w:tcPr>
+          <w:p>
+            <w:pPr>
+              <w:spacing w:before="20" w:after="20"/>
+            </w:pPr>
+            <w:r>
+              <w:rPr>
+                <w:b/>
+              </w:rPr>
+              <w:t>PIUE</w:t>
+            </w:r>
+          </w:p>
+        </w:tc>
+        <w:tc>
+          <w:tcPr>
+            <w:tcW w:type="dxa" w:w="1881"/>
+          </w:tcPr>
+          <w:p>
+            <w:pPr>
+              <w:spacing w:before="20" w:after="20"/>
+            </w:pPr>
+            <w:r>
+              <w:rPr>
+                <w:b/>
+              </w:rPr>
+              <w:t>Resultado corregido</w:t>
+            </w:r>
+          </w:p>
+        </w:tc>
+      </w:tr>
+      <w:tr>
+        <w:tc>
+          <w:tcPr>
+            <w:tcW w:type="dxa" w:w="1881"/>
+          </w:tcPr>
+          <w:p>
+            <w:pPr>
+              <w:spacing w:before="20" w:after="20"/>
+            </w:pPr>
+            <w:r>
+              <w:t>D2SD05</w:t>
+            </w:r>
+          </w:p>
+        </w:tc>
+        <w:tc>
+          <w:tcPr>
+            <w:tcW w:type="dxa" w:w="1881"/>
+          </w:tcPr>
+          <w:p>
+            <w:pPr>
+              <w:spacing w:before="20" w:after="20"/>
+            </w:pPr>
+            <w:r>
+              <w:t>COLINAS DE SAN JAVIER</w:t>
+            </w:r>
+          </w:p>
+        </w:tc>
+        <w:tc>
+          <w:tcPr>
+            <w:tcW w:type="dxa" w:w="1881"/>
+          </w:tcPr>
+          <w:p>
+            <w:pPr>
+              <w:spacing w:before="20" w:after="20"/>
+            </w:pPr>
+            <w:r>
+              <w:t>0</w:t>
+            </w:r>
+          </w:p>
+        </w:tc>
+        <w:tc>
+          <w:tcPr>
+            <w:tcW w:type="dxa" w:w="1881"/>
+          </w:tcPr>
+          <w:p>
+            <w:pPr>
+              <w:spacing w:before="20" w:after="20"/>
+            </w:pPr>
+            <w:r>
+              <w:t>0</w:t>
+            </w:r>
+          </w:p>
+        </w:tc>
+        <w:tc>
+          <w:tcPr>
+            <w:tcW w:type="dxa" w:w="1881"/>
+          </w:tcPr>
+          <w:p>
+            <w:pPr>
+              <w:spacing w:before="20" w:after="20"/>
+            </w:pPr>
+            <w:r>
+              <w:t>⚪ Sin restricción</w:t>
+            </w:r>
+          </w:p>
+        </w:tc>
+      </w:tr>
+      <w:tr>
+        <w:tc>
+          <w:tcPr>
+            <w:tcW w:type="dxa" w:w="1881"/>
+          </w:tcPr>
+          <w:p>
+            <w:pPr>
+              <w:spacing w:before="20" w:after="20"/>
+            </w:pPr>
+            <w:r>
+              <w:t>D3SD05</w:t>
+            </w:r>
+          </w:p>
+        </w:tc>
+        <w:tc>
+          <w:tcPr>
+            <w:tcW w:type="dxa" w:w="1881"/>
+          </w:tcPr>
+          <w:p>
+            <w:pPr>
+              <w:spacing w:before="20" w:after="20"/>
+            </w:pPr>
+            <w:r>
+              <w:t>LA FEDERACHA</w:t>
+            </w:r>
+          </w:p>
+        </w:tc>
+        <w:tc>
+          <w:tcPr>
+            <w:tcW w:type="dxa" w:w="1881"/>
+          </w:tcPr>
+          <w:p>
+            <w:pPr>
+              <w:spacing w:before="20" w:after="20"/>
+            </w:pPr>
+            <w:r>
+              <w:t>0</w:t>
+            </w:r>
+          </w:p>
+        </w:tc>
+        <w:tc>
+          <w:tcPr>
+            <w:tcW w:type="dxa" w:w="1881"/>
+          </w:tcPr>
+          <w:p>
+            <w:pPr>
+              <w:spacing w:before="20" w:after="20"/>
+            </w:pPr>
+            <w:r>
+              <w:t>0</w:t>
+            </w:r>
+          </w:p>
+        </w:tc>
+        <w:tc>
+          <w:tcPr>
+            <w:tcW w:type="dxa" w:w="1881"/>
+          </w:tcPr>
+          <w:p>
+            <w:pPr>
+              <w:spacing w:before="20" w:after="20"/>
+            </w:pPr>
+            <w:r>
+              <w:t>⚪ Sin restricción</w:t>
+            </w:r>
+          </w:p>
+        </w:tc>
+      </w:tr>
+      <w:tr>
+        <w:tc>
+          <w:tcPr>
+            <w:tcW w:type="dxa" w:w="1881"/>
+          </w:tcPr>
+          <w:p>
+            <w:pPr>
+              <w:spacing w:before="20" w:after="20"/>
+            </w:pPr>
+            <w:r>
+              <w:t>D4SD05</w:t>
+            </w:r>
+          </w:p>
+        </w:tc>
+        <w:tc>
+          <w:tcPr>
+            <w:tcW w:type="dxa" w:w="1881"/>
+          </w:tcPr>
+          <w:p>
+            <w:pPr>
+              <w:spacing w:before="20" w:after="20"/>
+            </w:pPr>
+            <w:r>
+              <w:t>ORIENTE</w:t>
+            </w:r>
+          </w:p>
+        </w:tc>
+        <w:tc>
+          <w:tcPr>
+            <w:tcW w:type="dxa" w:w="1881"/>
+          </w:tcPr>
+          <w:p>
+            <w:pPr>
+              <w:spacing w:before="20" w:after="20"/>
+            </w:pPr>
+            <w:r>
+              <w:t>0</w:t>
+            </w:r>
+          </w:p>
+        </w:tc>
+        <w:tc>
+          <w:tcPr>
+            <w:tcW w:type="dxa" w:w="1881"/>
+          </w:tcPr>
+          <w:p>
+            <w:pPr>
+              <w:spacing w:before="20" w:after="20"/>
+            </w:pPr>
+            <w:r>
+              <w:t>0</w:t>
+            </w:r>
+          </w:p>
+        </w:tc>
+        <w:tc>
+          <w:tcPr>
+            <w:tcW w:type="dxa" w:w="1881"/>
+          </w:tcPr>
+          <w:p>
+            <w:pPr>
+              <w:spacing w:before="20" w:after="20"/>
+            </w:pPr>
+            <w:r>
+              <w:t>⚪ Sin restricción</w:t>
+            </w:r>
+          </w:p>
+        </w:tc>
+      </w:tr>
+      <w:tr>
+        <w:tc>
+          <w:tcPr>
+            <w:tcW w:type="dxa" w:w="1881"/>
+          </w:tcPr>
+          <w:p>
+            <w:pPr>
+              <w:spacing w:before="20" w:after="20"/>
+            </w:pPr>
+            <w:r>
+              <w:t>D7SD05</w:t>
+            </w:r>
+          </w:p>
+        </w:tc>
+        <w:tc>
+          <w:tcPr>
+            <w:tcW w:type="dxa" w:w="1881"/>
+          </w:tcPr>
+          <w:p>
+            <w:pPr>
+              <w:spacing w:before="20" w:after="20"/>
+            </w:pPr>
+            <w:r>
+              <w:t>ÁLAMO - LA NOGALERA</w:t>
+            </w:r>
+          </w:p>
+        </w:tc>
+        <w:tc>
+          <w:tcPr>
+            <w:tcW w:type="dxa" w:w="1881"/>
+          </w:tcPr>
+          <w:p>
+            <w:pPr>
+              <w:spacing w:before="20" w:after="20"/>
+            </w:pPr>
+            <w:r>
+              <w:t>0</w:t>
+            </w:r>
+          </w:p>
+        </w:tc>
+        <w:tc>
+          <w:tcPr>
+            <w:tcW w:type="dxa" w:w="1881"/>
+          </w:tcPr>
+          <w:p>
+            <w:pPr>
+              <w:spacing w:before="20" w:after="20"/>
+            </w:pPr>
+            <w:r>
+              <w:t>0</w:t>
+            </w:r>
+          </w:p>
+        </w:tc>
+        <w:tc>
+          <w:tcPr>
+            <w:tcW w:type="dxa" w:w="1881"/>
+          </w:tcPr>
+          <w:p>
+            <w:pPr>
+              <w:spacing w:before="20" w:after="20"/>
+            </w:pPr>
+            <w:r>
+              <w:t>⚪ Sin restricción</w:t>
+            </w:r>
+          </w:p>
+        </w:tc>
+      </w:tr>
+    </w:tbl>
+    <w:p/>
+    <w:p>
+      <w:pPr>
+        <w:pStyle w:val="Heading3"/>
+      </w:pPr>
+      <w:r>
+        <w:t>14.3 Subdistritos con patrimonio real detectado correctamente</w:t>
+      </w:r>
+    </w:p>
+    <w:tbl>
+      <w:tblPr>
+        <w:tblStyle w:val="TableGrid"/>
+        <w:tblW w:type="auto" w:w="0"/>
+        <w:tblLook w:firstColumn="1" w:firstRow="1" w:lastColumn="0" w:lastRow="0" w:noHBand="0" w:noVBand="1" w:val="04A0"/>
+      </w:tblPr>
+      <w:tblGrid>
+        <w:gridCol w:w="3135"/>
+        <w:gridCol w:w="3135"/>
+        <w:gridCol w:w="3135"/>
+      </w:tblGrid>
+      <w:tr>
+        <w:tc>
+          <w:tcPr>
+            <w:tcW w:type="dxa" w:w="3135"/>
+          </w:tcPr>
+          <w:p>
+            <w:pPr>
+              <w:spacing w:before="20" w:after="20"/>
+            </w:pPr>
+            <w:r>
+              <w:rPr>
+                <w:b/>
+              </w:rPr>
+              <w:t>dis_sub</w:t>
+            </w:r>
+          </w:p>
+        </w:tc>
+        <w:tc>
+          <w:tcPr>
+            <w:tcW w:type="dxa" w:w="3135"/>
+          </w:tcPr>
+          <w:p>
+            <w:pPr>
+              <w:spacing w:before="20" w:after="20"/>
+            </w:pPr>
+            <w:r>
+              <w:rPr>
+                <w:b/>
+              </w:rPr>
+              <w:t>Nombre</w:t>
+            </w:r>
+          </w:p>
+        </w:tc>
+        <w:tc>
+          <w:tcPr>
+            <w:tcW w:type="dxa" w:w="3135"/>
+          </w:tcPr>
+          <w:p>
+            <w:pPr>
+              <w:spacing w:before="20" w:after="20"/>
+            </w:pPr>
+            <w:r>
+              <w:rPr>
+                <w:b/>
+              </w:rPr>
+              <w:t>Clasificación / PIUE</w:t>
+            </w:r>
+          </w:p>
+        </w:tc>
+      </w:tr>
+      <w:tr>
+        <w:tc>
+          <w:tcPr>
+            <w:tcW w:type="dxa" w:w="3135"/>
+          </w:tcPr>
+          <w:p>
+            <w:pPr>
+              <w:spacing w:before="20" w:after="20"/>
+            </w:pPr>
+            <w:r>
+              <w:t>D1SD02</w:t>
+            </w:r>
+          </w:p>
+        </w:tc>
+        <w:tc>
+          <w:tcPr>
+            <w:tcW w:type="dxa" w:w="3135"/>
+          </w:tcPr>
+          <w:p>
+            <w:pPr>
+              <w:spacing w:before="20" w:after="20"/>
+            </w:pPr>
+            <w:r>
+              <w:t>Colinas de la Normal</w:t>
+            </w:r>
+          </w:p>
+        </w:tc>
+        <w:tc>
+          <w:tcPr>
+            <w:tcW w:type="dxa" w:w="3135"/>
+          </w:tcPr>
+          <w:p>
+            <w:pPr>
+              <w:spacing w:before="20" w:after="20"/>
+            </w:pPr>
+            <w:r>
+              <w:t>inmueble de valor artístico relevante · 4. La Normal Perímetro B</w:t>
+            </w:r>
+          </w:p>
+        </w:tc>
+      </w:tr>
+      <w:tr>
+        <w:tc>
+          <w:tcPr>
+            <w:tcW w:type="dxa" w:w="3135"/>
+          </w:tcPr>
+          <w:p>
+            <w:pPr>
+              <w:spacing w:before="20" w:after="20"/>
+            </w:pPr>
+            <w:r>
+              <w:t>D1SD03</w:t>
+            </w:r>
+          </w:p>
+        </w:tc>
+        <w:tc>
+          <w:tcPr>
+            <w:tcW w:type="dxa" w:w="3135"/>
+          </w:tcPr>
+          <w:p>
+            <w:pPr>
+              <w:spacing w:before="20" w:after="20"/>
+            </w:pPr>
+            <w:r>
+              <w:t>Centro Médico</w:t>
+            </w:r>
+          </w:p>
+        </w:tc>
+        <w:tc>
+          <w:tcPr>
+            <w:tcW w:type="dxa" w:w="3135"/>
+          </w:tcPr>
+          <w:p>
+            <w:pPr>
+              <w:spacing w:before="20" w:after="20"/>
+            </w:pPr>
+            <w:r>
+              <w:t>5. Distrito Salud</w:t>
+            </w:r>
+          </w:p>
+        </w:tc>
+      </w:tr>
+      <w:tr>
+        <w:tc>
+          <w:tcPr>
+            <w:tcW w:type="dxa" w:w="3135"/>
+          </w:tcPr>
+          <w:p>
+            <w:pPr>
+              <w:spacing w:before="20" w:after="20"/>
+            </w:pPr>
+            <w:r>
+              <w:t>D1SD04</w:t>
+            </w:r>
+          </w:p>
+        </w:tc>
+        <w:tc>
+          <w:tcPr>
+            <w:tcW w:type="dxa" w:w="3135"/>
+          </w:tcPr>
+          <w:p>
+            <w:pPr>
+              <w:spacing w:before="20" w:after="20"/>
+            </w:pPr>
+            <w:r>
+              <w:t>Santa Teresita</w:t>
+            </w:r>
+          </w:p>
+        </w:tc>
+        <w:tc>
+          <w:tcPr>
+            <w:tcW w:type="dxa" w:w="3135"/>
+          </w:tcPr>
+          <w:p>
+            <w:pPr>
+              <w:spacing w:before="20" w:after="20"/>
+            </w:pPr>
+            <w:r>
+              <w:t>artístico relevante + no armónica · 18. Chapultepec Perímetro B</w:t>
+            </w:r>
+          </w:p>
+        </w:tc>
+      </w:tr>
+      <w:tr>
+        <w:tc>
+          <w:tcPr>
+            <w:tcW w:type="dxa" w:w="3135"/>
+          </w:tcPr>
+          <w:p>
+            <w:pPr>
+              <w:spacing w:before="20" w:after="20"/>
+            </w:pPr>
+            <w:r>
+              <w:t>D1SD05</w:t>
+            </w:r>
+          </w:p>
+        </w:tc>
+        <w:tc>
+          <w:tcPr>
+            <w:tcW w:type="dxa" w:w="3135"/>
+          </w:tcPr>
+          <w:p>
+            <w:pPr>
+              <w:spacing w:before="20" w:after="20"/>
+            </w:pPr>
+            <w:r>
+              <w:t>Centro Histórico</w:t>
+            </w:r>
+          </w:p>
+        </w:tc>
+        <w:tc>
+          <w:tcPr>
+            <w:tcW w:type="dxa" w:w="3135"/>
+          </w:tcPr>
+          <w:p>
+            <w:pPr>
+              <w:spacing w:before="20" w:after="20"/>
+            </w:pPr>
+            <w:r>
+              <w:t>múltiples · 6. Corredor Alcalde - Centro Histórico Perímetro A</w:t>
+            </w:r>
+          </w:p>
+        </w:tc>
+      </w:tr>
+      <w:tr>
+        <w:tc>
+          <w:tcPr>
+            <w:tcW w:type="dxa" w:w="3135"/>
+          </w:tcPr>
+          <w:p>
+            <w:pPr>
+              <w:spacing w:before="20" w:after="20"/>
+            </w:pPr>
+            <w:r>
+              <w:t>D1SD06</w:t>
+            </w:r>
+          </w:p>
+        </w:tc>
+        <w:tc>
+          <w:tcPr>
+            <w:tcW w:type="dxa" w:w="3135"/>
+          </w:tcPr>
+          <w:p>
+            <w:pPr>
+              <w:spacing w:before="20" w:after="20"/>
+            </w:pPr>
+            <w:r>
+              <w:t>Analco</w:t>
+            </w:r>
+          </w:p>
+        </w:tc>
+        <w:tc>
+          <w:tcPr>
+            <w:tcW w:type="dxa" w:w="3135"/>
+          </w:tcPr>
+          <w:p>
+            <w:pPr>
+              <w:spacing w:before="20" w:after="20"/>
+            </w:pPr>
+            <w:r>
+              <w:t>armónica + ambiental · 8. Analco Perímetro B</w:t>
+            </w:r>
+          </w:p>
+        </w:tc>
+      </w:tr>
+      <w:tr>
+        <w:tc>
+          <w:tcPr>
+            <w:tcW w:type="dxa" w:w="3135"/>
+          </w:tcPr>
+          <w:p>
+            <w:pPr>
+              <w:spacing w:before="20" w:after="20"/>
+            </w:pPr>
+            <w:r>
+              <w:t>D1SD07</w:t>
+            </w:r>
+          </w:p>
+        </w:tc>
+        <w:tc>
+          <w:tcPr>
+            <w:tcW w:type="dxa" w:w="3135"/>
+          </w:tcPr>
+          <w:p>
+            <w:pPr>
+              <w:spacing w:before="20" w:after="20"/>
+            </w:pPr>
+            <w:r>
+              <w:t>La Moderna</w:t>
+            </w:r>
+          </w:p>
+        </w:tc>
+        <w:tc>
+          <w:tcPr>
+            <w:tcW w:type="dxa" w:w="3135"/>
+          </w:tcPr>
+          <w:p>
+            <w:pPr>
+              <w:spacing w:before="20" w:after="20"/>
+            </w:pPr>
+            <w:r>
+              <w:t>armónica + ambiental · 18. Chapultepec Perímetro B</w:t>
+            </w:r>
+          </w:p>
+        </w:tc>
+      </w:tr>
+      <w:tr>
+        <w:tc>
+          <w:tcPr>
+            <w:tcW w:type="dxa" w:w="3135"/>
+          </w:tcPr>
+          <w:p>
+            <w:pPr>
+              <w:spacing w:before="20" w:after="20"/>
+            </w:pPr>
+            <w:r>
+              <w:t>D1SD08</w:t>
+            </w:r>
+          </w:p>
+        </w:tc>
+        <w:tc>
+          <w:tcPr>
+            <w:tcW w:type="dxa" w:w="3135"/>
+          </w:tcPr>
+          <w:p>
+            <w:pPr>
+              <w:spacing w:before="20" w:after="20"/>
+            </w:pPr>
+            <w:r>
+              <w:t>Agua Azul</w:t>
+            </w:r>
+          </w:p>
+        </w:tc>
+        <w:tc>
+          <w:tcPr>
+            <w:tcW w:type="dxa" w:w="3135"/>
+          </w:tcPr>
+          <w:p>
+            <w:pPr>
+              <w:spacing w:before="20" w:after="20"/>
+            </w:pPr>
+            <w:r>
+              <w:t>12. Agua Azul - Central camionera</w:t>
+            </w:r>
+          </w:p>
+        </w:tc>
+      </w:tr>
+      <w:tr>
+        <w:tc>
+          <w:tcPr>
+            <w:tcW w:type="dxa" w:w="3135"/>
+          </w:tcPr>
+          <w:p>
+            <w:pPr>
+              <w:spacing w:before="20" w:after="20"/>
+            </w:pPr>
+            <w:r>
+              <w:t>D2SD03</w:t>
+            </w:r>
+          </w:p>
+        </w:tc>
+        <w:tc>
+          <w:tcPr>
+            <w:tcW w:type="dxa" w:w="3135"/>
+          </w:tcPr>
+          <w:p>
+            <w:pPr>
+              <w:spacing w:before="20" w:after="20"/>
+            </w:pPr>
+            <w:r>
+              <w:t>Country</w:t>
+            </w:r>
+          </w:p>
+        </w:tc>
+        <w:tc>
+          <w:tcPr>
+            <w:tcW w:type="dxa" w:w="3135"/>
+          </w:tcPr>
+          <w:p>
+            <w:pPr>
+              <w:spacing w:before="20" w:after="20"/>
+            </w:pPr>
+            <w:r>
+              <w:t>22. Corredor Ávila Camacho</w:t>
+            </w:r>
+          </w:p>
+        </w:tc>
+      </w:tr>
+      <w:tr>
+        <w:tc>
+          <w:tcPr>
+            <w:tcW w:type="dxa" w:w="3135"/>
+          </w:tcPr>
+          <w:p>
+            <w:pPr>
+              <w:spacing w:before="20" w:after="20"/>
+            </w:pPr>
+            <w:r>
+              <w:t>D2SD04</w:t>
+            </w:r>
+          </w:p>
+        </w:tc>
+        <w:tc>
+          <w:tcPr>
+            <w:tcW w:type="dxa" w:w="3135"/>
+          </w:tcPr>
+          <w:p>
+            <w:pPr>
+              <w:spacing w:before="20" w:after="20"/>
+            </w:pPr>
+            <w:r>
+              <w:t>Jardines del Country - Atemajac</w:t>
+            </w:r>
+          </w:p>
+        </w:tc>
+        <w:tc>
+          <w:tcPr>
+            <w:tcW w:type="dxa" w:w="3135"/>
+          </w:tcPr>
+          <w:p>
+            <w:pPr>
+              <w:spacing w:before="20" w:after="20"/>
+            </w:pPr>
+            <w:r>
+              <w:t>monumento histórico civil · Atemajac</w:t>
+            </w:r>
+          </w:p>
+        </w:tc>
+      </w:tr>
+      <w:tr>
+        <w:tc>
+          <w:tcPr>
+            <w:tcW w:type="dxa" w:w="3135"/>
+          </w:tcPr>
+          <w:p>
+            <w:pPr>
+              <w:spacing w:before="20" w:after="20"/>
+            </w:pPr>
+            <w:r>
+              <w:t>D2SD07</w:t>
+            </w:r>
+          </w:p>
+        </w:tc>
+        <w:tc>
+          <w:tcPr>
+            <w:tcW w:type="dxa" w:w="3135"/>
+          </w:tcPr>
+          <w:p>
+            <w:pPr>
+              <w:spacing w:before="20" w:after="20"/>
+            </w:pPr>
+            <w:r>
+              <w:t>Arcos - Ladrón de Guevara</w:t>
+            </w:r>
+          </w:p>
+        </w:tc>
+        <w:tc>
+          <w:tcPr>
+            <w:tcW w:type="dxa" w:w="3135"/>
+          </w:tcPr>
+          <w:p>
+            <w:pPr>
+              <w:spacing w:before="20" w:after="20"/>
+            </w:pPr>
+            <w:r>
+              <w:t>armónica · 19. Minerva Perímetro B</w:t>
+            </w:r>
+          </w:p>
+        </w:tc>
+      </w:tr>
+      <w:tr>
+        <w:tc>
+          <w:tcPr>
+            <w:tcW w:type="dxa" w:w="3135"/>
+          </w:tcPr>
+          <w:p>
+            <w:pPr>
+              <w:spacing w:before="20" w:after="20"/>
+            </w:pPr>
+            <w:r>
+              <w:t>D2SD08</w:t>
+            </w:r>
+          </w:p>
+        </w:tc>
+        <w:tc>
+          <w:tcPr>
+            <w:tcW w:type="dxa" w:w="3135"/>
+          </w:tcPr>
+          <w:p>
+            <w:pPr>
+              <w:spacing w:before="20" w:after="20"/>
+            </w:pPr>
+            <w:r>
+              <w:t>Chapalita</w:t>
+            </w:r>
+          </w:p>
+        </w:tc>
+        <w:tc>
+          <w:tcPr>
+            <w:tcW w:type="dxa" w:w="3135"/>
+          </w:tcPr>
+          <w:p>
+            <w:pPr>
+              <w:spacing w:before="20" w:after="20"/>
+            </w:pPr>
+            <w:r>
+              <w:t>21. Corredor Mariano Otero - Plaza del Sol</w:t>
+            </w:r>
+          </w:p>
+        </w:tc>
+      </w:tr>
+      <w:tr>
+        <w:tc>
+          <w:tcPr>
+            <w:tcW w:type="dxa" w:w="3135"/>
+          </w:tcPr>
+          <w:p>
+            <w:pPr>
+              <w:spacing w:before="20" w:after="20"/>
+            </w:pPr>
+            <w:r>
+              <w:t>D2SD09</w:t>
+            </w:r>
+          </w:p>
+        </w:tc>
+        <w:tc>
+          <w:tcPr>
+            <w:tcW w:type="dxa" w:w="3135"/>
+          </w:tcPr>
+          <w:p>
+            <w:pPr>
+              <w:spacing w:before="20" w:after="20"/>
+            </w:pPr>
+            <w:r>
+              <w:t>Jardines del Bosque</w:t>
+            </w:r>
+          </w:p>
+        </w:tc>
+        <w:tc>
+          <w:tcPr>
+            <w:tcW w:type="dxa" w:w="3135"/>
+          </w:tcPr>
+          <w:p>
+            <w:pPr>
+              <w:spacing w:before="20" w:after="20"/>
+            </w:pPr>
+            <w:r>
+              <w:t>armónica · Jardines del Bosque</w:t>
+            </w:r>
+          </w:p>
+        </w:tc>
+      </w:tr>
+      <w:tr>
+        <w:tc>
+          <w:tcPr>
+            <w:tcW w:type="dxa" w:w="3135"/>
+          </w:tcPr>
+          <w:p>
+            <w:pPr>
+              <w:spacing w:before="20" w:after="20"/>
+            </w:pPr>
+            <w:r>
+              <w:t>D3SD01</w:t>
+            </w:r>
+          </w:p>
+        </w:tc>
+        <w:tc>
+          <w:tcPr>
+            <w:tcW w:type="dxa" w:w="3135"/>
+          </w:tcPr>
+          <w:p>
+            <w:pPr>
+              <w:spacing w:before="20" w:after="20"/>
+            </w:pPr>
+            <w:r>
+              <w:t>Huentitán el Bajo</w:t>
+            </w:r>
+          </w:p>
+        </w:tc>
+        <w:tc>
+          <w:tcPr>
+            <w:tcW w:type="dxa" w:w="3135"/>
+          </w:tcPr>
+          <w:p>
+            <w:pPr>
+              <w:spacing w:before="20" w:after="20"/>
+            </w:pPr>
+            <w:r>
+              <w:t>1. Huentitán</w:t>
+            </w:r>
+          </w:p>
+        </w:tc>
+      </w:tr>
+      <w:tr>
+        <w:tc>
+          <w:tcPr>
+            <w:tcW w:type="dxa" w:w="3135"/>
+          </w:tcPr>
+          <w:p>
+            <w:pPr>
+              <w:spacing w:before="20" w:after="20"/>
+            </w:pPr>
+            <w:r>
+              <w:t>D3SD02</w:t>
+            </w:r>
+          </w:p>
+        </w:tc>
+        <w:tc>
+          <w:tcPr>
+            <w:tcW w:type="dxa" w:w="3135"/>
+          </w:tcPr>
+          <w:p>
+            <w:pPr>
+              <w:spacing w:before="20" w:after="20"/>
+            </w:pPr>
+            <w:r>
+              <w:t>Zoológico</w:t>
+            </w:r>
+          </w:p>
+        </w:tc>
+        <w:tc>
+          <w:tcPr>
+            <w:tcW w:type="dxa" w:w="3135"/>
+          </w:tcPr>
+          <w:p>
+            <w:pPr>
+              <w:spacing w:before="20" w:after="20"/>
+            </w:pPr>
+            <w:r>
+              <w:t>1. Huentitán</w:t>
+            </w:r>
+          </w:p>
+        </w:tc>
+      </w:tr>
+      <w:tr>
+        <w:tc>
+          <w:tcPr>
+            <w:tcW w:type="dxa" w:w="3135"/>
+          </w:tcPr>
+          <w:p>
+            <w:pPr>
+              <w:spacing w:before="20" w:after="20"/>
+            </w:pPr>
+            <w:r>
+              <w:t>D3SD03</w:t>
+            </w:r>
+          </w:p>
+        </w:tc>
+        <w:tc>
+          <w:tcPr>
+            <w:tcW w:type="dxa" w:w="3135"/>
+          </w:tcPr>
+          <w:p>
+            <w:pPr>
+              <w:spacing w:before="20" w:after="20"/>
+            </w:pPr>
+            <w:r>
+              <w:t>Lomas del Paraíso</w:t>
+            </w:r>
+          </w:p>
+        </w:tc>
+        <w:tc>
+          <w:tcPr>
+            <w:tcW w:type="dxa" w:w="3135"/>
+          </w:tcPr>
+          <w:p>
+            <w:pPr>
+              <w:spacing w:before="20" w:after="20"/>
+            </w:pPr>
+            <w:r>
+              <w:t>2. Canal de Atemajac</w:t>
+            </w:r>
+          </w:p>
+        </w:tc>
+      </w:tr>
+      <w:tr>
+        <w:tc>
+          <w:tcPr>
+            <w:tcW w:type="dxa" w:w="3135"/>
+          </w:tcPr>
+          <w:p>
+            <w:pPr>
+              <w:spacing w:before="20" w:after="20"/>
+            </w:pPr>
+            <w:r>
+              <w:t>D3SD04</w:t>
+            </w:r>
+          </w:p>
+        </w:tc>
+        <w:tc>
+          <w:tcPr>
+            <w:tcW w:type="dxa" w:w="3135"/>
+          </w:tcPr>
+          <w:p>
+            <w:pPr>
+              <w:spacing w:before="20" w:after="20"/>
+            </w:pPr>
+            <w:r>
+              <w:t>Rancho Nuevo</w:t>
+            </w:r>
+          </w:p>
+        </w:tc>
+        <w:tc>
+          <w:tcPr>
+            <w:tcW w:type="dxa" w:w="3135"/>
+          </w:tcPr>
+          <w:p>
+            <w:pPr>
+              <w:spacing w:before="20" w:after="20"/>
+            </w:pPr>
+            <w:r>
+              <w:t>2. Canal de Atemajac</w:t>
+            </w:r>
+          </w:p>
+        </w:tc>
+      </w:tr>
+      <w:tr>
+        <w:tc>
+          <w:tcPr>
+            <w:tcW w:type="dxa" w:w="3135"/>
+          </w:tcPr>
+          <w:p>
+            <w:pPr>
+              <w:spacing w:before="20" w:after="20"/>
+            </w:pPr>
+            <w:r>
+              <w:t>D4SD02</w:t>
+            </w:r>
+          </w:p>
+        </w:tc>
+        <w:tc>
+          <w:tcPr>
+            <w:tcW w:type="dxa" w:w="3135"/>
+          </w:tcPr>
+          <w:p>
+            <w:pPr>
+              <w:spacing w:before="20" w:after="20"/>
+            </w:pPr>
+            <w:r>
+              <w:t>Panteón Nuevo</w:t>
+            </w:r>
+          </w:p>
+        </w:tc>
+        <w:tc>
+          <w:tcPr>
+            <w:tcW w:type="dxa" w:w="3135"/>
+          </w:tcPr>
+          <w:p>
+            <w:pPr>
+              <w:spacing w:before="20" w:after="20"/>
+            </w:pPr>
+            <w:r>
+              <w:t>inmueble de valor artístico relevante</w:t>
+            </w:r>
+          </w:p>
+        </w:tc>
+      </w:tr>
+      <w:tr>
+        <w:tc>
+          <w:tcPr>
+            <w:tcW w:type="dxa" w:w="3135"/>
+          </w:tcPr>
+          <w:p>
+            <w:pPr>
+              <w:spacing w:before="20" w:after="20"/>
+            </w:pPr>
+            <w:r>
+              <w:t>D5SD04</w:t>
+            </w:r>
+          </w:p>
+        </w:tc>
+        <w:tc>
+          <w:tcPr>
+            <w:tcW w:type="dxa" w:w="3135"/>
+          </w:tcPr>
+          <w:p>
+            <w:pPr>
+              <w:spacing w:before="20" w:after="20"/>
+            </w:pPr>
+            <w:r>
+              <w:t>San Andrés</w:t>
+            </w:r>
+          </w:p>
+        </w:tc>
+        <w:tc>
+          <w:tcPr>
+            <w:tcW w:type="dxa" w:w="3135"/>
+          </w:tcPr>
+          <w:p>
+            <w:pPr>
+              <w:spacing w:before="20" w:after="20"/>
+            </w:pPr>
+            <w:r>
+              <w:t>artístico relevante + armónica · San Andrés</w:t>
+            </w:r>
+          </w:p>
+        </w:tc>
+      </w:tr>
+      <w:tr>
+        <w:tc>
+          <w:tcPr>
+            <w:tcW w:type="dxa" w:w="3135"/>
+          </w:tcPr>
+          <w:p>
+            <w:pPr>
+              <w:spacing w:before="20" w:after="20"/>
+            </w:pPr>
+            <w:r>
+              <w:t>D5SD05</w:t>
+            </w:r>
+          </w:p>
+        </w:tc>
+        <w:tc>
+          <w:tcPr>
+            <w:tcW w:type="dxa" w:w="3135"/>
+          </w:tcPr>
+          <w:p>
+            <w:pPr>
+              <w:spacing w:before="20" w:after="20"/>
+            </w:pPr>
+            <w:r>
+              <w:t>Tecnológico</w:t>
+            </w:r>
+          </w:p>
+        </w:tc>
+        <w:tc>
+          <w:tcPr>
+            <w:tcW w:type="dxa" w:w="3135"/>
+          </w:tcPr>
+          <w:p>
+            <w:pPr>
+              <w:spacing w:before="20" w:after="20"/>
+            </w:pPr>
+            <w:r>
+              <w:t>artístico relevante · 11. Revolución - Tecnológico</w:t>
+            </w:r>
+          </w:p>
+        </w:tc>
+      </w:tr>
+      <w:tr>
+        <w:tc>
+          <w:tcPr>
+            <w:tcW w:type="dxa" w:w="3135"/>
+          </w:tcPr>
+          <w:p>
+            <w:pPr>
+              <w:spacing w:before="20" w:after="20"/>
+            </w:pPr>
+            <w:r>
+              <w:t>D5SD06</w:t>
+            </w:r>
+          </w:p>
+        </w:tc>
+        <w:tc>
+          <w:tcPr>
+            <w:tcW w:type="dxa" w:w="3135"/>
+          </w:tcPr>
+          <w:p>
+            <w:pPr>
+              <w:spacing w:before="20" w:after="20"/>
+            </w:pPr>
+            <w:r>
+              <w:t>Medrano</w:t>
+            </w:r>
+          </w:p>
+        </w:tc>
+        <w:tc>
+          <w:tcPr>
+            <w:tcW w:type="dxa" w:w="3135"/>
+          </w:tcPr>
+          <w:p>
+            <w:pPr>
+              <w:spacing w:before="20" w:after="20"/>
+            </w:pPr>
+            <w:r>
+              <w:t>11. Revolución - Tecnológico</w:t>
+            </w:r>
+          </w:p>
+        </w:tc>
+      </w:tr>
+      <w:tr>
+        <w:tc>
+          <w:tcPr>
+            <w:tcW w:type="dxa" w:w="3135"/>
+          </w:tcPr>
+          <w:p>
+            <w:pPr>
+              <w:spacing w:before="20" w:after="20"/>
+            </w:pPr>
+            <w:r>
+              <w:t>D5SD07</w:t>
+            </w:r>
+          </w:p>
+        </w:tc>
+        <w:tc>
+          <w:tcPr>
+            <w:tcW w:type="dxa" w:w="3135"/>
+          </w:tcPr>
+          <w:p>
+            <w:pPr>
+              <w:spacing w:before="20" w:after="20"/>
+            </w:pPr>
+            <w:r>
+              <w:t>González Gallo</w:t>
+            </w:r>
+          </w:p>
+        </w:tc>
+        <w:tc>
+          <w:tcPr>
+            <w:tcW w:type="dxa" w:w="3135"/>
+          </w:tcPr>
+          <w:p>
+            <w:pPr>
+              <w:spacing w:before="20" w:after="20"/>
+            </w:pPr>
+            <w:r>
+              <w:t>artístico relevante · 12. Agua Azul - Central camionera</w:t>
+            </w:r>
+          </w:p>
+        </w:tc>
+      </w:tr>
+      <w:tr>
+        <w:tc>
+          <w:tcPr>
+            <w:tcW w:type="dxa" w:w="3135"/>
+          </w:tcPr>
+          <w:p>
+            <w:pPr>
+              <w:spacing w:before="20" w:after="20"/>
+            </w:pPr>
+            <w:r>
+              <w:t>D6SD03</w:t>
+            </w:r>
+          </w:p>
+        </w:tc>
+        <w:tc>
+          <w:tcPr>
+            <w:tcW w:type="dxa" w:w="3135"/>
+          </w:tcPr>
+          <w:p>
+            <w:pPr>
+              <w:spacing w:before="20" w:after="20"/>
+            </w:pPr>
+            <w:r>
+              <w:t>San Rafael</w:t>
+            </w:r>
+          </w:p>
+        </w:tc>
+        <w:tc>
+          <w:tcPr>
+            <w:tcW w:type="dxa" w:w="3135"/>
+          </w:tcPr>
+          <w:p>
+            <w:pPr>
+              <w:spacing w:before="20" w:after="20"/>
+            </w:pPr>
+            <w:r>
+              <w:t>11. Revolución - Tecnológico</w:t>
+            </w:r>
+          </w:p>
+        </w:tc>
+      </w:tr>
+      <w:tr>
+        <w:tc>
+          <w:tcPr>
+            <w:tcW w:type="dxa" w:w="3135"/>
+          </w:tcPr>
+          <w:p>
+            <w:pPr>
+              <w:spacing w:before="20" w:after="20"/>
+            </w:pPr>
+            <w:r>
+              <w:t>D7SD04</w:t>
+            </w:r>
+          </w:p>
+        </w:tc>
+        <w:tc>
+          <w:tcPr>
+            <w:tcW w:type="dxa" w:w="3135"/>
+          </w:tcPr>
+          <w:p>
+            <w:pPr>
+              <w:spacing w:before="20" w:after="20"/>
+            </w:pPr>
+            <w:r>
+              <w:t>Zona Industrial - El Dean</w:t>
+            </w:r>
+          </w:p>
+        </w:tc>
+        <w:tc>
+          <w:tcPr>
+            <w:tcW w:type="dxa" w:w="3135"/>
+          </w:tcPr>
+          <w:p>
+            <w:pPr>
+              <w:spacing w:before="20" w:after="20"/>
+            </w:pPr>
+            <w:r>
+              <w:t>13. Industrial</w:t>
+            </w:r>
+          </w:p>
+        </w:tc>
+      </w:tr>
+      <w:tr>
+        <w:tc>
+          <w:tcPr>
+            <w:tcW w:type="dxa" w:w="3135"/>
+          </w:tcPr>
+          <w:p>
+            <w:pPr>
+              <w:spacing w:before="20" w:after="20"/>
+            </w:pPr>
+            <w:r>
+              <w:t>D7SD10</w:t>
+            </w:r>
+          </w:p>
+        </w:tc>
+        <w:tc>
+          <w:tcPr>
+            <w:tcW w:type="dxa" w:w="3135"/>
+          </w:tcPr>
+          <w:p>
+            <w:pPr>
+              <w:spacing w:before="20" w:after="20"/>
+            </w:pPr>
+            <w:r>
+              <w:t>Miravalle</w:t>
+            </w:r>
+          </w:p>
+        </w:tc>
+        <w:tc>
+          <w:tcPr>
+            <w:tcW w:type="dxa" w:w="3135"/>
+          </w:tcPr>
+          <w:p>
+            <w:pPr>
+              <w:spacing w:before="20" w:after="20"/>
+            </w:pPr>
+            <w:r>
+              <w:t>15. Miravalle - Cerro del Cuatro</w:t>
+            </w:r>
+          </w:p>
+        </w:tc>
+      </w:tr>
+    </w:tbl>
+    <w:p/>
+    <w:p>
+      <w:pPr>
+        <w:pStyle w:val="Heading3"/>
+      </w:pPr>
+      <w:r>
+        <w:t>14.4 Conclusión</w:t>
+      </w:r>
+    </w:p>
+    <w:p>
+      <w:pPr>
+        <w:pStyle w:val="ListBullet"/>
+      </w:pPr>
+      <w:r>
+        <w:rPr>
+          <w:b/>
+        </w:rPr>
+        <w:t>No hay falsos negativos</w:t>
+      </w:r>
+      <w:r>
+        <w:t>: todos los subdistritos con restricción real son detectados por WMS (</w:t>
+      </w:r>
+      <w:r>
+        <w:rPr>
+          <w:rFonts w:ascii="Courier New" w:hAnsi="Courier New"/>
+          <w:sz w:val="18"/>
+        </w:rPr>
+        <w:t>PatrimonioLevantamiento</w:t>
+      </w:r>
+      <w:r>
+        <w:t xml:space="preserve"> o </w:t>
+      </w:r>
+      <w:r>
+        <w:rPr>
+          <w:rFonts w:ascii="Courier New" w:hAnsi="Courier New"/>
+          <w:sz w:val="18"/>
+        </w:rPr>
+        <w:t>PIUESyBarrios</w:t>
+      </w:r>
+      <w:r>
+        <w:t xml:space="preserve">) en la rama directa, antes de llegar al fallback </w:t>
+      </w:r>
+      <w:r>
+        <w:rPr>
+          <w:rFonts w:ascii="Courier New" w:hAnsi="Courier New"/>
+          <w:sz w:val="18"/>
+        </w:rPr>
+        <w:t>esCentroHist</w:t>
+      </w:r>
+      <w:r>
+        <w:t>.</w:t>
+      </w:r>
+    </w:p>
+    <w:p>
+      <w:pPr>
+        <w:pStyle w:val="ListBullet"/>
+      </w:pPr>
+      <w:r>
+        <w:rPr>
+          <w:b/>
+        </w:rPr>
+        <w:t>El fix es correcto y suficiente</w:t>
+      </w:r>
+      <w:r>
+        <w:t>: la lógica basada en nombre (</w:t>
+      </w:r>
+      <w:r>
+        <w:rPr>
+          <w:rFonts w:ascii="Courier New" w:hAnsi="Courier New"/>
+          <w:sz w:val="18"/>
+        </w:rPr>
+        <w:t>sub2.includes('centro hist')</w:t>
+      </w:r>
+      <w:r>
+        <w:t>) elimina los 4 falsos positivos sin afectar ningún caso real.</w:t>
+      </w:r>
+    </w:p>
+    <w:p>
+      <w:pPr>
+        <w:pStyle w:val="ListBullet"/>
+      </w:pPr>
+      <w:r>
+        <w:rPr>
+          <w:b/>
+        </w:rPr>
+        <w:t>D5SD05 Tecnológico</w:t>
+      </w:r>
+      <w:r>
+        <w:t xml:space="preserve"> (también tiene </w:t>
+      </w:r>
+      <w:r>
+        <w:rPr>
+          <w:rFonts w:ascii="Courier New" w:hAnsi="Courier New"/>
+          <w:sz w:val="18"/>
+        </w:rPr>
+        <w:t>sub1='05'</w:t>
+      </w:r>
+      <w:r>
+        <w:t>): no es falso positivo porque el WMS devuelve features reales; el fix no lo afecta.</w:t>
+      </w:r>
+    </w:p>
+    <w:p>
+      <w:pPr>
+        <w:pBdr>
+          <w:bottom w:val="single" w:sz="4" w:space="1" w:color="BBBBBB"/>
+        </w:pBdr>
+        <w:spacing w:before="0" w:after="160"/>
+      </w:pPr>
+    </w:p>
+    <w:p>
+      <w:pPr>
+        <w:pStyle w:val="Heading2"/>
+      </w:pPr>
+      <w:r>
+        <w:t>15. Parámetros de la sesión</w:t>
       </w:r>
     </w:p>
     <w:tbl>
@@ -4402,7 +6270,7 @@
               <w:spacing w:before="20" w:after="20"/>
             </w:pPr>
             <w:r>
-              <w:t>12–14 ago 2026</w:t>
+              <w:t>12–15 ago 2026</w:t>
             </w:r>
           </w:p>
         </w:tc>
@@ -4430,7 +6298,7 @@
               <w:spacing w:before="20" w:after="20"/>
             </w:pPr>
             <w:r>
-              <w:t>12 ago 2026 (sesión original) + 14 ago 2026 (sesión continuación)</w:t>
+              <w:t>12 ago 2026 (sesión original) + 14 ago 2026 (sesión continuación) + 15 ago 2026 (bug patrimonial + auditoría)</w:t>
             </w:r>
           </w:p>
         </w:tc>
@@ -4590,7 +6458,7 @@
         <w:pStyle w:val="Heading2"/>
       </w:pPr>
       <w:r>
-        <w:t>14. Estado de módulos al 14 ago 2026</w:t>
+        <w:t>16. Estado de módulos al 15 ago 2026</w:t>
       </w:r>
     </w:p>
     <w:tbl>
@@ -4690,7 +6558,7 @@
               <w:spacing w:before="20" w:after="20"/>
             </w:pPr>
             <w:r>
-              <w:t>Sin cambios</w:t>
+              <w:t>Fix patrimonial (c927da6)</w:t>
             </w:r>
           </w:p>
         </w:tc>
@@ -5066,7 +6934,7 @@
               <w:spacing w:before="20" w:after="20"/>
             </w:pPr>
             <w:r>
-              <w:t>Sin cambios</w:t>
+              <w:t>Fix patrimonial (c927da6)</w:t>
             </w:r>
           </w:p>
         </w:tc>
@@ -5127,7 +6995,7 @@
         <w:pStyle w:val="Heading2"/>
       </w:pPr>
       <w:r>
-        <w:t>15. Pendientes arrastrados</w:t>
+        <w:t>17. Pendientes arrastrados</w:t>
       </w:r>
     </w:p>
     <w:p>
@@ -5271,7 +7139,7 @@
         <w:rPr>
           <w:i/>
         </w:rPr>
-        <w:t>Bitácora generada: 12 ago 2026 · Actualizada: 14 ago 2026 · Fernando H.</w:t>
+        <w:t>Bitácora generada: 12 ago 2026 · Actualizada: 15 ago 2026 · Fernando H.</w:t>
       </w:r>
     </w:p>
     <w:sectPr>
